--- a/files/Setting.docx
+++ b/files/Setting.docx
@@ -5,26 +5,33 @@
     <w:p>
       <w:pPr>
         <w:rPr>
+          <w:sz w:val="56"/>
+          <w:szCs w:val="56"/>
+        </w:rPr>
+      </w:pPr>
+      <w:r>
+        <w:rPr>
           <w:sz w:val="72"/>
           <w:szCs w:val="72"/>
         </w:rPr>
-      </w:pPr>
+        <w:t>__</w:t>
+      </w:r>
+      <w:proofErr w:type="spellStart"/>
       <w:r>
         <w:rPr>
           <w:sz w:val="72"/>
           <w:szCs w:val="72"/>
         </w:rPr>
-        <w:t>……………………………………………………………………………………………………….</w:t>
-      </w:r>
-    </w:p>
-    <w:p>
-      <w:pPr>
-        <w:jc w:val="center"/>
-        <w:rPr>
-          <w:sz w:val="56"/>
-          <w:szCs w:val="56"/>
-        </w:rPr>
-      </w:pPr>
+        <w:t>hr</w:t>
+      </w:r>
+      <w:proofErr w:type="spellEnd"/>
+      <w:r>
+        <w:rPr>
+          <w:sz w:val="72"/>
+          <w:szCs w:val="72"/>
+        </w:rPr>
+        <w:t>__</w:t>
+      </w:r>
     </w:p>
     <w:p>
       <w:pPr>
@@ -148,106 +155,99 @@
           <w:sz w:val="32"/>
           <w:szCs w:val="32"/>
         </w:rPr>
-        <w:t xml:space="preserve">a particular dimensionless parameter called the “Reynolds number” (defined below) is too large, the flow will be </w:t>
-      </w:r>
+        <w:t>a particular dimensionless parameter called the “Reynolds number” (defined below) is too large, the flow will be “turbulent</w:t>
+      </w:r>
+      <w:r>
+        <w:rPr>
+          <w:sz w:val="32"/>
+          <w:szCs w:val="32"/>
+        </w:rPr>
+        <w:t>,</w:t>
+      </w:r>
+      <w:r>
+        <w:rPr>
+          <w:sz w:val="32"/>
+          <w:szCs w:val="32"/>
+        </w:rPr>
+        <w:t>”</w:t>
+      </w:r>
+      <w:r>
+        <w:rPr>
+          <w:sz w:val="32"/>
+          <w:szCs w:val="32"/>
+        </w:rPr>
+        <w:t xml:space="preserve"> and necessarily three-dimensional. Second, if</w:t>
+      </w:r>
+      <w:r>
+        <w:rPr>
+          <w:sz w:val="32"/>
+          <w:szCs w:val="32"/>
+        </w:rPr>
+        <w:t xml:space="preserve"> </w:t>
+      </w:r>
+      <w:r>
+        <w:rPr>
+          <w:sz w:val="32"/>
+          <w:szCs w:val="32"/>
+        </w:rPr>
+        <w:t>the cylinder ends at walls, there will be three-dimensional effects</w:t>
+      </w:r>
+      <w:r>
+        <w:rPr>
+          <w:sz w:val="32"/>
+          <w:szCs w:val="32"/>
+        </w:rPr>
+        <w:t xml:space="preserve"> even if the flow is not turbulent</w:t>
+      </w:r>
+      <w:r>
+        <w:rPr>
+          <w:sz w:val="32"/>
+          <w:szCs w:val="32"/>
+        </w:rPr>
+        <w:t>, because the flow near the central span of the cylinder will be different than the flow near the walls.</w:t>
+      </w:r>
+      <w:r>
+        <w:rPr>
+          <w:sz w:val="32"/>
+          <w:szCs w:val="32"/>
+        </w:rPr>
+        <w:t xml:space="preserve"> This three-dimensionality persists up to ratios of the cylinder length to the cylinder diameter </w:t>
+      </w:r>
+      <w:r>
+        <w:rPr>
+          <w:sz w:val="32"/>
+          <w:szCs w:val="32"/>
+        </w:rPr>
+        <w:t>as</w:t>
+      </w:r>
+      <w:r>
+        <w:rPr>
+          <w:sz w:val="32"/>
+          <w:szCs w:val="32"/>
+        </w:rPr>
+        <w:t xml:space="preserve"> high as</w:t>
+      </w:r>
+      <w:r>
+        <w:rPr>
+          <w:sz w:val="32"/>
+          <w:szCs w:val="32"/>
+        </w:rPr>
+        <w:t xml:space="preserve"> 75. </w:t>
+      </w:r>
+    </w:p>
+    <w:p>
+      <w:pPr>
+        <w:rPr>
+          <w:sz w:val="32"/>
+          <w:szCs w:val="32"/>
+        </w:rPr>
+      </w:pPr>
       <w:r>
         <w:rPr>
           <w:sz w:val="32"/>
           <w:szCs w:val="32"/>
         </w:rPr>
         <w:lastRenderedPageBreak/>
-        <w:t>“turbulent</w:t>
-      </w:r>
-      <w:r>
-        <w:rPr>
-          <w:sz w:val="32"/>
-          <w:szCs w:val="32"/>
-        </w:rPr>
-        <w:t>,</w:t>
-      </w:r>
-      <w:r>
-        <w:rPr>
-          <w:sz w:val="32"/>
-          <w:szCs w:val="32"/>
-        </w:rPr>
-        <w:t>”</w:t>
-      </w:r>
-      <w:r>
-        <w:rPr>
-          <w:sz w:val="32"/>
-          <w:szCs w:val="32"/>
-        </w:rPr>
-        <w:t xml:space="preserve"> and necessarily three-dimensional. Second, if</w:t>
-      </w:r>
-      <w:r>
-        <w:rPr>
-          <w:sz w:val="32"/>
-          <w:szCs w:val="32"/>
-        </w:rPr>
-        <w:t xml:space="preserve"> </w:t>
-      </w:r>
-      <w:r>
-        <w:rPr>
-          <w:sz w:val="32"/>
-          <w:szCs w:val="32"/>
-        </w:rPr>
-        <w:t>the cylinder ends at walls, there will be three-dimensional effects</w:t>
-      </w:r>
-      <w:r>
-        <w:rPr>
-          <w:sz w:val="32"/>
-          <w:szCs w:val="32"/>
-        </w:rPr>
-        <w:t xml:space="preserve"> even if the flow is not turbulent</w:t>
-      </w:r>
-      <w:r>
-        <w:rPr>
-          <w:sz w:val="32"/>
-          <w:szCs w:val="32"/>
-        </w:rPr>
-        <w:t>, because the flow near the central span of the cylinder will be different than the flow near the walls.</w:t>
-      </w:r>
-      <w:r>
-        <w:rPr>
-          <w:sz w:val="32"/>
-          <w:szCs w:val="32"/>
-        </w:rPr>
-        <w:t xml:space="preserve"> This three-dimensionality persists up to ratios of the cylinder length to the cylinder diameter </w:t>
-      </w:r>
-      <w:r>
-        <w:rPr>
-          <w:sz w:val="32"/>
-          <w:szCs w:val="32"/>
-        </w:rPr>
-        <w:t>as</w:t>
-      </w:r>
-      <w:r>
-        <w:rPr>
-          <w:sz w:val="32"/>
-          <w:szCs w:val="32"/>
-        </w:rPr>
-        <w:t xml:space="preserve"> high as</w:t>
-      </w:r>
-      <w:r>
-        <w:rPr>
-          <w:sz w:val="32"/>
-          <w:szCs w:val="32"/>
-        </w:rPr>
-        <w:t xml:space="preserve"> 75. </w:t>
-      </w:r>
-    </w:p>
-    <w:p>
-      <w:pPr>
-        <w:rPr>
-          <w:sz w:val="32"/>
-          <w:szCs w:val="32"/>
-        </w:rPr>
-      </w:pPr>
-      <w:r>
-        <w:rPr>
-          <w:sz w:val="32"/>
-          <w:szCs w:val="32"/>
-        </w:rPr>
         <w:t>But three-dimensional computations are much more complex, and consume significantly more computational resources and are beyond the scope of what is practical for a website like ours.</w:t>
       </w:r>
       <w:r>
@@ -448,7 +448,6 @@
           <w:sz w:val="32"/>
           <w:szCs w:val="32"/>
         </w:rPr>
-        <w:lastRenderedPageBreak/>
         <w:t xml:space="preserve">This is a </w:t>
       </w:r>
       <w:r>
@@ -655,7 +654,30 @@
           <w:sz w:val="32"/>
           <w:szCs w:val="32"/>
         </w:rPr>
-        <w:t xml:space="preserve">, </w:t>
+        <w:t>, and</w:t>
+      </w:r>
+      <w:r>
+        <w:rPr>
+          <w:color w:val="FFFFFF" w:themeColor="background1"/>
+          <w:sz w:val="32"/>
+          <w:szCs w:val="32"/>
+        </w:rPr>
+        <w:t>s</w:t>
+      </w:r>
+      <w:r>
+        <w:rPr>
+          <w:i/>
+          <w:sz w:val="32"/>
+          <w:szCs w:val="32"/>
+        </w:rPr>
+        <w:t>y</w:t>
+      </w:r>
+      <w:r>
+        <w:rPr>
+          <w:sz w:val="32"/>
+          <w:szCs w:val="32"/>
+        </w:rPr>
+        <w:t xml:space="preserve">  are the time and </w:t>
       </w:r>
       <w:proofErr w:type="spellStart"/>
       <w:r>
@@ -663,6 +685,103 @@
           <w:sz w:val="32"/>
           <w:szCs w:val="32"/>
         </w:rPr>
+        <w:t>the</w:t>
+      </w:r>
+      <w:r>
+        <w:rPr>
+          <w:color w:val="FFFFFF" w:themeColor="background1"/>
+          <w:sz w:val="32"/>
+          <w:szCs w:val="32"/>
+        </w:rPr>
+        <w:t>s</w:t>
+      </w:r>
+      <w:r>
+        <w:rPr>
+          <w:i/>
+          <w:sz w:val="32"/>
+          <w:szCs w:val="32"/>
+        </w:rPr>
+        <w:t>x</w:t>
+      </w:r>
+      <w:proofErr w:type="spellEnd"/>
+      <w:r>
+        <w:rPr>
+          <w:i/>
+          <w:sz w:val="32"/>
+          <w:szCs w:val="32"/>
+        </w:rPr>
+        <w:t>-</w:t>
+      </w:r>
+      <w:r>
+        <w:rPr>
+          <w:sz w:val="32"/>
+          <w:szCs w:val="32"/>
+        </w:rPr>
+        <w:t xml:space="preserve"> and</w:t>
+      </w:r>
+      <w:r>
+        <w:rPr>
+          <w:color w:val="FFFFFF" w:themeColor="background1"/>
+          <w:sz w:val="32"/>
+          <w:szCs w:val="32"/>
+        </w:rPr>
+        <w:t>s</w:t>
+      </w:r>
+      <w:r>
+        <w:rPr>
+          <w:i/>
+          <w:sz w:val="32"/>
+          <w:szCs w:val="32"/>
+        </w:rPr>
+        <w:t>y-</w:t>
+      </w:r>
+      <w:proofErr w:type="spellStart"/>
+      <w:r>
+        <w:rPr>
+          <w:sz w:val="32"/>
+          <w:szCs w:val="32"/>
+        </w:rPr>
+        <w:t>coordinates,</w:t>
+      </w:r>
+      <w:r>
+        <w:rPr>
+          <w:color w:val="FFFFFF" w:themeColor="background1"/>
+          <w:sz w:val="32"/>
+          <w:szCs w:val="32"/>
+        </w:rPr>
+        <w:t>s</w:t>
+      </w:r>
+      <w:r>
+        <w:rPr>
+          <w:i/>
+          <w:sz w:val="32"/>
+          <w:szCs w:val="32"/>
+        </w:rPr>
+        <w:t>v</w:t>
+      </w:r>
+      <w:r>
+        <w:rPr>
+          <w:i/>
+          <w:sz w:val="32"/>
+          <w:szCs w:val="32"/>
+          <w:vertAlign w:val="subscript"/>
+        </w:rPr>
+        <w:t>x</w:t>
+      </w:r>
+      <w:proofErr w:type="spellEnd"/>
+      <w:r>
+        <w:rPr>
+          <w:sz w:val="32"/>
+          <w:szCs w:val="32"/>
+        </w:rPr>
+        <w:t xml:space="preserve"> </w:t>
+      </w:r>
+      <w:proofErr w:type="spellStart"/>
+      <w:r>
+        <w:rPr>
+          <w:sz w:val="32"/>
+          <w:szCs w:val="32"/>
+        </w:rPr>
         <w:t>and</w:t>
       </w:r>
       <w:r>
@@ -679,6 +798,15 @@
           <w:sz w:val="32"/>
           <w:szCs w:val="32"/>
         </w:rPr>
+        <w:t>v</w:t>
+      </w:r>
+      <w:r>
+        <w:rPr>
+          <w:i/>
+          <w:sz w:val="32"/>
+          <w:szCs w:val="32"/>
+          <w:vertAlign w:val="subscript"/>
+        </w:rPr>
         <w:t>y</w:t>
       </w:r>
       <w:proofErr w:type="spellEnd"/>
@@ -687,7 +815,14 @@
           <w:sz w:val="32"/>
           <w:szCs w:val="32"/>
         </w:rPr>
-        <w:t xml:space="preserve">  are the time and </w:t>
+        <w:t xml:space="preserve"> </w:t>
+      </w:r>
+      <w:r>
+        <w:rPr>
+          <w:sz w:val="32"/>
+          <w:szCs w:val="32"/>
+        </w:rPr>
+        <w:t xml:space="preserve">are </w:t>
       </w:r>
       <w:proofErr w:type="spellStart"/>
       <w:r>
@@ -716,26 +851,10 @@
       <w:proofErr w:type="spellEnd"/>
       <w:r>
         <w:rPr>
-          <w:i/>
-          <w:sz w:val="32"/>
-          <w:szCs w:val="32"/>
-        </w:rPr>
-        <w:t>-</w:t>
-      </w:r>
-      <w:r>
-        <w:rPr>
-          <w:sz w:val="32"/>
-          <w:szCs w:val="32"/>
-        </w:rPr>
-        <w:t xml:space="preserve"> </w:t>
-      </w:r>
-      <w:proofErr w:type="spellStart"/>
-      <w:r>
-        <w:rPr>
-          <w:sz w:val="32"/>
-          <w:szCs w:val="32"/>
-        </w:rPr>
-        <w:t>and</w:t>
+          <w:sz w:val="32"/>
+          <w:szCs w:val="32"/>
+        </w:rPr>
+        <w:t>- and</w:t>
       </w:r>
       <w:r>
         <w:rPr>
@@ -751,153 +870,8 @@
           <w:sz w:val="32"/>
           <w:szCs w:val="32"/>
         </w:rPr>
-        <w:t>y-</w:t>
-      </w:r>
-      <w:r>
-        <w:rPr>
-          <w:sz w:val="32"/>
-          <w:szCs w:val="32"/>
-        </w:rPr>
-        <w:t>coordinates,</w:t>
-      </w:r>
-      <w:r>
-        <w:rPr>
-          <w:color w:val="FFFFFF" w:themeColor="background1"/>
-          <w:sz w:val="32"/>
-          <w:szCs w:val="32"/>
-        </w:rPr>
-        <w:t>s</w:t>
-      </w:r>
-      <w:r>
-        <w:rPr>
-          <w:i/>
-          <w:sz w:val="32"/>
-          <w:szCs w:val="32"/>
-        </w:rPr>
-        <w:t>v</w:t>
-      </w:r>
-      <w:r>
-        <w:rPr>
-          <w:i/>
-          <w:sz w:val="32"/>
-          <w:szCs w:val="32"/>
-          <w:vertAlign w:val="subscript"/>
-        </w:rPr>
-        <w:t>x</w:t>
-      </w:r>
-      <w:proofErr w:type="spellEnd"/>
-      <w:r>
-        <w:rPr>
-          <w:sz w:val="32"/>
-          <w:szCs w:val="32"/>
-        </w:rPr>
-        <w:t xml:space="preserve"> </w:t>
-      </w:r>
-      <w:proofErr w:type="spellStart"/>
-      <w:r>
-        <w:rPr>
-          <w:sz w:val="32"/>
-          <w:szCs w:val="32"/>
-        </w:rPr>
-        <w:t>and</w:t>
-      </w:r>
-      <w:r>
-        <w:rPr>
-          <w:color w:val="FFFFFF" w:themeColor="background1"/>
-          <w:sz w:val="32"/>
-          <w:szCs w:val="32"/>
-        </w:rPr>
-        <w:t>s</w:t>
-      </w:r>
-      <w:r>
-        <w:rPr>
-          <w:i/>
-          <w:sz w:val="32"/>
-          <w:szCs w:val="32"/>
-        </w:rPr>
-        <w:t>v</w:t>
-      </w:r>
-      <w:r>
-        <w:rPr>
-          <w:i/>
-          <w:sz w:val="32"/>
-          <w:szCs w:val="32"/>
-          <w:vertAlign w:val="subscript"/>
-        </w:rPr>
         <w:t>y</w:t>
       </w:r>
-      <w:proofErr w:type="spellEnd"/>
-      <w:r>
-        <w:rPr>
-          <w:sz w:val="32"/>
-          <w:szCs w:val="32"/>
-        </w:rPr>
-        <w:t xml:space="preserve"> </w:t>
-      </w:r>
-      <w:r>
-        <w:rPr>
-          <w:sz w:val="32"/>
-          <w:szCs w:val="32"/>
-        </w:rPr>
-        <w:t xml:space="preserve">are </w:t>
-      </w:r>
-      <w:proofErr w:type="spellStart"/>
-      <w:r>
-        <w:rPr>
-          <w:sz w:val="32"/>
-          <w:szCs w:val="32"/>
-        </w:rPr>
-        <w:t>the</w:t>
-      </w:r>
-      <w:r>
-        <w:rPr>
-          <w:color w:val="FFFFFF" w:themeColor="background1"/>
-          <w:sz w:val="32"/>
-          <w:szCs w:val="32"/>
-        </w:rPr>
-        <w:t>s</w:t>
-      </w:r>
-      <w:r>
-        <w:rPr>
-          <w:i/>
-          <w:sz w:val="32"/>
-          <w:szCs w:val="32"/>
-        </w:rPr>
-        <w:t>x</w:t>
-      </w:r>
-      <w:proofErr w:type="spellEnd"/>
-      <w:r>
-        <w:rPr>
-          <w:sz w:val="32"/>
-          <w:szCs w:val="32"/>
-        </w:rPr>
-        <w:t xml:space="preserve">- </w:t>
-      </w:r>
-      <w:proofErr w:type="spellStart"/>
-      <w:r>
-        <w:rPr>
-          <w:sz w:val="32"/>
-          <w:szCs w:val="32"/>
-        </w:rPr>
-        <w:t>and</w:t>
-      </w:r>
-      <w:r>
-        <w:rPr>
-          <w:color w:val="FFFFFF" w:themeColor="background1"/>
-          <w:sz w:val="32"/>
-          <w:szCs w:val="32"/>
-        </w:rPr>
-        <w:t>s</w:t>
-      </w:r>
-      <w:r>
-        <w:rPr>
-          <w:i/>
-          <w:sz w:val="32"/>
-          <w:szCs w:val="32"/>
-        </w:rPr>
-        <w:t>y</w:t>
-      </w:r>
-      <w:proofErr w:type="spellEnd"/>
       <w:r>
         <w:rPr>
           <w:sz w:val="32"/>
@@ -1178,18 +1152,1649 @@
           <w:szCs w:val="32"/>
         </w:rPr>
       </w:pPr>
+    </w:p>
+    <w:p>
+      <w:pPr>
+        <w:rPr>
+          <w:sz w:val="32"/>
+          <w:szCs w:val="32"/>
+        </w:rPr>
+      </w:pPr>
+      <w:r>
+        <w:rPr>
+          <w:i/>
+          <w:color w:val="000000" w:themeColor="text1"/>
+          <w:sz w:val="32"/>
+          <w:szCs w:val="32"/>
+        </w:rPr>
+        <w:t>M</w:t>
+      </w:r>
+      <w:r>
+        <w:rPr>
+          <w:i/>
+          <w:color w:val="000000" w:themeColor="text1"/>
+          <w:sz w:val="32"/>
+          <w:szCs w:val="32"/>
+          <w:vertAlign w:val="superscript"/>
+        </w:rPr>
+        <w:t>*</w:t>
+      </w:r>
+      <w:r>
+        <w:rPr>
+          <w:color w:val="000000" w:themeColor="text1"/>
+          <w:sz w:val="32"/>
+          <w:szCs w:val="32"/>
+        </w:rPr>
+        <w:t xml:space="preserve"> =</w:t>
+      </w:r>
+      <w:r>
+        <w:rPr>
+          <w:color w:val="FFFFFF" w:themeColor="background1"/>
+          <w:sz w:val="32"/>
+          <w:szCs w:val="32"/>
+        </w:rPr>
+        <w:t>s</w:t>
+      </w:r>
+      <w:r>
+        <w:rPr>
+          <w:i/>
+          <w:color w:val="000000" w:themeColor="text1"/>
+          <w:sz w:val="32"/>
+          <w:szCs w:val="32"/>
+        </w:rPr>
+        <w:t>M</w:t>
+      </w:r>
+      <w:r>
+        <w:rPr>
+          <w:i/>
+          <w:color w:val="000000" w:themeColor="text1"/>
+          <w:sz w:val="32"/>
+          <w:szCs w:val="32"/>
+          <w:vertAlign w:val="subscript"/>
+        </w:rPr>
+        <w:t>cyl</w:t>
+      </w:r>
+      <w:r>
+        <w:rPr>
+          <w:i/>
+          <w:color w:val="000000" w:themeColor="text1"/>
+          <w:sz w:val="32"/>
+          <w:szCs w:val="32"/>
+        </w:rPr>
+        <w:t>/L</w:t>
+      </w:r>
+      <w:r>
+        <w:rPr>
+          <w:color w:val="000000" w:themeColor="text1"/>
+          <w:sz w:val="32"/>
+          <w:szCs w:val="32"/>
+        </w:rPr>
+        <w:t>,</w:t>
+      </w:r>
+      <w:r>
+        <w:rPr>
+          <w:color w:val="000000" w:themeColor="text1"/>
+          <w:sz w:val="32"/>
+          <w:szCs w:val="32"/>
+        </w:rPr>
+        <w:t xml:space="preserve"> </w:t>
+      </w:r>
+      <w:r>
+        <w:rPr>
+          <w:color w:val="000000" w:themeColor="text1"/>
+          <w:sz w:val="32"/>
+          <w:szCs w:val="32"/>
+        </w:rPr>
+        <w:t>where</w:t>
+      </w:r>
+      <w:r>
+        <w:rPr>
+          <w:color w:val="FFFFFF" w:themeColor="background1"/>
+          <w:sz w:val="32"/>
+          <w:szCs w:val="32"/>
+        </w:rPr>
+        <w:t>s</w:t>
+      </w:r>
+      <w:r>
+        <w:rPr>
+          <w:i/>
+          <w:sz w:val="32"/>
+          <w:szCs w:val="32"/>
+        </w:rPr>
+        <w:t>M</w:t>
+      </w:r>
+      <w:r>
+        <w:rPr>
+          <w:i/>
+          <w:sz w:val="32"/>
+          <w:szCs w:val="32"/>
+          <w:vertAlign w:val="subscript"/>
+        </w:rPr>
+        <w:t>cyl</w:t>
+      </w:r>
+      <w:r>
+        <w:rPr>
+          <w:color w:val="FFFFFF" w:themeColor="background1"/>
+          <w:sz w:val="32"/>
+          <w:szCs w:val="32"/>
+        </w:rPr>
+        <w:t>s</w:t>
+      </w:r>
+      <w:r>
+        <w:rPr>
+          <w:sz w:val="32"/>
+          <w:szCs w:val="32"/>
+        </w:rPr>
+        <w:t>and</w:t>
+      </w:r>
+      <w:r>
+        <w:rPr>
+          <w:color w:val="FFFFFF" w:themeColor="background1"/>
+          <w:sz w:val="32"/>
+          <w:szCs w:val="32"/>
+        </w:rPr>
+        <w:t>s</w:t>
+      </w:r>
+      <w:r>
+        <w:rPr>
+          <w:i/>
+          <w:color w:val="000000" w:themeColor="text1"/>
+          <w:sz w:val="32"/>
+          <w:szCs w:val="32"/>
+        </w:rPr>
+        <w:t>L</w:t>
+      </w:r>
+      <w:r>
+        <w:rPr>
+          <w:color w:val="000000" w:themeColor="text1"/>
+          <w:sz w:val="32"/>
+          <w:szCs w:val="32"/>
+        </w:rPr>
+        <w:t xml:space="preserve"> are the mass and</w:t>
+      </w:r>
+      <w:r>
+        <w:rPr>
+          <w:color w:val="000000" w:themeColor="text1"/>
+          <w:sz w:val="32"/>
+          <w:szCs w:val="32"/>
+        </w:rPr>
+        <w:t xml:space="preserve"> length of the cyli</w:t>
+      </w:r>
+      <w:r>
+        <w:rPr>
+          <w:color w:val="000000" w:themeColor="text1"/>
+          <w:sz w:val="32"/>
+          <w:szCs w:val="32"/>
+        </w:rPr>
+        <w:t>nder</w:t>
+      </w:r>
+      <w:r>
+        <w:rPr>
+          <w:color w:val="000000" w:themeColor="text1"/>
+          <w:sz w:val="32"/>
+          <w:szCs w:val="32"/>
+        </w:rPr>
+        <w:t xml:space="preserve"> in the z-direction</w:t>
+      </w:r>
+      <w:r>
+        <w:rPr>
+          <w:color w:val="000000" w:themeColor="text1"/>
+          <w:sz w:val="32"/>
+          <w:szCs w:val="32"/>
+        </w:rPr>
+        <w:t>, has dimensions of mass / length</w:t>
+      </w:r>
+    </w:p>
+    <w:p>
+      <w:pPr>
+        <w:rPr>
+          <w:sz w:val="32"/>
+          <w:szCs w:val="32"/>
+        </w:rPr>
+      </w:pPr>
+      <w:proofErr w:type="spellStart"/>
+      <w:r>
+        <w:rPr>
+          <w:i/>
+          <w:color w:val="000000" w:themeColor="text1"/>
+          <w:sz w:val="32"/>
+          <w:szCs w:val="32"/>
+        </w:rPr>
+        <w:t>K</w:t>
+      </w:r>
+      <w:r>
+        <w:rPr>
+          <w:i/>
+          <w:color w:val="000000" w:themeColor="text1"/>
+          <w:sz w:val="32"/>
+          <w:szCs w:val="32"/>
+          <w:vertAlign w:val="subscript"/>
+        </w:rPr>
+        <w:t>cyl</w:t>
+      </w:r>
+      <w:proofErr w:type="spellEnd"/>
+      <w:r>
+        <w:rPr>
+          <w:color w:val="000000" w:themeColor="text1"/>
+          <w:sz w:val="32"/>
+          <w:szCs w:val="32"/>
+          <w:vertAlign w:val="superscript"/>
+        </w:rPr>
+        <w:t>*</w:t>
+      </w:r>
+      <w:r>
+        <w:rPr>
+          <w:color w:val="000000" w:themeColor="text1"/>
+          <w:sz w:val="32"/>
+          <w:szCs w:val="32"/>
+        </w:rPr>
+        <w:t>=</w:t>
+      </w:r>
+      <w:r>
+        <w:rPr>
+          <w:color w:val="FFFFFF" w:themeColor="background1"/>
+          <w:sz w:val="32"/>
+          <w:szCs w:val="32"/>
+        </w:rPr>
+        <w:t>s</w:t>
+      </w:r>
+      <w:r>
+        <w:rPr>
+          <w:i/>
+          <w:sz w:val="32"/>
+          <w:szCs w:val="32"/>
+        </w:rPr>
+        <w:t>K</w:t>
+      </w:r>
+      <w:r>
+        <w:rPr>
+          <w:i/>
+          <w:sz w:val="32"/>
+          <w:szCs w:val="32"/>
+          <w:vertAlign w:val="subscript"/>
+        </w:rPr>
+        <w:t>cyl</w:t>
+      </w:r>
+      <w:r>
+        <w:rPr>
+          <w:sz w:val="32"/>
+          <w:szCs w:val="32"/>
+        </w:rPr>
+        <w:t>,</w:t>
+      </w:r>
+      <w:r>
+        <w:rPr>
+          <w:color w:val="000000" w:themeColor="text1"/>
+          <w:sz w:val="32"/>
+          <w:szCs w:val="32"/>
+        </w:rPr>
+        <w:t xml:space="preserve"> </w:t>
+      </w:r>
+      <w:r>
+        <w:rPr>
+          <w:color w:val="000000" w:themeColor="text1"/>
+          <w:sz w:val="32"/>
+          <w:szCs w:val="32"/>
+        </w:rPr>
+        <w:t>where</w:t>
+      </w:r>
+      <w:r>
+        <w:rPr>
+          <w:color w:val="FFFFFF" w:themeColor="background1"/>
+          <w:sz w:val="32"/>
+          <w:szCs w:val="32"/>
+        </w:rPr>
+        <w:t>s</w:t>
+      </w:r>
+      <w:r>
+        <w:rPr>
+          <w:i/>
+          <w:sz w:val="32"/>
+          <w:szCs w:val="32"/>
+        </w:rPr>
+        <w:t>K</w:t>
+      </w:r>
+      <w:r>
+        <w:rPr>
+          <w:i/>
+          <w:sz w:val="32"/>
+          <w:szCs w:val="32"/>
+          <w:vertAlign w:val="subscript"/>
+        </w:rPr>
+        <w:t>cyl</w:t>
+      </w:r>
+      <w:r>
+        <w:rPr>
+          <w:color w:val="FFFFFF" w:themeColor="background1"/>
+          <w:sz w:val="32"/>
+          <w:szCs w:val="32"/>
+        </w:rPr>
+        <w:t>s</w:t>
+      </w:r>
+      <w:r>
+        <w:rPr>
+          <w:color w:val="000000" w:themeColor="text1"/>
+          <w:sz w:val="32"/>
+          <w:szCs w:val="32"/>
+        </w:rPr>
+        <w:t>is</w:t>
+      </w:r>
+      <w:r>
+        <w:rPr>
+          <w:color w:val="000000" w:themeColor="text1"/>
+          <w:sz w:val="32"/>
+          <w:szCs w:val="32"/>
+        </w:rPr>
+        <w:t xml:space="preserve"> the spring constant</w:t>
+      </w:r>
+      <w:r>
+        <w:rPr>
+          <w:color w:val="000000" w:themeColor="text1"/>
+          <w:sz w:val="32"/>
+          <w:szCs w:val="32"/>
+        </w:rPr>
+        <w:t xml:space="preserve"> of the cylinder</w:t>
+      </w:r>
+      <w:r>
+        <w:rPr>
+          <w:color w:val="000000" w:themeColor="text1"/>
+          <w:sz w:val="32"/>
+          <w:szCs w:val="32"/>
+        </w:rPr>
+        <w:t>,</w:t>
+      </w:r>
+      <w:r>
+        <w:rPr>
+          <w:color w:val="000000" w:themeColor="text1"/>
+          <w:sz w:val="32"/>
+          <w:szCs w:val="32"/>
+        </w:rPr>
+        <w:t xml:space="preserve"> has</w:t>
+      </w:r>
+      <w:r>
+        <w:rPr>
+          <w:color w:val="000000" w:themeColor="text1"/>
+          <w:sz w:val="32"/>
+          <w:szCs w:val="32"/>
+        </w:rPr>
+        <w:t xml:space="preserve"> dimensions of</w:t>
+      </w:r>
+      <w:r>
+        <w:rPr>
+          <w:color w:val="FFFFFF" w:themeColor="background1"/>
+          <w:sz w:val="32"/>
+          <w:szCs w:val="32"/>
+        </w:rPr>
+        <w:t>s</w:t>
+      </w:r>
+      <w:r>
+        <w:rPr>
+          <w:sz w:val="32"/>
+          <w:szCs w:val="32"/>
+        </w:rPr>
+        <w:t>mass /</w:t>
+      </w:r>
+      <w:r>
+        <w:rPr>
+          <w:sz w:val="32"/>
+          <w:szCs w:val="32"/>
+        </w:rPr>
+        <w:t xml:space="preserve"> (</w:t>
+      </w:r>
+      <w:proofErr w:type="gramStart"/>
+      <w:r>
+        <w:rPr>
+          <w:sz w:val="32"/>
+          <w:szCs w:val="32"/>
+        </w:rPr>
+        <w:t>time</w:t>
+      </w:r>
+      <w:r>
+        <w:rPr>
+          <w:sz w:val="32"/>
+          <w:szCs w:val="32"/>
+          <w:vertAlign w:val="superscript"/>
+        </w:rPr>
+        <w:t>2</w:t>
+      </w:r>
+      <w:r>
+        <w:rPr>
+          <w:sz w:val="32"/>
+          <w:szCs w:val="32"/>
+        </w:rPr>
+        <w:t xml:space="preserve"> </w:t>
+      </w:r>
+      <w:r>
+        <w:rPr>
+          <w:position w:val="6"/>
+          <w:sz w:val="32"/>
+          <w:szCs w:val="32"/>
+        </w:rPr>
+        <w:t>.</w:t>
+      </w:r>
+      <w:proofErr w:type="gramEnd"/>
+      <w:r>
+        <w:rPr>
+          <w:sz w:val="32"/>
+          <w:szCs w:val="32"/>
+        </w:rPr>
+        <w:t xml:space="preserve"> length) </w:t>
+      </w:r>
+    </w:p>
+    <w:p>
+      <w:pPr>
+        <w:rPr>
+          <w:sz w:val="32"/>
+          <w:szCs w:val="32"/>
+          <w:vertAlign w:val="superscript"/>
+        </w:rPr>
+      </w:pPr>
+      <w:r>
+        <w:rPr>
+          <w:i/>
+          <w:sz w:val="32"/>
+          <w:szCs w:val="32"/>
+        </w:rPr>
+        <w:t>U</w:t>
+      </w:r>
+      <w:r>
+        <w:rPr>
+          <w:i/>
+          <w:sz w:val="32"/>
+          <w:szCs w:val="32"/>
+          <w:vertAlign w:val="subscript"/>
+        </w:rPr>
+        <w:t>0</w:t>
+      </w:r>
+      <w:r>
+        <w:rPr>
+          <w:i/>
+          <w:sz w:val="32"/>
+          <w:szCs w:val="32"/>
+        </w:rPr>
+        <w:t xml:space="preserve"> </w:t>
+      </w:r>
+      <w:r>
+        <w:rPr>
+          <w:i/>
+          <w:sz w:val="32"/>
+          <w:szCs w:val="32"/>
+        </w:rPr>
+        <w:t>-</w:t>
+      </w:r>
+      <w:r>
+        <w:rPr>
+          <w:sz w:val="32"/>
+          <w:szCs w:val="32"/>
+        </w:rPr>
+        <w:t xml:space="preserve"> </w:t>
+      </w:r>
+      <w:r>
+        <w:rPr>
+          <w:sz w:val="32"/>
+          <w:szCs w:val="32"/>
+        </w:rPr>
+        <w:t>The u</w:t>
+      </w:r>
+      <w:r>
+        <w:rPr>
+          <w:sz w:val="32"/>
+          <w:szCs w:val="32"/>
+        </w:rPr>
+        <w:t>pstream fluid velocity, with dimensions</w:t>
+      </w:r>
+      <w:r>
+        <w:rPr>
+          <w:sz w:val="32"/>
+          <w:szCs w:val="32"/>
+        </w:rPr>
+        <w:t xml:space="preserve"> of length / time</w:t>
+      </w:r>
+    </w:p>
+    <w:p>
+      <w:pPr>
+        <w:rPr>
+          <w:sz w:val="32"/>
+          <w:szCs w:val="32"/>
+        </w:rPr>
+      </w:pPr>
+      <w:r>
+        <w:rPr>
+          <w:i/>
+          <w:sz w:val="32"/>
+          <w:szCs w:val="32"/>
+        </w:rPr>
+        <w:t xml:space="preserve"> </w:t>
+      </w:r>
+      <w:r>
+        <w:rPr>
+          <w:i/>
+          <w:sz w:val="32"/>
+          <w:szCs w:val="32"/>
+        </w:rPr>
+        <w:t>D</w:t>
+      </w:r>
+      <w:r>
+        <w:rPr>
+          <w:i/>
+          <w:sz w:val="32"/>
+          <w:szCs w:val="32"/>
+        </w:rPr>
+        <w:t xml:space="preserve"> </w:t>
+      </w:r>
+      <w:r>
+        <w:rPr>
+          <w:i/>
+          <w:sz w:val="32"/>
+          <w:szCs w:val="32"/>
+        </w:rPr>
+        <w:t>-</w:t>
+      </w:r>
+      <w:r>
+        <w:rPr>
+          <w:sz w:val="32"/>
+          <w:szCs w:val="32"/>
+        </w:rPr>
+        <w:t xml:space="preserve"> </w:t>
+      </w:r>
+      <w:r>
+        <w:rPr>
+          <w:sz w:val="32"/>
+          <w:szCs w:val="32"/>
+        </w:rPr>
+        <w:t xml:space="preserve">The diameter of the cylinder, </w:t>
+      </w:r>
+      <w:r>
+        <w:rPr>
+          <w:sz w:val="32"/>
+          <w:szCs w:val="32"/>
+        </w:rPr>
+        <w:t xml:space="preserve">with dimensions </w:t>
+      </w:r>
+      <w:r>
+        <w:rPr>
+          <w:sz w:val="32"/>
+          <w:szCs w:val="32"/>
+        </w:rPr>
+        <w:t>of length</w:t>
+      </w:r>
+    </w:p>
+    <w:p>
+      <w:pPr>
+        <w:rPr>
+          <w:sz w:val="32"/>
+          <w:szCs w:val="32"/>
+        </w:rPr>
+      </w:pPr>
+      <w:r>
+        <w:rPr>
+          <w:i/>
+          <w:sz w:val="32"/>
+          <w:szCs w:val="32"/>
+        </w:rPr>
+        <w:t xml:space="preserve"> </w:t>
+      </w:r>
+      <w:r>
+        <w:rPr>
+          <w:i/>
+          <w:sz w:val="32"/>
+          <w:szCs w:val="32"/>
+        </w:rPr>
+        <w:t>μ</w:t>
+      </w:r>
+      <w:r>
+        <w:rPr>
+          <w:i/>
+          <w:sz w:val="32"/>
+          <w:szCs w:val="32"/>
+        </w:rPr>
+        <w:t xml:space="preserve"> </w:t>
+      </w:r>
+      <w:r>
+        <w:rPr>
+          <w:i/>
+          <w:sz w:val="32"/>
+          <w:szCs w:val="32"/>
+        </w:rPr>
+        <w:t>-</w:t>
+      </w:r>
+      <w:r>
+        <w:rPr>
+          <w:sz w:val="32"/>
+          <w:szCs w:val="32"/>
+        </w:rPr>
+        <w:t xml:space="preserve"> </w:t>
+      </w:r>
+      <w:r>
+        <w:rPr>
+          <w:sz w:val="32"/>
+          <w:szCs w:val="32"/>
+        </w:rPr>
+        <w:t xml:space="preserve">Viscosity of the fluid, </w:t>
+      </w:r>
+      <w:r>
+        <w:rPr>
+          <w:sz w:val="32"/>
+          <w:szCs w:val="32"/>
+        </w:rPr>
+        <w:t xml:space="preserve">with dimensions </w:t>
+      </w:r>
+      <w:r>
+        <w:rPr>
+          <w:sz w:val="32"/>
+          <w:szCs w:val="32"/>
+        </w:rPr>
+        <w:t>of mass / (</w:t>
+      </w:r>
+      <w:proofErr w:type="gramStart"/>
+      <w:r>
+        <w:rPr>
+          <w:sz w:val="32"/>
+          <w:szCs w:val="32"/>
+        </w:rPr>
+        <w:t xml:space="preserve">length </w:t>
+      </w:r>
+      <w:r>
+        <w:rPr>
+          <w:position w:val="6"/>
+          <w:sz w:val="32"/>
+          <w:szCs w:val="32"/>
+        </w:rPr>
+        <w:t>.</w:t>
+      </w:r>
+      <w:proofErr w:type="gramEnd"/>
+      <w:r>
+        <w:rPr>
+          <w:sz w:val="32"/>
+          <w:szCs w:val="32"/>
+        </w:rPr>
+        <w:t xml:space="preserve"> time)  </w:t>
+      </w:r>
+    </w:p>
+    <w:p>
+      <w:pPr>
+        <w:rPr>
+          <w:sz w:val="32"/>
+          <w:szCs w:val="32"/>
+          <w:vertAlign w:val="superscript"/>
+        </w:rPr>
+      </w:pPr>
+      <w:r>
+        <w:rPr>
+          <w:i/>
+          <w:sz w:val="32"/>
+          <w:szCs w:val="32"/>
+        </w:rPr>
+        <w:t xml:space="preserve"> </w:t>
+      </w:r>
+      <w:r>
+        <w:rPr>
+          <w:i/>
+          <w:sz w:val="32"/>
+          <w:szCs w:val="32"/>
+        </w:rPr>
+        <w:t>ρ</w:t>
+      </w:r>
+      <w:r>
+        <w:rPr>
+          <w:i/>
+          <w:sz w:val="32"/>
+          <w:szCs w:val="32"/>
+        </w:rPr>
+        <w:t xml:space="preserve"> </w:t>
+      </w:r>
+      <w:r>
+        <w:rPr>
+          <w:i/>
+          <w:sz w:val="32"/>
+          <w:szCs w:val="32"/>
+        </w:rPr>
+        <w:t>-</w:t>
+      </w:r>
+      <w:r>
+        <w:rPr>
+          <w:sz w:val="32"/>
+          <w:szCs w:val="32"/>
+        </w:rPr>
+        <w:t xml:space="preserve"> </w:t>
+      </w:r>
+      <w:r>
+        <w:rPr>
+          <w:sz w:val="32"/>
+          <w:szCs w:val="32"/>
+        </w:rPr>
+        <w:t xml:space="preserve">Density of the fluid, </w:t>
+      </w:r>
+      <w:r>
+        <w:rPr>
+          <w:sz w:val="32"/>
+          <w:szCs w:val="32"/>
+        </w:rPr>
+        <w:t xml:space="preserve">with dimensions </w:t>
+      </w:r>
+      <w:r>
+        <w:rPr>
+          <w:sz w:val="32"/>
+          <w:szCs w:val="32"/>
+        </w:rPr>
+        <w:t>of mass / length</w:t>
+      </w:r>
+      <w:r>
+        <w:rPr>
+          <w:sz w:val="32"/>
+          <w:szCs w:val="32"/>
+          <w:vertAlign w:val="superscript"/>
+        </w:rPr>
+        <w:t>3</w:t>
+      </w:r>
+    </w:p>
+    <w:p>
+      <w:pPr>
+        <w:jc w:val="center"/>
+        <w:rPr>
+          <w:color w:val="FFFFFF" w:themeColor="background1"/>
+          <w:sz w:val="32"/>
+          <w:szCs w:val="32"/>
+        </w:rPr>
+      </w:pPr>
+      <w:proofErr w:type="gramStart"/>
+      <w:r>
+        <w:rPr>
+          <w:color w:val="FFFFFF" w:themeColor="background1"/>
+          <w:sz w:val="32"/>
+          <w:szCs w:val="32"/>
+        </w:rPr>
+        <w:t>space</w:t>
+      </w:r>
+      <w:proofErr w:type="gramEnd"/>
+    </w:p>
+    <w:p>
+      <w:pPr>
+        <w:rPr>
+          <w:sz w:val="32"/>
+          <w:szCs w:val="32"/>
+        </w:rPr>
+      </w:pPr>
+      <w:proofErr w:type="gramStart"/>
+      <w:r>
+        <w:rPr>
+          <w:sz w:val="32"/>
+          <w:szCs w:val="32"/>
+        </w:rPr>
+        <w:lastRenderedPageBreak/>
+        <w:t>and</w:t>
+      </w:r>
+      <w:proofErr w:type="gramEnd"/>
+      <w:r>
+        <w:rPr>
+          <w:sz w:val="32"/>
+          <w:szCs w:val="32"/>
+        </w:rPr>
+        <w:t xml:space="preserve"> seven</w:t>
+      </w:r>
+      <w:r>
+        <w:rPr>
+          <w:sz w:val="32"/>
+          <w:szCs w:val="32"/>
+        </w:rPr>
+        <w:t xml:space="preserve"> dimensional variables </w:t>
+      </w:r>
+    </w:p>
+    <w:p>
+      <w:pPr>
+        <w:jc w:val="center"/>
+        <w:rPr>
+          <w:color w:val="FFFFFF" w:themeColor="background1"/>
+          <w:sz w:val="32"/>
+          <w:szCs w:val="32"/>
+        </w:rPr>
+      </w:pPr>
+      <w:proofErr w:type="gramStart"/>
+      <w:r>
+        <w:rPr>
+          <w:color w:val="FFFFFF" w:themeColor="background1"/>
+          <w:sz w:val="32"/>
+          <w:szCs w:val="32"/>
+        </w:rPr>
+        <w:t>space</w:t>
+      </w:r>
+      <w:proofErr w:type="gramEnd"/>
+    </w:p>
+    <w:p>
+      <w:pPr>
+        <w:ind w:left="1260" w:hanging="1260"/>
+        <w:rPr>
+          <w:sz w:val="32"/>
+          <w:szCs w:val="32"/>
+        </w:rPr>
+      </w:pPr>
+      <w:r>
+        <w:rPr>
+          <w:sz w:val="32"/>
+          <w:szCs w:val="32"/>
+        </w:rPr>
+        <w:t xml:space="preserve"> </w:t>
+      </w:r>
+      <w:proofErr w:type="gramStart"/>
+      <w:r>
+        <w:rPr>
+          <w:i/>
+          <w:sz w:val="32"/>
+          <w:szCs w:val="32"/>
+        </w:rPr>
+        <w:t>v</w:t>
+      </w:r>
+      <w:r>
+        <w:rPr>
+          <w:i/>
+          <w:sz w:val="32"/>
+          <w:szCs w:val="32"/>
+          <w:vertAlign w:val="subscript"/>
+        </w:rPr>
+        <w:t>x</w:t>
+      </w:r>
+      <w:r>
+        <w:rPr>
+          <w:i/>
+          <w:sz w:val="32"/>
+          <w:szCs w:val="32"/>
+        </w:rPr>
+        <w:t>(</w:t>
+      </w:r>
+      <w:proofErr w:type="spellStart"/>
+      <w:proofErr w:type="gramEnd"/>
+      <w:r>
+        <w:rPr>
+          <w:i/>
+          <w:sz w:val="32"/>
+          <w:szCs w:val="32"/>
+        </w:rPr>
+        <w:t>x,y,t</w:t>
+      </w:r>
+      <w:proofErr w:type="spellEnd"/>
+      <w:r>
+        <w:rPr>
+          <w:i/>
+          <w:sz w:val="32"/>
+          <w:szCs w:val="32"/>
+        </w:rPr>
+        <w:t>) ,</w:t>
+      </w:r>
+      <w:r>
+        <w:rPr>
+          <w:color w:val="FFFFFF" w:themeColor="background1"/>
+          <w:sz w:val="32"/>
+          <w:szCs w:val="32"/>
+        </w:rPr>
+        <w:t>s</w:t>
+      </w:r>
+      <w:r>
+        <w:rPr>
+          <w:i/>
+          <w:sz w:val="32"/>
+          <w:szCs w:val="32"/>
+        </w:rPr>
+        <w:t>v</w:t>
+      </w:r>
+      <w:r>
+        <w:rPr>
+          <w:i/>
+          <w:sz w:val="32"/>
+          <w:szCs w:val="32"/>
+          <w:vertAlign w:val="subscript"/>
+        </w:rPr>
+        <w:t>y</w:t>
+      </w:r>
+      <w:r>
+        <w:rPr>
+          <w:i/>
+          <w:sz w:val="32"/>
+          <w:szCs w:val="32"/>
+        </w:rPr>
+        <w:t>(</w:t>
+      </w:r>
+      <w:proofErr w:type="spellStart"/>
+      <w:r>
+        <w:rPr>
+          <w:i/>
+          <w:sz w:val="32"/>
+          <w:szCs w:val="32"/>
+        </w:rPr>
+        <w:t>x,y,t</w:t>
+      </w:r>
+      <w:proofErr w:type="spellEnd"/>
+      <w:r>
+        <w:rPr>
+          <w:i/>
+          <w:sz w:val="32"/>
+          <w:szCs w:val="32"/>
+        </w:rPr>
+        <w:t>)</w:t>
+      </w:r>
+      <w:r>
+        <w:rPr>
+          <w:sz w:val="32"/>
+          <w:szCs w:val="32"/>
+        </w:rPr>
+        <w:t xml:space="preserve"> - </w:t>
+      </w:r>
+      <w:proofErr w:type="spellStart"/>
+      <w:r>
+        <w:rPr>
+          <w:sz w:val="32"/>
+          <w:szCs w:val="32"/>
+        </w:rPr>
+        <w:t>The</w:t>
+      </w:r>
+      <w:r>
+        <w:rPr>
+          <w:color w:val="FFFFFF" w:themeColor="background1"/>
+          <w:sz w:val="32"/>
+          <w:szCs w:val="32"/>
+        </w:rPr>
+        <w:t>s</w:t>
+      </w:r>
+      <w:r>
+        <w:rPr>
+          <w:i/>
+          <w:sz w:val="32"/>
+          <w:szCs w:val="32"/>
+        </w:rPr>
+        <w:t>x</w:t>
+      </w:r>
+      <w:proofErr w:type="spellEnd"/>
+      <w:r>
+        <w:rPr>
+          <w:sz w:val="32"/>
+          <w:szCs w:val="32"/>
+        </w:rPr>
+        <w:t>- and</w:t>
+      </w:r>
+      <w:r>
+        <w:rPr>
+          <w:color w:val="FFFFFF" w:themeColor="background1"/>
+          <w:sz w:val="32"/>
+          <w:szCs w:val="32"/>
+        </w:rPr>
+        <w:t>s</w:t>
+      </w:r>
+      <w:r>
+        <w:rPr>
+          <w:i/>
+          <w:sz w:val="32"/>
+          <w:szCs w:val="32"/>
+        </w:rPr>
+        <w:t>y</w:t>
+      </w:r>
+      <w:r>
+        <w:rPr>
+          <w:sz w:val="32"/>
+          <w:szCs w:val="32"/>
+        </w:rPr>
+        <w:t>- components of the fluid velocity,</w:t>
+      </w:r>
+      <w:r>
+        <w:rPr>
+          <w:sz w:val="32"/>
+          <w:szCs w:val="32"/>
+        </w:rPr>
+        <w:t xml:space="preserve"> </w:t>
+      </w:r>
+      <w:r>
+        <w:rPr>
+          <w:sz w:val="32"/>
+          <w:szCs w:val="32"/>
+        </w:rPr>
+        <w:t xml:space="preserve">with dimensions of length / time  </w:t>
+      </w:r>
+    </w:p>
+    <w:p>
+      <w:pPr>
+        <w:ind w:left="1260" w:hanging="1260"/>
+        <w:rPr>
+          <w:sz w:val="32"/>
+          <w:szCs w:val="32"/>
+        </w:rPr>
+      </w:pPr>
+      <w:r>
+        <w:rPr>
+          <w:sz w:val="32"/>
+          <w:szCs w:val="32"/>
+        </w:rPr>
+        <w:t xml:space="preserve"> </w:t>
+      </w:r>
+      <w:proofErr w:type="gramStart"/>
+      <w:r>
+        <w:rPr>
+          <w:i/>
+          <w:sz w:val="32"/>
+          <w:szCs w:val="32"/>
+        </w:rPr>
+        <w:t>p</w:t>
+      </w:r>
+      <w:r>
+        <w:rPr>
+          <w:i/>
+          <w:sz w:val="32"/>
+          <w:szCs w:val="32"/>
+        </w:rPr>
+        <w:t>(</w:t>
+      </w:r>
+      <w:proofErr w:type="spellStart"/>
+      <w:proofErr w:type="gramEnd"/>
+      <w:r>
+        <w:rPr>
+          <w:i/>
+          <w:sz w:val="32"/>
+          <w:szCs w:val="32"/>
+        </w:rPr>
+        <w:t>x,y,t</w:t>
+      </w:r>
+      <w:proofErr w:type="spellEnd"/>
+      <w:r>
+        <w:rPr>
+          <w:i/>
+          <w:sz w:val="32"/>
+          <w:szCs w:val="32"/>
+        </w:rPr>
+        <w:t>)</w:t>
+      </w:r>
+      <w:r>
+        <w:rPr>
+          <w:sz w:val="32"/>
+          <w:szCs w:val="32"/>
+        </w:rPr>
+        <w:t xml:space="preserve"> - Pre</w:t>
+      </w:r>
+      <w:r>
+        <w:rPr>
+          <w:sz w:val="32"/>
+          <w:szCs w:val="32"/>
+        </w:rPr>
+        <w:t xml:space="preserve">ssure in the fluid, with dimensions of mass / (length </w:t>
+      </w:r>
+      <w:r>
+        <w:rPr>
+          <w:position w:val="6"/>
+          <w:sz w:val="32"/>
+          <w:szCs w:val="32"/>
+        </w:rPr>
+        <w:t>.</w:t>
+      </w:r>
+      <w:r>
+        <w:rPr>
+          <w:sz w:val="32"/>
+          <w:szCs w:val="32"/>
+        </w:rPr>
+        <w:t xml:space="preserve"> time</w:t>
+      </w:r>
+      <w:r>
+        <w:rPr>
+          <w:sz w:val="32"/>
+          <w:szCs w:val="32"/>
+          <w:vertAlign w:val="superscript"/>
+        </w:rPr>
+        <w:t>2</w:t>
+      </w:r>
+      <w:r>
+        <w:rPr>
+          <w:sz w:val="32"/>
+          <w:szCs w:val="32"/>
+        </w:rPr>
+        <w:t>)</w:t>
+      </w:r>
+    </w:p>
+    <w:p>
+      <w:pPr>
+        <w:rPr>
+          <w:sz w:val="32"/>
+          <w:szCs w:val="32"/>
+        </w:rPr>
+      </w:pPr>
+      <w:r>
+        <w:rPr>
+          <w:sz w:val="32"/>
+          <w:szCs w:val="32"/>
+        </w:rPr>
+        <w:t xml:space="preserve"> </w:t>
+      </w:r>
+      <w:proofErr w:type="gramStart"/>
+      <w:r>
+        <w:rPr>
+          <w:i/>
+          <w:sz w:val="32"/>
+          <w:szCs w:val="32"/>
+        </w:rPr>
+        <w:t>x</w:t>
+      </w:r>
+      <w:proofErr w:type="gramEnd"/>
+      <w:r>
+        <w:rPr>
+          <w:sz w:val="32"/>
+          <w:szCs w:val="32"/>
+        </w:rPr>
+        <w:t xml:space="preserve"> ,</w:t>
+      </w:r>
+      <w:r>
+        <w:rPr>
+          <w:color w:val="FFFFFF" w:themeColor="background1"/>
+          <w:sz w:val="32"/>
+          <w:szCs w:val="32"/>
+        </w:rPr>
+        <w:t>s</w:t>
+      </w:r>
+      <w:r>
+        <w:rPr>
+          <w:i/>
+          <w:sz w:val="32"/>
+          <w:szCs w:val="32"/>
+        </w:rPr>
+        <w:t>y</w:t>
+      </w:r>
+      <w:r>
+        <w:rPr>
+          <w:sz w:val="32"/>
+          <w:szCs w:val="32"/>
+        </w:rPr>
+        <w:t xml:space="preserve"> - </w:t>
+      </w:r>
+      <w:r>
+        <w:rPr>
+          <w:sz w:val="32"/>
+          <w:szCs w:val="32"/>
+        </w:rPr>
+        <w:t xml:space="preserve">Cartesian </w:t>
+      </w:r>
+      <w:r>
+        <w:rPr>
+          <w:sz w:val="32"/>
+          <w:szCs w:val="32"/>
+        </w:rPr>
+        <w:t>coordinates, with dimensions of length</w:t>
+      </w:r>
+    </w:p>
+    <w:p>
+      <w:pPr>
+        <w:rPr>
+          <w:sz w:val="32"/>
+          <w:szCs w:val="32"/>
+        </w:rPr>
+      </w:pPr>
+      <w:r>
+        <w:rPr>
+          <w:i/>
+          <w:sz w:val="32"/>
+          <w:szCs w:val="32"/>
+        </w:rPr>
+        <w:t xml:space="preserve"> </w:t>
+      </w:r>
+      <w:r>
+        <w:rPr>
+          <w:i/>
+          <w:sz w:val="32"/>
+          <w:szCs w:val="32"/>
+        </w:rPr>
+        <w:t>t</w:t>
+      </w:r>
+      <w:r>
+        <w:rPr>
+          <w:sz w:val="32"/>
+          <w:szCs w:val="32"/>
+        </w:rPr>
+        <w:t xml:space="preserve"> -</w:t>
+      </w:r>
+      <w:r>
+        <w:rPr>
+          <w:sz w:val="32"/>
+          <w:szCs w:val="32"/>
+        </w:rPr>
+        <w:t xml:space="preserve"> </w:t>
+      </w:r>
+      <w:proofErr w:type="gramStart"/>
+      <w:r>
+        <w:rPr>
+          <w:sz w:val="32"/>
+          <w:szCs w:val="32"/>
+        </w:rPr>
+        <w:t>t</w:t>
+      </w:r>
+      <w:r>
+        <w:rPr>
+          <w:sz w:val="32"/>
+          <w:szCs w:val="32"/>
+        </w:rPr>
+        <w:t>ime</w:t>
+      </w:r>
+      <w:proofErr w:type="gramEnd"/>
+      <w:r>
+        <w:rPr>
+          <w:sz w:val="32"/>
+          <w:szCs w:val="32"/>
+        </w:rPr>
+        <w:t xml:space="preserve">, </w:t>
+      </w:r>
+      <w:r>
+        <w:rPr>
+          <w:sz w:val="32"/>
+          <w:szCs w:val="32"/>
+        </w:rPr>
+        <w:t>with dimensions of</w:t>
+      </w:r>
+      <w:r>
+        <w:rPr>
+          <w:sz w:val="32"/>
+          <w:szCs w:val="32"/>
+        </w:rPr>
+        <w:t xml:space="preserve"> time</w:t>
+      </w:r>
+    </w:p>
+    <w:p>
+      <w:pPr>
+        <w:rPr>
+          <w:sz w:val="32"/>
+          <w:szCs w:val="32"/>
+        </w:rPr>
+      </w:pPr>
+      <w:r>
+        <w:rPr>
+          <w:sz w:val="32"/>
+          <w:szCs w:val="32"/>
+        </w:rPr>
+        <w:t xml:space="preserve"> </w:t>
+      </w:r>
+      <w:r>
+        <w:rPr>
+          <w:i/>
+          <w:sz w:val="32"/>
+          <w:szCs w:val="32"/>
+        </w:rPr>
+        <w:t>Y</w:t>
+      </w:r>
+      <w:r>
+        <w:rPr>
+          <w:i/>
+          <w:sz w:val="32"/>
+          <w:szCs w:val="32"/>
+          <w:vertAlign w:val="subscript"/>
+        </w:rPr>
+        <w:t>cyl</w:t>
+      </w:r>
+      <w:r>
+        <w:rPr>
+          <w:sz w:val="32"/>
+          <w:szCs w:val="32"/>
+        </w:rPr>
+        <w:t xml:space="preserve"> - Vertical displacement of the cylinder, </w:t>
+      </w:r>
+      <w:r>
+        <w:rPr>
+          <w:sz w:val="32"/>
+          <w:szCs w:val="32"/>
+        </w:rPr>
+        <w:t>with dimensions</w:t>
+      </w:r>
+      <w:r>
+        <w:rPr>
+          <w:sz w:val="32"/>
+          <w:szCs w:val="32"/>
+        </w:rPr>
+        <w:t xml:space="preserve"> </w:t>
+      </w:r>
+      <w:r>
+        <w:rPr>
+          <w:sz w:val="32"/>
+          <w:szCs w:val="32"/>
+        </w:rPr>
+        <w:t xml:space="preserve">of </w:t>
+      </w:r>
+      <w:r>
+        <w:rPr>
+          <w:sz w:val="32"/>
+          <w:szCs w:val="32"/>
+        </w:rPr>
+        <w:t>length</w:t>
+      </w:r>
+    </w:p>
+    <w:p>
+      <w:pPr>
+        <w:rPr>
+          <w:sz w:val="32"/>
+          <w:szCs w:val="32"/>
+        </w:rPr>
+      </w:pPr>
+      <w:r>
+        <w:rPr>
+          <w:sz w:val="32"/>
+          <w:szCs w:val="32"/>
+        </w:rPr>
+        <w:t xml:space="preserve"> </w:t>
+      </w:r>
+    </w:p>
+    <w:p>
+      <w:pPr>
+        <w:jc w:val="center"/>
+        <w:rPr>
+          <w:color w:val="FFFFFF" w:themeColor="background1"/>
+          <w:sz w:val="32"/>
+          <w:szCs w:val="32"/>
+        </w:rPr>
+      </w:pPr>
+    </w:p>
+    <w:p>
+      <w:pPr>
+        <w:rPr>
+          <w:sz w:val="32"/>
+          <w:szCs w:val="32"/>
+        </w:rPr>
+      </w:pPr>
+      <w:r>
+        <w:rPr>
+          <w:sz w:val="32"/>
+          <w:szCs w:val="32"/>
+        </w:rPr>
+        <w:t xml:space="preserve">By </w:t>
+      </w:r>
+      <w:r>
+        <w:rPr>
+          <w:sz w:val="32"/>
+          <w:szCs w:val="32"/>
+        </w:rPr>
+        <w:t>the “</w:t>
+      </w:r>
+      <w:r>
+        <w:rPr>
+          <w:sz w:val="32"/>
+          <w:szCs w:val="32"/>
+        </w:rPr>
+        <w:t>Buckingham P</w:t>
+      </w:r>
+      <w:r>
+        <w:rPr>
+          <w:sz w:val="32"/>
+          <w:szCs w:val="32"/>
+        </w:rPr>
+        <w:t>i</w:t>
+      </w:r>
+      <w:r>
+        <w:rPr>
+          <w:sz w:val="32"/>
+          <w:szCs w:val="32"/>
+        </w:rPr>
+        <w:t xml:space="preserve"> Theorem</w:t>
+      </w:r>
+      <w:r>
+        <w:rPr>
+          <w:sz w:val="32"/>
+          <w:szCs w:val="32"/>
+        </w:rPr>
+        <w:t>”</w:t>
+      </w:r>
+      <w:r>
+        <w:rPr>
+          <w:sz w:val="32"/>
+          <w:szCs w:val="32"/>
+        </w:rPr>
+        <w:t xml:space="preserve">, </w:t>
+      </w:r>
+      <w:r>
+        <w:rPr>
+          <w:sz w:val="32"/>
+          <w:szCs w:val="32"/>
+        </w:rPr>
+        <w:t>we select three of our dimensional parameters whose dimensions</w:t>
+      </w:r>
+      <w:r>
+        <w:rPr>
+          <w:sz w:val="32"/>
+          <w:szCs w:val="32"/>
+        </w:rPr>
+        <w:t xml:space="preserve"> “s</w:t>
+      </w:r>
+      <w:r>
+        <w:rPr>
+          <w:sz w:val="32"/>
+          <w:szCs w:val="32"/>
+        </w:rPr>
+        <w:t>pan the space” of the three “fundamental dimensions” (mass, length, and time)</w:t>
+      </w:r>
+      <w:r>
+        <w:rPr>
+          <w:sz w:val="32"/>
+          <w:szCs w:val="32"/>
+        </w:rPr>
+        <w:t>,</w:t>
+      </w:r>
+      <w:r>
+        <w:rPr>
+          <w:sz w:val="32"/>
+          <w:szCs w:val="32"/>
+        </w:rPr>
+        <w:t xml:space="preserve"> </w:t>
+      </w:r>
+      <w:r>
+        <w:rPr>
+          <w:sz w:val="32"/>
+          <w:szCs w:val="32"/>
+        </w:rPr>
+        <w:t>a</w:t>
+      </w:r>
+      <w:r>
+        <w:rPr>
+          <w:sz w:val="32"/>
+          <w:szCs w:val="32"/>
+        </w:rPr>
+        <w:t>nd</w:t>
+      </w:r>
+      <w:r>
+        <w:rPr>
+          <w:sz w:val="32"/>
+          <w:szCs w:val="32"/>
+        </w:rPr>
+        <w:t xml:space="preserve"> </w:t>
+      </w:r>
+      <w:r>
+        <w:rPr>
+          <w:sz w:val="32"/>
+          <w:szCs w:val="32"/>
+        </w:rPr>
+        <w:t xml:space="preserve">use them to </w:t>
+      </w:r>
+      <w:r>
+        <w:rPr>
+          <w:sz w:val="32"/>
+          <w:szCs w:val="32"/>
+        </w:rPr>
+        <w:t>represent the dimens</w:t>
+      </w:r>
+      <w:r>
+        <w:rPr>
+          <w:sz w:val="32"/>
+          <w:szCs w:val="32"/>
+        </w:rPr>
+        <w:t>ional variables</w:t>
+      </w:r>
+      <w:r>
+        <w:rPr>
+          <w:sz w:val="32"/>
+          <w:szCs w:val="32"/>
+        </w:rPr>
+        <w:t>.</w:t>
+      </w:r>
+    </w:p>
+    <w:p>
+      <w:pPr>
+        <w:rPr>
+          <w:sz w:val="32"/>
+          <w:szCs w:val="32"/>
+        </w:rPr>
+      </w:pPr>
+      <w:r>
+        <w:rPr>
+          <w:sz w:val="32"/>
+          <w:szCs w:val="32"/>
+        </w:rPr>
+        <w:t xml:space="preserve">Here, </w:t>
+      </w:r>
+      <w:r>
+        <w:rPr>
+          <w:sz w:val="32"/>
+          <w:szCs w:val="32"/>
+        </w:rPr>
+        <w:t xml:space="preserve">we </w:t>
+      </w:r>
+      <w:proofErr w:type="spellStart"/>
+      <w:r>
+        <w:rPr>
+          <w:sz w:val="32"/>
+          <w:szCs w:val="32"/>
+        </w:rPr>
+        <w:t>select</w:t>
+      </w:r>
+      <w:r>
+        <w:rPr>
+          <w:color w:val="FFFFFF" w:themeColor="background1"/>
+          <w:sz w:val="32"/>
+          <w:szCs w:val="32"/>
+        </w:rPr>
+        <w:t>s</w:t>
+      </w:r>
+      <w:r>
+        <w:rPr>
+          <w:i/>
+          <w:sz w:val="32"/>
+          <w:szCs w:val="32"/>
+        </w:rPr>
+        <w:t>D</w:t>
+      </w:r>
+      <w:proofErr w:type="gramStart"/>
+      <w:r>
+        <w:rPr>
+          <w:sz w:val="32"/>
+          <w:szCs w:val="32"/>
+        </w:rPr>
+        <w:t>,</w:t>
+      </w:r>
+      <w:r>
+        <w:rPr>
+          <w:color w:val="FFFFFF" w:themeColor="background1"/>
+          <w:sz w:val="32"/>
+          <w:szCs w:val="32"/>
+        </w:rPr>
+        <w:t>s</w:t>
+      </w:r>
+      <w:r>
+        <w:rPr>
+          <w:i/>
+          <w:sz w:val="32"/>
+          <w:szCs w:val="32"/>
+        </w:rPr>
+        <w:t>ρ</w:t>
+      </w:r>
+      <w:proofErr w:type="spellEnd"/>
+      <w:proofErr w:type="gramEnd"/>
+      <w:r>
+        <w:rPr>
+          <w:sz w:val="32"/>
+          <w:szCs w:val="32"/>
+        </w:rPr>
+        <w:t>,</w:t>
+      </w:r>
+      <w:r>
+        <w:rPr>
+          <w:color w:val="FFFFFF" w:themeColor="background1"/>
+          <w:sz w:val="32"/>
+          <w:szCs w:val="32"/>
+        </w:rPr>
+        <w:t xml:space="preserve"> </w:t>
+      </w:r>
+      <w:proofErr w:type="spellStart"/>
+      <w:r>
+        <w:rPr>
+          <w:sz w:val="32"/>
+          <w:szCs w:val="32"/>
+        </w:rPr>
+        <w:t>and</w:t>
+      </w:r>
+      <w:r>
+        <w:rPr>
+          <w:color w:val="FFFFFF" w:themeColor="background1"/>
+          <w:sz w:val="32"/>
+          <w:szCs w:val="32"/>
+        </w:rPr>
+        <w:t>s</w:t>
+      </w:r>
+      <w:r>
+        <w:rPr>
+          <w:i/>
+          <w:sz w:val="32"/>
+          <w:szCs w:val="32"/>
+        </w:rPr>
+        <w:t>μ</w:t>
+      </w:r>
+      <w:proofErr w:type="spellEnd"/>
+      <w:r>
+        <w:rPr>
+          <w:sz w:val="32"/>
+          <w:szCs w:val="32"/>
+        </w:rPr>
+        <w:t xml:space="preserve">  as o</w:t>
+      </w:r>
+      <w:r>
+        <w:rPr>
+          <w:sz w:val="32"/>
+          <w:szCs w:val="32"/>
+        </w:rPr>
+        <w:t>ur scaling</w:t>
+      </w:r>
+      <w:r>
+        <w:rPr>
+          <w:sz w:val="32"/>
+          <w:szCs w:val="32"/>
+        </w:rPr>
+        <w:t xml:space="preserve"> variables and, after doing some quick dimensio</w:t>
+      </w:r>
+      <w:r>
+        <w:rPr>
+          <w:sz w:val="32"/>
+          <w:szCs w:val="32"/>
+        </w:rPr>
+        <w:t>nal analysis</w:t>
+      </w:r>
+      <w:r>
+        <w:rPr>
+          <w:sz w:val="32"/>
+          <w:szCs w:val="32"/>
+        </w:rPr>
+        <w:t xml:space="preserve">, define our dimensionless </w:t>
+      </w:r>
+      <w:r>
+        <w:rPr>
+          <w:sz w:val="32"/>
+          <w:szCs w:val="32"/>
+        </w:rPr>
+        <w:t xml:space="preserve">parameters </w:t>
+      </w:r>
+    </w:p>
+    <w:p>
+      <w:pPr>
+        <w:jc w:val="center"/>
+        <w:rPr>
+          <w:sz w:val="32"/>
+          <w:szCs w:val="32"/>
+        </w:rPr>
+      </w:pPr>
       <w:r>
         <w:rPr>
           <w:noProof/>
-          <w:color w:val="000000" w:themeColor="text1"/>
-          <w:sz w:val="32"/>
-          <w:szCs w:val="32"/>
-        </w:rPr>
+          <w:sz w:val="32"/>
+          <w:szCs w:val="32"/>
+        </w:rPr>
+        <w:lastRenderedPageBreak/>
         <w:drawing>
           <wp:inline distT="0" distB="0" distL="0" distR="0">
-            <wp:extent cx="868680" cy="598799"/>
-            <wp:effectExtent l="0" t="0" r="7620" b="0"/>
-            <wp:docPr id="7" name="Picture 7"/>
+            <wp:extent cx="1638442" cy="2644369"/>
+            <wp:effectExtent l="0" t="0" r="0" b="3810"/>
+            <wp:docPr id="2" name="Picture 2"/>
             <wp:cNvGraphicFramePr>
               <a:graphicFrameLocks xmlns:a="http://schemas.openxmlformats.org/drawingml/2006/main" noChangeAspect="1"/>
             </wp:cNvGraphicFramePr>
@@ -1197,7 +2802,7 @@
               <a:graphicData uri="http://schemas.openxmlformats.org/drawingml/2006/picture">
                 <pic:pic xmlns:pic="http://schemas.openxmlformats.org/drawingml/2006/picture">
                   <pic:nvPicPr>
-                    <pic:cNvPr id="7" name="math14.png"/>
+                    <pic:cNvPr id="2" name="math12.png"/>
                     <pic:cNvPicPr/>
                   </pic:nvPicPr>
                   <pic:blipFill>
@@ -1215,1498 +2820,7 @@
                   <pic:spPr>
                     <a:xfrm>
                       <a:off x="0" y="0"/>
-                      <a:ext cx="874110" cy="602542"/>
-                    </a:xfrm>
-                    <a:prstGeom prst="rect">
-                      <a:avLst/>
-                    </a:prstGeom>
-                  </pic:spPr>
-                </pic:pic>
-              </a:graphicData>
-            </a:graphic>
-          </wp:inline>
-        </w:drawing>
-      </w:r>
-    </w:p>
-    <w:p>
-      <w:pPr>
-        <w:ind w:left="630"/>
-        <w:rPr>
-          <w:sz w:val="32"/>
-          <w:szCs w:val="32"/>
-        </w:rPr>
-      </w:pPr>
-      <w:proofErr w:type="gramStart"/>
-      <w:r>
-        <w:rPr>
-          <w:color w:val="000000" w:themeColor="text1"/>
-          <w:sz w:val="32"/>
-          <w:szCs w:val="32"/>
-        </w:rPr>
-        <w:t>where</w:t>
-      </w:r>
-      <w:r>
-        <w:rPr>
-          <w:color w:val="FFFFFF" w:themeColor="background1"/>
-          <w:sz w:val="32"/>
-          <w:szCs w:val="32"/>
-        </w:rPr>
-        <w:t>s</w:t>
-      </w:r>
-      <w:r>
-        <w:rPr>
-          <w:i/>
-          <w:sz w:val="32"/>
-          <w:szCs w:val="32"/>
-        </w:rPr>
-        <w:t>M</w:t>
-      </w:r>
-      <w:r>
-        <w:rPr>
-          <w:i/>
-          <w:sz w:val="32"/>
-          <w:szCs w:val="32"/>
-          <w:vertAlign w:val="subscript"/>
-        </w:rPr>
-        <w:t>cyl</w:t>
-      </w:r>
-      <w:r>
-        <w:rPr>
-          <w:color w:val="FFFFFF" w:themeColor="background1"/>
-          <w:sz w:val="32"/>
-          <w:szCs w:val="32"/>
-        </w:rPr>
-        <w:t>s</w:t>
-      </w:r>
-      <w:r>
-        <w:rPr>
-          <w:sz w:val="32"/>
-          <w:szCs w:val="32"/>
-        </w:rPr>
-        <w:t>and</w:t>
-      </w:r>
-      <w:r>
-        <w:rPr>
-          <w:color w:val="FFFFFF" w:themeColor="background1"/>
-          <w:sz w:val="32"/>
-          <w:szCs w:val="32"/>
-        </w:rPr>
-        <w:t>s</w:t>
-      </w:r>
-      <w:r>
-        <w:rPr>
-          <w:color w:val="000000" w:themeColor="text1"/>
-          <w:sz w:val="32"/>
-          <w:szCs w:val="32"/>
-        </w:rPr>
-        <w:t>L</w:t>
-      </w:r>
-      <w:proofErr w:type="gramEnd"/>
-      <w:r>
-        <w:rPr>
-          <w:color w:val="000000" w:themeColor="text1"/>
-          <w:sz w:val="32"/>
-          <w:szCs w:val="32"/>
-        </w:rPr>
-        <w:t xml:space="preserve"> are the mass and</w:t>
-      </w:r>
-      <w:r>
-        <w:rPr>
-          <w:color w:val="000000" w:themeColor="text1"/>
-          <w:sz w:val="32"/>
-          <w:szCs w:val="32"/>
-        </w:rPr>
-        <w:t xml:space="preserve"> length of the cyli</w:t>
-      </w:r>
-      <w:r>
-        <w:rPr>
-          <w:color w:val="000000" w:themeColor="text1"/>
-          <w:sz w:val="32"/>
-          <w:szCs w:val="32"/>
-        </w:rPr>
-        <w:t>nder</w:t>
-      </w:r>
-      <w:r>
-        <w:rPr>
-          <w:color w:val="000000" w:themeColor="text1"/>
-          <w:sz w:val="32"/>
-          <w:szCs w:val="32"/>
-        </w:rPr>
-        <w:t xml:space="preserve"> in the z-direction</w:t>
-      </w:r>
-    </w:p>
-    <w:p>
-      <w:pPr>
-        <w:ind w:left="630" w:hanging="630"/>
-        <w:rPr>
-          <w:sz w:val="32"/>
-          <w:szCs w:val="32"/>
-        </w:rPr>
-      </w:pPr>
-      <w:r>
-        <w:rPr>
-          <w:noProof/>
-          <w:sz w:val="32"/>
-          <w:szCs w:val="32"/>
-        </w:rPr>
-        <w:drawing>
-          <wp:inline distT="0" distB="0" distL="0" distR="0">
-            <wp:extent cx="944880" cy="607423"/>
-            <wp:effectExtent l="0" t="0" r="7620" b="2540"/>
-            <wp:docPr id="9" name="Picture 9"/>
-            <wp:cNvGraphicFramePr>
-              <a:graphicFrameLocks xmlns:a="http://schemas.openxmlformats.org/drawingml/2006/main" noChangeAspect="1"/>
-            </wp:cNvGraphicFramePr>
-            <a:graphic xmlns:a="http://schemas.openxmlformats.org/drawingml/2006/main">
-              <a:graphicData uri="http://schemas.openxmlformats.org/drawingml/2006/picture">
-                <pic:pic xmlns:pic="http://schemas.openxmlformats.org/drawingml/2006/picture">
-                  <pic:nvPicPr>
-                    <pic:cNvPr id="9" name="math15.png"/>
-                    <pic:cNvPicPr/>
-                  </pic:nvPicPr>
-                  <pic:blipFill>
-                    <a:blip r:embed="rId8">
-                      <a:extLst>
-                        <a:ext uri="{28A0092B-C50C-407E-A947-70E740481C1C}">
-                          <a14:useLocalDpi xmlns:a14="http://schemas.microsoft.com/office/drawing/2010/main" val="0"/>
-                        </a:ext>
-                      </a:extLst>
-                    </a:blip>
-                    <a:stretch>
-                      <a:fillRect/>
-                    </a:stretch>
-                  </pic:blipFill>
-                  <pic:spPr>
-                    <a:xfrm>
-                      <a:off x="0" y="0"/>
-                      <a:ext cx="955212" cy="614065"/>
-                    </a:xfrm>
-                    <a:prstGeom prst="rect">
-                      <a:avLst/>
-                    </a:prstGeom>
-                  </pic:spPr>
-                </pic:pic>
-              </a:graphicData>
-            </a:graphic>
-          </wp:inline>
-        </w:drawing>
-      </w:r>
-      <w:bookmarkStart w:id="0" w:name="_GoBack"/>
-      <w:bookmarkEnd w:id="0"/>
-    </w:p>
-    <w:p>
-      <w:pPr>
-        <w:ind w:left="630"/>
-        <w:rPr>
-          <w:sz w:val="32"/>
-          <w:szCs w:val="32"/>
-        </w:rPr>
-      </w:pPr>
-      <w:proofErr w:type="spellStart"/>
-      <w:proofErr w:type="gramStart"/>
-      <w:r>
-        <w:rPr>
-          <w:color w:val="000000" w:themeColor="text1"/>
-          <w:sz w:val="32"/>
-          <w:szCs w:val="32"/>
-        </w:rPr>
-        <w:lastRenderedPageBreak/>
-        <w:t>where</w:t>
-      </w:r>
-      <w:r>
-        <w:rPr>
-          <w:color w:val="FFFFFF" w:themeColor="background1"/>
-          <w:sz w:val="32"/>
-          <w:szCs w:val="32"/>
-        </w:rPr>
-        <w:t>s</w:t>
-      </w:r>
-      <w:r>
-        <w:rPr>
-          <w:sz w:val="32"/>
-          <w:szCs w:val="32"/>
-        </w:rPr>
-        <w:t>K</w:t>
-      </w:r>
-      <w:r>
-        <w:rPr>
-          <w:sz w:val="32"/>
-          <w:szCs w:val="32"/>
-          <w:vertAlign w:val="subscript"/>
-        </w:rPr>
-        <w:t>cyl</w:t>
-      </w:r>
-      <w:proofErr w:type="spellEnd"/>
-      <w:proofErr w:type="gramEnd"/>
-      <w:r>
-        <w:rPr>
-          <w:color w:val="000000" w:themeColor="text1"/>
-          <w:sz w:val="32"/>
-          <w:szCs w:val="32"/>
-        </w:rPr>
-        <w:t xml:space="preserve"> is the spring constant</w:t>
-      </w:r>
-      <w:r>
-        <w:rPr>
-          <w:color w:val="000000" w:themeColor="text1"/>
-          <w:sz w:val="32"/>
-          <w:szCs w:val="32"/>
-        </w:rPr>
-        <w:t xml:space="preserve"> of the cylinder</w:t>
-      </w:r>
-      <w:r>
-        <w:rPr>
-          <w:color w:val="000000" w:themeColor="text1"/>
-          <w:sz w:val="32"/>
-          <w:szCs w:val="32"/>
-        </w:rPr>
-        <w:t xml:space="preserve"> and </w:t>
-      </w:r>
-      <w:r>
-        <w:rPr>
-          <w:noProof/>
-          <w:color w:val="000000" w:themeColor="text1"/>
-          <w:position w:val="-10"/>
-          <w:sz w:val="32"/>
-          <w:szCs w:val="32"/>
-        </w:rPr>
-        <w:drawing>
-          <wp:inline distT="0" distB="0" distL="0" distR="0">
-            <wp:extent cx="342930" cy="388654"/>
-            <wp:effectExtent l="0" t="0" r="0" b="0"/>
-            <wp:docPr id="5" name="Picture 5"/>
-            <wp:cNvGraphicFramePr>
-              <a:graphicFrameLocks xmlns:a="http://schemas.openxmlformats.org/drawingml/2006/main" noChangeAspect="1"/>
-            </wp:cNvGraphicFramePr>
-            <a:graphic xmlns:a="http://schemas.openxmlformats.org/drawingml/2006/main">
-              <a:graphicData uri="http://schemas.openxmlformats.org/drawingml/2006/picture">
-                <pic:pic xmlns:pic="http://schemas.openxmlformats.org/drawingml/2006/picture">
-                  <pic:nvPicPr>
-                    <pic:cNvPr id="5" name="k.png"/>
-                    <pic:cNvPicPr/>
-                  </pic:nvPicPr>
-                  <pic:blipFill>
-                    <a:blip r:embed="rId9">
-                      <a:extLst>
-                        <a:ext uri="{28A0092B-C50C-407E-A947-70E740481C1C}">
-                          <a14:useLocalDpi xmlns:a14="http://schemas.microsoft.com/office/drawing/2010/main" val="0"/>
-                        </a:ext>
-                      </a:extLst>
-                    </a:blip>
-                    <a:stretch>
-                      <a:fillRect/>
-                    </a:stretch>
-                  </pic:blipFill>
-                  <pic:spPr>
-                    <a:xfrm>
-                      <a:off x="0" y="0"/>
-                      <a:ext cx="342930" cy="388654"/>
-                    </a:xfrm>
-                    <a:prstGeom prst="rect">
-                      <a:avLst/>
-                    </a:prstGeom>
-                  </pic:spPr>
-                </pic:pic>
-              </a:graphicData>
-            </a:graphic>
-          </wp:inline>
-        </w:drawing>
-      </w:r>
-      <w:r>
-        <w:rPr>
-          <w:color w:val="000000" w:themeColor="text1"/>
-          <w:sz w:val="32"/>
-          <w:szCs w:val="32"/>
-        </w:rPr>
-        <w:t xml:space="preserve"> has</w:t>
-      </w:r>
-      <w:r>
-        <w:rPr>
-          <w:color w:val="000000" w:themeColor="text1"/>
-          <w:sz w:val="32"/>
-          <w:szCs w:val="32"/>
-        </w:rPr>
-        <w:t xml:space="preserve"> dimensions of </w:t>
-      </w:r>
-      <w:r>
-        <w:rPr>
-          <w:sz w:val="32"/>
-          <w:szCs w:val="32"/>
-        </w:rPr>
-        <w:t>mass /</w:t>
-      </w:r>
-      <w:r>
-        <w:rPr>
-          <w:sz w:val="32"/>
-          <w:szCs w:val="32"/>
-        </w:rPr>
-        <w:t xml:space="preserve"> (time</w:t>
-      </w:r>
-      <w:r>
-        <w:rPr>
-          <w:sz w:val="32"/>
-          <w:szCs w:val="32"/>
-          <w:vertAlign w:val="superscript"/>
-        </w:rPr>
-        <w:t>2</w:t>
-      </w:r>
-      <w:r>
-        <w:rPr>
-          <w:sz w:val="32"/>
-          <w:szCs w:val="32"/>
-        </w:rPr>
-        <w:t xml:space="preserve"> </w:t>
-      </w:r>
-      <w:r>
-        <w:rPr>
-          <w:position w:val="6"/>
-          <w:sz w:val="32"/>
-          <w:szCs w:val="32"/>
-        </w:rPr>
-        <w:t>.</w:t>
-      </w:r>
-      <w:r>
-        <w:rPr>
-          <w:sz w:val="32"/>
-          <w:szCs w:val="32"/>
-        </w:rPr>
-        <w:t xml:space="preserve"> length) </w:t>
-      </w:r>
-    </w:p>
-    <w:p>
-      <w:pPr>
-        <w:rPr>
-          <w:sz w:val="32"/>
-          <w:szCs w:val="32"/>
-          <w:vertAlign w:val="superscript"/>
-        </w:rPr>
-      </w:pPr>
-      <w:r>
-        <w:rPr>
-          <w:i/>
-          <w:sz w:val="32"/>
-          <w:szCs w:val="32"/>
-        </w:rPr>
-        <w:t xml:space="preserve"> </w:t>
-      </w:r>
-      <w:r>
-        <w:rPr>
-          <w:i/>
-          <w:sz w:val="32"/>
-          <w:szCs w:val="32"/>
-        </w:rPr>
-        <w:t>U</w:t>
-      </w:r>
-      <w:r>
-        <w:rPr>
-          <w:i/>
-          <w:sz w:val="32"/>
-          <w:szCs w:val="32"/>
-          <w:vertAlign w:val="subscript"/>
-        </w:rPr>
-        <w:t>0</w:t>
-      </w:r>
-      <w:r>
-        <w:rPr>
-          <w:i/>
-          <w:sz w:val="32"/>
-          <w:szCs w:val="32"/>
-        </w:rPr>
-        <w:t xml:space="preserve"> </w:t>
-      </w:r>
-      <w:r>
-        <w:rPr>
-          <w:i/>
-          <w:sz w:val="32"/>
-          <w:szCs w:val="32"/>
-        </w:rPr>
-        <w:t>-</w:t>
-      </w:r>
-      <w:r>
-        <w:rPr>
-          <w:sz w:val="32"/>
-          <w:szCs w:val="32"/>
-        </w:rPr>
-        <w:t xml:space="preserve"> </w:t>
-      </w:r>
-      <w:r>
-        <w:rPr>
-          <w:sz w:val="32"/>
-          <w:szCs w:val="32"/>
-        </w:rPr>
-        <w:t>The u</w:t>
-      </w:r>
-      <w:r>
-        <w:rPr>
-          <w:sz w:val="32"/>
-          <w:szCs w:val="32"/>
-        </w:rPr>
-        <w:t>pstream fluid velocity, with dimensions</w:t>
-      </w:r>
-      <w:r>
-        <w:rPr>
-          <w:sz w:val="32"/>
-          <w:szCs w:val="32"/>
-        </w:rPr>
-        <w:t xml:space="preserve"> of length / time</w:t>
-      </w:r>
-    </w:p>
-    <w:p>
-      <w:pPr>
-        <w:rPr>
-          <w:sz w:val="32"/>
-          <w:szCs w:val="32"/>
-        </w:rPr>
-      </w:pPr>
-      <w:r>
-        <w:rPr>
-          <w:i/>
-          <w:sz w:val="32"/>
-          <w:szCs w:val="32"/>
-        </w:rPr>
-        <w:t xml:space="preserve"> </w:t>
-      </w:r>
-      <w:r>
-        <w:rPr>
-          <w:i/>
-          <w:sz w:val="32"/>
-          <w:szCs w:val="32"/>
-        </w:rPr>
-        <w:t>D</w:t>
-      </w:r>
-      <w:r>
-        <w:rPr>
-          <w:i/>
-          <w:sz w:val="32"/>
-          <w:szCs w:val="32"/>
-        </w:rPr>
-        <w:t xml:space="preserve"> </w:t>
-      </w:r>
-      <w:r>
-        <w:rPr>
-          <w:i/>
-          <w:sz w:val="32"/>
-          <w:szCs w:val="32"/>
-        </w:rPr>
-        <w:t>-</w:t>
-      </w:r>
-      <w:r>
-        <w:rPr>
-          <w:sz w:val="32"/>
-          <w:szCs w:val="32"/>
-        </w:rPr>
-        <w:t xml:space="preserve"> </w:t>
-      </w:r>
-      <w:r>
-        <w:rPr>
-          <w:sz w:val="32"/>
-          <w:szCs w:val="32"/>
-        </w:rPr>
-        <w:t xml:space="preserve">The diameter of the cylinder, </w:t>
-      </w:r>
-      <w:r>
-        <w:rPr>
-          <w:sz w:val="32"/>
-          <w:szCs w:val="32"/>
-        </w:rPr>
-        <w:t xml:space="preserve">with dimensions </w:t>
-      </w:r>
-      <w:r>
-        <w:rPr>
-          <w:sz w:val="32"/>
-          <w:szCs w:val="32"/>
-        </w:rPr>
-        <w:t>of length</w:t>
-      </w:r>
-    </w:p>
-    <w:p>
-      <w:pPr>
-        <w:rPr>
-          <w:sz w:val="32"/>
-          <w:szCs w:val="32"/>
-        </w:rPr>
-      </w:pPr>
-      <w:r>
-        <w:rPr>
-          <w:i/>
-          <w:sz w:val="32"/>
-          <w:szCs w:val="32"/>
-        </w:rPr>
-        <w:t xml:space="preserve"> </w:t>
-      </w:r>
-      <w:r>
-        <w:rPr>
-          <w:i/>
-          <w:sz w:val="32"/>
-          <w:szCs w:val="32"/>
-        </w:rPr>
-        <w:t>μ</w:t>
-      </w:r>
-      <w:r>
-        <w:rPr>
-          <w:i/>
-          <w:sz w:val="32"/>
-          <w:szCs w:val="32"/>
-        </w:rPr>
-        <w:t xml:space="preserve"> </w:t>
-      </w:r>
-      <w:r>
-        <w:rPr>
-          <w:i/>
-          <w:sz w:val="32"/>
-          <w:szCs w:val="32"/>
-        </w:rPr>
-        <w:t>-</w:t>
-      </w:r>
-      <w:r>
-        <w:rPr>
-          <w:sz w:val="32"/>
-          <w:szCs w:val="32"/>
-        </w:rPr>
-        <w:t xml:space="preserve"> </w:t>
-      </w:r>
-      <w:r>
-        <w:rPr>
-          <w:sz w:val="32"/>
-          <w:szCs w:val="32"/>
-        </w:rPr>
-        <w:t xml:space="preserve">Viscosity of the fluid, </w:t>
-      </w:r>
-      <w:r>
-        <w:rPr>
-          <w:sz w:val="32"/>
-          <w:szCs w:val="32"/>
-        </w:rPr>
-        <w:t xml:space="preserve">with dimensions </w:t>
-      </w:r>
-      <w:r>
-        <w:rPr>
-          <w:sz w:val="32"/>
-          <w:szCs w:val="32"/>
-        </w:rPr>
-        <w:t>of mass / (</w:t>
-      </w:r>
-      <w:proofErr w:type="gramStart"/>
-      <w:r>
-        <w:rPr>
-          <w:sz w:val="32"/>
-          <w:szCs w:val="32"/>
-        </w:rPr>
-        <w:t xml:space="preserve">length </w:t>
-      </w:r>
-      <w:r>
-        <w:rPr>
-          <w:position w:val="6"/>
-          <w:sz w:val="32"/>
-          <w:szCs w:val="32"/>
-        </w:rPr>
-        <w:t>.</w:t>
-      </w:r>
-      <w:proofErr w:type="gramEnd"/>
-      <w:r>
-        <w:rPr>
-          <w:sz w:val="32"/>
-          <w:szCs w:val="32"/>
-        </w:rPr>
-        <w:t xml:space="preserve"> time)  </w:t>
-      </w:r>
-    </w:p>
-    <w:p>
-      <w:pPr>
-        <w:rPr>
-          <w:sz w:val="32"/>
-          <w:szCs w:val="32"/>
-          <w:vertAlign w:val="superscript"/>
-        </w:rPr>
-      </w:pPr>
-      <w:r>
-        <w:rPr>
-          <w:i/>
-          <w:sz w:val="32"/>
-          <w:szCs w:val="32"/>
-        </w:rPr>
-        <w:t xml:space="preserve"> </w:t>
-      </w:r>
-      <w:r>
-        <w:rPr>
-          <w:i/>
-          <w:sz w:val="32"/>
-          <w:szCs w:val="32"/>
-        </w:rPr>
-        <w:t>ρ</w:t>
-      </w:r>
-      <w:r>
-        <w:rPr>
-          <w:i/>
-          <w:sz w:val="32"/>
-          <w:szCs w:val="32"/>
-        </w:rPr>
-        <w:t xml:space="preserve"> </w:t>
-      </w:r>
-      <w:r>
-        <w:rPr>
-          <w:i/>
-          <w:sz w:val="32"/>
-          <w:szCs w:val="32"/>
-        </w:rPr>
-        <w:t>-</w:t>
-      </w:r>
-      <w:r>
-        <w:rPr>
-          <w:sz w:val="32"/>
-          <w:szCs w:val="32"/>
-        </w:rPr>
-        <w:t xml:space="preserve"> </w:t>
-      </w:r>
-      <w:r>
-        <w:rPr>
-          <w:sz w:val="32"/>
-          <w:szCs w:val="32"/>
-        </w:rPr>
-        <w:t xml:space="preserve">Density of the fluid, </w:t>
-      </w:r>
-      <w:r>
-        <w:rPr>
-          <w:sz w:val="32"/>
-          <w:szCs w:val="32"/>
-        </w:rPr>
-        <w:t xml:space="preserve">with dimensions </w:t>
-      </w:r>
-      <w:r>
-        <w:rPr>
-          <w:sz w:val="32"/>
-          <w:szCs w:val="32"/>
-        </w:rPr>
-        <w:t>of mass / length</w:t>
-      </w:r>
-      <w:r>
-        <w:rPr>
-          <w:sz w:val="32"/>
-          <w:szCs w:val="32"/>
-          <w:vertAlign w:val="superscript"/>
-        </w:rPr>
-        <w:t>3</w:t>
-      </w:r>
-    </w:p>
-    <w:p>
-      <w:pPr>
-        <w:jc w:val="center"/>
-        <w:rPr>
-          <w:color w:val="FFFFFF" w:themeColor="background1"/>
-          <w:sz w:val="32"/>
-          <w:szCs w:val="32"/>
-        </w:rPr>
-      </w:pPr>
-      <w:proofErr w:type="gramStart"/>
-      <w:r>
-        <w:rPr>
-          <w:color w:val="FFFFFF" w:themeColor="background1"/>
-          <w:sz w:val="32"/>
-          <w:szCs w:val="32"/>
-        </w:rPr>
-        <w:t>space</w:t>
-      </w:r>
-      <w:proofErr w:type="gramEnd"/>
-    </w:p>
-    <w:p>
-      <w:pPr>
-        <w:rPr>
-          <w:sz w:val="32"/>
-          <w:szCs w:val="32"/>
-        </w:rPr>
-      </w:pPr>
-      <w:proofErr w:type="gramStart"/>
-      <w:r>
-        <w:rPr>
-          <w:sz w:val="32"/>
-          <w:szCs w:val="32"/>
-        </w:rPr>
-        <w:t>and</w:t>
-      </w:r>
-      <w:proofErr w:type="gramEnd"/>
-      <w:r>
-        <w:rPr>
-          <w:sz w:val="32"/>
-          <w:szCs w:val="32"/>
-        </w:rPr>
-        <w:t xml:space="preserve"> seven</w:t>
-      </w:r>
-      <w:r>
-        <w:rPr>
-          <w:sz w:val="32"/>
-          <w:szCs w:val="32"/>
-        </w:rPr>
-        <w:t xml:space="preserve"> dimensional variables </w:t>
-      </w:r>
-    </w:p>
-    <w:p>
-      <w:pPr>
-        <w:jc w:val="center"/>
-        <w:rPr>
-          <w:color w:val="FFFFFF" w:themeColor="background1"/>
-          <w:sz w:val="32"/>
-          <w:szCs w:val="32"/>
-        </w:rPr>
-      </w:pPr>
-      <w:proofErr w:type="gramStart"/>
-      <w:r>
-        <w:rPr>
-          <w:color w:val="FFFFFF" w:themeColor="background1"/>
-          <w:sz w:val="32"/>
-          <w:szCs w:val="32"/>
-        </w:rPr>
-        <w:t>space</w:t>
-      </w:r>
-      <w:proofErr w:type="gramEnd"/>
-    </w:p>
-    <w:p>
-      <w:pPr>
-        <w:ind w:left="1260" w:hanging="1260"/>
-        <w:rPr>
-          <w:sz w:val="32"/>
-          <w:szCs w:val="32"/>
-        </w:rPr>
-      </w:pPr>
-      <w:r>
-        <w:rPr>
-          <w:sz w:val="32"/>
-          <w:szCs w:val="32"/>
-        </w:rPr>
-        <w:t xml:space="preserve"> </w:t>
-      </w:r>
-      <w:proofErr w:type="spellStart"/>
-      <w:proofErr w:type="gramStart"/>
-      <w:r>
-        <w:rPr>
-          <w:sz w:val="32"/>
-          <w:szCs w:val="32"/>
-        </w:rPr>
-        <w:t>v</w:t>
-      </w:r>
-      <w:r>
-        <w:rPr>
-          <w:sz w:val="32"/>
-          <w:szCs w:val="32"/>
-          <w:vertAlign w:val="subscript"/>
-        </w:rPr>
-        <w:t>x</w:t>
-      </w:r>
-      <w:proofErr w:type="spellEnd"/>
-      <w:r>
-        <w:rPr>
-          <w:sz w:val="32"/>
-          <w:szCs w:val="32"/>
-        </w:rPr>
-        <w:t>(</w:t>
-      </w:r>
-      <w:proofErr w:type="spellStart"/>
-      <w:proofErr w:type="gramEnd"/>
-      <w:r>
-        <w:rPr>
-          <w:sz w:val="32"/>
-          <w:szCs w:val="32"/>
-        </w:rPr>
-        <w:t>x,y,t</w:t>
-      </w:r>
-      <w:proofErr w:type="spellEnd"/>
-      <w:r>
-        <w:rPr>
-          <w:sz w:val="32"/>
-          <w:szCs w:val="32"/>
-        </w:rPr>
-        <w:t xml:space="preserve">) , </w:t>
-      </w:r>
-      <w:proofErr w:type="spellStart"/>
-      <w:r>
-        <w:rPr>
-          <w:sz w:val="32"/>
-          <w:szCs w:val="32"/>
-        </w:rPr>
-        <w:t>v</w:t>
-      </w:r>
-      <w:r>
-        <w:rPr>
-          <w:sz w:val="32"/>
-          <w:szCs w:val="32"/>
-          <w:vertAlign w:val="subscript"/>
-        </w:rPr>
-        <w:t>y</w:t>
-      </w:r>
-      <w:proofErr w:type="spellEnd"/>
-      <w:r>
-        <w:rPr>
-          <w:sz w:val="32"/>
-          <w:szCs w:val="32"/>
-        </w:rPr>
-        <w:t>(</w:t>
-      </w:r>
-      <w:proofErr w:type="spellStart"/>
-      <w:r>
-        <w:rPr>
-          <w:sz w:val="32"/>
-          <w:szCs w:val="32"/>
-        </w:rPr>
-        <w:t>x,y,t</w:t>
-      </w:r>
-      <w:proofErr w:type="spellEnd"/>
-      <w:r>
-        <w:rPr>
-          <w:sz w:val="32"/>
-          <w:szCs w:val="32"/>
-        </w:rPr>
-        <w:t>) - The x- and y- components of the fluid velocity,</w:t>
-      </w:r>
-      <w:r>
-        <w:rPr>
-          <w:sz w:val="32"/>
-          <w:szCs w:val="32"/>
-        </w:rPr>
-        <w:t xml:space="preserve"> </w:t>
-      </w:r>
-      <w:r>
-        <w:rPr>
-          <w:sz w:val="32"/>
-          <w:szCs w:val="32"/>
-        </w:rPr>
-        <w:t xml:space="preserve">with dimensions of length / time  </w:t>
-      </w:r>
-    </w:p>
-    <w:p>
-      <w:pPr>
-        <w:ind w:left="1260" w:hanging="1260"/>
-        <w:rPr>
-          <w:sz w:val="32"/>
-          <w:szCs w:val="32"/>
-        </w:rPr>
-      </w:pPr>
-      <w:r>
-        <w:rPr>
-          <w:sz w:val="32"/>
-          <w:szCs w:val="32"/>
-        </w:rPr>
-        <w:t xml:space="preserve"> </w:t>
-      </w:r>
-      <w:proofErr w:type="gramStart"/>
-      <w:r>
-        <w:rPr>
-          <w:sz w:val="32"/>
-          <w:szCs w:val="32"/>
-        </w:rPr>
-        <w:t>p</w:t>
-      </w:r>
-      <w:r>
-        <w:rPr>
-          <w:sz w:val="32"/>
-          <w:szCs w:val="32"/>
-        </w:rPr>
-        <w:t>(</w:t>
-      </w:r>
-      <w:proofErr w:type="spellStart"/>
-      <w:proofErr w:type="gramEnd"/>
-      <w:r>
-        <w:rPr>
-          <w:sz w:val="32"/>
-          <w:szCs w:val="32"/>
-        </w:rPr>
-        <w:t>x,y,t</w:t>
-      </w:r>
-      <w:proofErr w:type="spellEnd"/>
-      <w:r>
-        <w:rPr>
-          <w:sz w:val="32"/>
-          <w:szCs w:val="32"/>
-        </w:rPr>
-        <w:t>)</w:t>
-      </w:r>
-      <w:r>
-        <w:rPr>
-          <w:sz w:val="32"/>
-          <w:szCs w:val="32"/>
-        </w:rPr>
-        <w:t xml:space="preserve"> - Pre</w:t>
-      </w:r>
-      <w:r>
-        <w:rPr>
-          <w:sz w:val="32"/>
-          <w:szCs w:val="32"/>
-        </w:rPr>
-        <w:t xml:space="preserve">ssure in the fluid, with dimensions of mass / (length </w:t>
-      </w:r>
-      <w:r>
-        <w:rPr>
-          <w:position w:val="6"/>
-          <w:sz w:val="32"/>
-          <w:szCs w:val="32"/>
-        </w:rPr>
-        <w:t>.</w:t>
-      </w:r>
-      <w:r>
-        <w:rPr>
-          <w:sz w:val="32"/>
-          <w:szCs w:val="32"/>
-        </w:rPr>
-        <w:t xml:space="preserve"> time</w:t>
-      </w:r>
-      <w:r>
-        <w:rPr>
-          <w:sz w:val="32"/>
-          <w:szCs w:val="32"/>
-          <w:vertAlign w:val="superscript"/>
-        </w:rPr>
-        <w:t>2</w:t>
-      </w:r>
-      <w:r>
-        <w:rPr>
-          <w:sz w:val="32"/>
-          <w:szCs w:val="32"/>
-        </w:rPr>
-        <w:t>)</w:t>
-      </w:r>
-    </w:p>
-    <w:p>
-      <w:pPr>
-        <w:rPr>
-          <w:sz w:val="32"/>
-          <w:szCs w:val="32"/>
-        </w:rPr>
-      </w:pPr>
-      <w:r>
-        <w:rPr>
-          <w:sz w:val="32"/>
-          <w:szCs w:val="32"/>
-        </w:rPr>
-        <w:t xml:space="preserve"> </w:t>
-      </w:r>
-      <w:proofErr w:type="gramStart"/>
-      <w:r>
-        <w:rPr>
-          <w:sz w:val="32"/>
-          <w:szCs w:val="32"/>
-        </w:rPr>
-        <w:t>x ,</w:t>
-      </w:r>
-      <w:proofErr w:type="gramEnd"/>
-      <w:r>
-        <w:rPr>
-          <w:sz w:val="32"/>
-          <w:szCs w:val="32"/>
-        </w:rPr>
-        <w:t xml:space="preserve"> y - </w:t>
-      </w:r>
-      <w:r>
-        <w:rPr>
-          <w:sz w:val="32"/>
-          <w:szCs w:val="32"/>
-        </w:rPr>
-        <w:t xml:space="preserve">Cartesian </w:t>
-      </w:r>
-      <w:r>
-        <w:rPr>
-          <w:sz w:val="32"/>
-          <w:szCs w:val="32"/>
-        </w:rPr>
-        <w:t>coordinates, with dimensions of length</w:t>
-      </w:r>
-    </w:p>
-    <w:p>
-      <w:pPr>
-        <w:rPr>
-          <w:sz w:val="32"/>
-          <w:szCs w:val="32"/>
-        </w:rPr>
-      </w:pPr>
-      <w:r>
-        <w:rPr>
-          <w:sz w:val="32"/>
-          <w:szCs w:val="32"/>
-        </w:rPr>
-        <w:t xml:space="preserve"> </w:t>
-      </w:r>
-      <w:r>
-        <w:rPr>
-          <w:sz w:val="32"/>
-          <w:szCs w:val="32"/>
-        </w:rPr>
-        <w:t>t -</w:t>
-      </w:r>
-      <w:r>
-        <w:rPr>
-          <w:sz w:val="32"/>
-          <w:szCs w:val="32"/>
-        </w:rPr>
-        <w:t xml:space="preserve"> </w:t>
-      </w:r>
-      <w:proofErr w:type="gramStart"/>
-      <w:r>
-        <w:rPr>
-          <w:sz w:val="32"/>
-          <w:szCs w:val="32"/>
-        </w:rPr>
-        <w:t>t</w:t>
-      </w:r>
-      <w:r>
-        <w:rPr>
-          <w:sz w:val="32"/>
-          <w:szCs w:val="32"/>
-        </w:rPr>
-        <w:t>ime</w:t>
-      </w:r>
-      <w:proofErr w:type="gramEnd"/>
-      <w:r>
-        <w:rPr>
-          <w:sz w:val="32"/>
-          <w:szCs w:val="32"/>
-        </w:rPr>
-        <w:t xml:space="preserve">, </w:t>
-      </w:r>
-      <w:r>
-        <w:rPr>
-          <w:sz w:val="32"/>
-          <w:szCs w:val="32"/>
-        </w:rPr>
-        <w:t>with dimensions of</w:t>
-      </w:r>
-      <w:r>
-        <w:rPr>
-          <w:sz w:val="32"/>
-          <w:szCs w:val="32"/>
-        </w:rPr>
-        <w:t xml:space="preserve"> time</w:t>
-      </w:r>
-    </w:p>
-    <w:p>
-      <w:pPr>
-        <w:rPr>
-          <w:sz w:val="32"/>
-          <w:szCs w:val="32"/>
-        </w:rPr>
-      </w:pPr>
-      <w:r>
-        <w:rPr>
-          <w:sz w:val="32"/>
-          <w:szCs w:val="32"/>
-        </w:rPr>
-        <w:t xml:space="preserve"> </w:t>
-      </w:r>
-      <w:proofErr w:type="spellStart"/>
-      <w:r>
-        <w:rPr>
-          <w:sz w:val="32"/>
-          <w:szCs w:val="32"/>
-        </w:rPr>
-        <w:t>Y</w:t>
-      </w:r>
-      <w:r>
-        <w:rPr>
-          <w:sz w:val="32"/>
-          <w:szCs w:val="32"/>
-          <w:vertAlign w:val="subscript"/>
-        </w:rPr>
-        <w:t>cyl</w:t>
-      </w:r>
-      <w:proofErr w:type="spellEnd"/>
-      <w:r>
-        <w:rPr>
-          <w:sz w:val="32"/>
-          <w:szCs w:val="32"/>
-        </w:rPr>
-        <w:t xml:space="preserve"> - Vertical displacement of the cylinder, </w:t>
-      </w:r>
-      <w:r>
-        <w:rPr>
-          <w:sz w:val="32"/>
-          <w:szCs w:val="32"/>
-        </w:rPr>
-        <w:t>with dimensions</w:t>
-      </w:r>
-      <w:r>
-        <w:rPr>
-          <w:sz w:val="32"/>
-          <w:szCs w:val="32"/>
-        </w:rPr>
-        <w:t xml:space="preserve"> </w:t>
-      </w:r>
-      <w:r>
-        <w:rPr>
-          <w:sz w:val="32"/>
-          <w:szCs w:val="32"/>
-        </w:rPr>
-        <w:t xml:space="preserve">of </w:t>
-      </w:r>
-      <w:r>
-        <w:rPr>
-          <w:sz w:val="32"/>
-          <w:szCs w:val="32"/>
-        </w:rPr>
-        <w:t>length</w:t>
-      </w:r>
-    </w:p>
-    <w:p>
-      <w:pPr>
-        <w:rPr>
-          <w:sz w:val="32"/>
-          <w:szCs w:val="32"/>
-        </w:rPr>
-      </w:pPr>
-      <w:r>
-        <w:rPr>
-          <w:sz w:val="32"/>
-          <w:szCs w:val="32"/>
-        </w:rPr>
-        <w:t xml:space="preserve"> </w:t>
-      </w:r>
-    </w:p>
-    <w:p>
-      <w:pPr>
-        <w:jc w:val="center"/>
-        <w:rPr>
-          <w:color w:val="FFFFFF" w:themeColor="background1"/>
-          <w:sz w:val="32"/>
-          <w:szCs w:val="32"/>
-        </w:rPr>
-      </w:pPr>
-    </w:p>
-    <w:p>
-      <w:pPr>
-        <w:rPr>
-          <w:sz w:val="32"/>
-          <w:szCs w:val="32"/>
-        </w:rPr>
-      </w:pPr>
-      <w:r>
-        <w:rPr>
-          <w:sz w:val="32"/>
-          <w:szCs w:val="32"/>
-        </w:rPr>
-        <w:t xml:space="preserve">By </w:t>
-      </w:r>
-      <w:r>
-        <w:rPr>
-          <w:sz w:val="32"/>
-          <w:szCs w:val="32"/>
-        </w:rPr>
-        <w:t>the “</w:t>
-      </w:r>
-      <w:r>
-        <w:rPr>
-          <w:sz w:val="32"/>
-          <w:szCs w:val="32"/>
-        </w:rPr>
-        <w:t>Buckingham P</w:t>
-      </w:r>
-      <w:r>
-        <w:rPr>
-          <w:sz w:val="32"/>
-          <w:szCs w:val="32"/>
-        </w:rPr>
-        <w:t>i</w:t>
-      </w:r>
-      <w:r>
-        <w:rPr>
-          <w:sz w:val="32"/>
-          <w:szCs w:val="32"/>
-        </w:rPr>
-        <w:t xml:space="preserve"> Theorem</w:t>
-      </w:r>
-      <w:r>
-        <w:rPr>
-          <w:sz w:val="32"/>
-          <w:szCs w:val="32"/>
-        </w:rPr>
-        <w:t>”</w:t>
-      </w:r>
-      <w:r>
-        <w:rPr>
-          <w:sz w:val="32"/>
-          <w:szCs w:val="32"/>
-        </w:rPr>
-        <w:t xml:space="preserve">, </w:t>
-      </w:r>
-      <w:r>
-        <w:rPr>
-          <w:sz w:val="32"/>
-          <w:szCs w:val="32"/>
-        </w:rPr>
-        <w:t>we select three of our dimensional parameters whose dimensions</w:t>
-      </w:r>
-      <w:r>
-        <w:rPr>
-          <w:sz w:val="32"/>
-          <w:szCs w:val="32"/>
-        </w:rPr>
-        <w:t xml:space="preserve"> “s</w:t>
-      </w:r>
-      <w:r>
-        <w:rPr>
-          <w:sz w:val="32"/>
-          <w:szCs w:val="32"/>
-        </w:rPr>
-        <w:t>pan the space” of the three “fundamental dimensions” (mass, length, and time)</w:t>
-      </w:r>
-      <w:r>
-        <w:rPr>
-          <w:sz w:val="32"/>
-          <w:szCs w:val="32"/>
-        </w:rPr>
-        <w:t>,</w:t>
-      </w:r>
-      <w:r>
-        <w:rPr>
-          <w:sz w:val="32"/>
-          <w:szCs w:val="32"/>
-        </w:rPr>
-        <w:t xml:space="preserve"> </w:t>
-      </w:r>
-      <w:r>
-        <w:rPr>
-          <w:sz w:val="32"/>
-          <w:szCs w:val="32"/>
-        </w:rPr>
-        <w:t>a</w:t>
-      </w:r>
-      <w:r>
-        <w:rPr>
-          <w:sz w:val="32"/>
-          <w:szCs w:val="32"/>
-        </w:rPr>
-        <w:t>nd</w:t>
-      </w:r>
-      <w:r>
-        <w:rPr>
-          <w:sz w:val="32"/>
-          <w:szCs w:val="32"/>
-        </w:rPr>
-        <w:t xml:space="preserve"> </w:t>
-      </w:r>
-      <w:r>
-        <w:rPr>
-          <w:sz w:val="32"/>
-          <w:szCs w:val="32"/>
-        </w:rPr>
-        <w:t xml:space="preserve">use them to </w:t>
-      </w:r>
-      <w:r>
-        <w:rPr>
-          <w:sz w:val="32"/>
-          <w:szCs w:val="32"/>
-        </w:rPr>
-        <w:t>represent the dimens</w:t>
-      </w:r>
-      <w:r>
-        <w:rPr>
-          <w:sz w:val="32"/>
-          <w:szCs w:val="32"/>
-        </w:rPr>
-        <w:t>ional variables</w:t>
-      </w:r>
-      <w:r>
-        <w:rPr>
-          <w:sz w:val="32"/>
-          <w:szCs w:val="32"/>
-        </w:rPr>
-        <w:t>.</w:t>
-      </w:r>
-    </w:p>
-    <w:p>
-      <w:pPr>
-        <w:rPr>
-          <w:sz w:val="32"/>
-          <w:szCs w:val="32"/>
-        </w:rPr>
-      </w:pPr>
-      <w:r>
-        <w:rPr>
-          <w:sz w:val="32"/>
-          <w:szCs w:val="32"/>
-        </w:rPr>
-        <w:lastRenderedPageBreak/>
-        <w:t xml:space="preserve">Here, </w:t>
-      </w:r>
-      <w:r>
-        <w:rPr>
-          <w:sz w:val="32"/>
-          <w:szCs w:val="32"/>
-        </w:rPr>
-        <w:t xml:space="preserve">we </w:t>
-      </w:r>
-      <w:proofErr w:type="spellStart"/>
-      <w:r>
-        <w:rPr>
-          <w:sz w:val="32"/>
-          <w:szCs w:val="32"/>
-        </w:rPr>
-        <w:t>select</w:t>
-      </w:r>
-      <w:r>
-        <w:rPr>
-          <w:color w:val="FFFFFF" w:themeColor="background1"/>
-          <w:sz w:val="32"/>
-          <w:szCs w:val="32"/>
-        </w:rPr>
-        <w:t>s</w:t>
-      </w:r>
-      <w:r>
-        <w:rPr>
-          <w:i/>
-          <w:sz w:val="32"/>
-          <w:szCs w:val="32"/>
-        </w:rPr>
-        <w:t>D</w:t>
-      </w:r>
-      <w:proofErr w:type="gramStart"/>
-      <w:r>
-        <w:rPr>
-          <w:sz w:val="32"/>
-          <w:szCs w:val="32"/>
-        </w:rPr>
-        <w:t>,</w:t>
-      </w:r>
-      <w:r>
-        <w:rPr>
-          <w:color w:val="FFFFFF" w:themeColor="background1"/>
-          <w:sz w:val="32"/>
-          <w:szCs w:val="32"/>
-        </w:rPr>
-        <w:t>s</w:t>
-      </w:r>
-      <w:r>
-        <w:rPr>
-          <w:i/>
-          <w:sz w:val="32"/>
-          <w:szCs w:val="32"/>
-        </w:rPr>
-        <w:t>ρ</w:t>
-      </w:r>
-      <w:proofErr w:type="spellEnd"/>
-      <w:proofErr w:type="gramEnd"/>
-      <w:r>
-        <w:rPr>
-          <w:sz w:val="32"/>
-          <w:szCs w:val="32"/>
-        </w:rPr>
-        <w:t>,</w:t>
-      </w:r>
-      <w:r>
-        <w:rPr>
-          <w:color w:val="FFFFFF" w:themeColor="background1"/>
-          <w:sz w:val="32"/>
-          <w:szCs w:val="32"/>
-        </w:rPr>
-        <w:t xml:space="preserve"> </w:t>
-      </w:r>
-      <w:proofErr w:type="spellStart"/>
-      <w:r>
-        <w:rPr>
-          <w:sz w:val="32"/>
-          <w:szCs w:val="32"/>
-        </w:rPr>
-        <w:t>and</w:t>
-      </w:r>
-      <w:r>
-        <w:rPr>
-          <w:color w:val="FFFFFF" w:themeColor="background1"/>
-          <w:sz w:val="32"/>
-          <w:szCs w:val="32"/>
-        </w:rPr>
-        <w:t>s</w:t>
-      </w:r>
-      <w:r>
-        <w:rPr>
-          <w:i/>
-          <w:sz w:val="32"/>
-          <w:szCs w:val="32"/>
-        </w:rPr>
-        <w:t>μ</w:t>
-      </w:r>
-      <w:proofErr w:type="spellEnd"/>
-      <w:r>
-        <w:rPr>
-          <w:sz w:val="32"/>
-          <w:szCs w:val="32"/>
-        </w:rPr>
-        <w:t xml:space="preserve">  as o</w:t>
-      </w:r>
-      <w:r>
-        <w:rPr>
-          <w:sz w:val="32"/>
-          <w:szCs w:val="32"/>
-        </w:rPr>
-        <w:t>ur scaling</w:t>
-      </w:r>
-      <w:r>
-        <w:rPr>
-          <w:sz w:val="32"/>
-          <w:szCs w:val="32"/>
-        </w:rPr>
-        <w:t xml:space="preserve"> variables and, after doing some quick dimensio</w:t>
-      </w:r>
-      <w:r>
-        <w:rPr>
-          <w:sz w:val="32"/>
-          <w:szCs w:val="32"/>
-        </w:rPr>
-        <w:t>nal analysis</w:t>
-      </w:r>
-      <w:r>
-        <w:rPr>
-          <w:sz w:val="32"/>
-          <w:szCs w:val="32"/>
-        </w:rPr>
-        <w:t xml:space="preserve">, define our dimensionless </w:t>
-      </w:r>
-      <w:r>
-        <w:rPr>
-          <w:sz w:val="32"/>
-          <w:szCs w:val="32"/>
-        </w:rPr>
-        <w:t xml:space="preserve">parameters </w:t>
-      </w:r>
-    </w:p>
-    <w:p>
-      <w:pPr>
-        <w:jc w:val="center"/>
-        <w:rPr>
-          <w:sz w:val="32"/>
-          <w:szCs w:val="32"/>
-        </w:rPr>
-      </w:pPr>
-      <w:r>
-        <w:rPr>
-          <w:noProof/>
-          <w:sz w:val="32"/>
-          <w:szCs w:val="32"/>
-        </w:rPr>
-        <w:drawing>
-          <wp:inline distT="0" distB="0" distL="0" distR="0">
-            <wp:extent cx="1935648" cy="2773920"/>
-            <wp:effectExtent l="0" t="0" r="7620" b="7620"/>
-            <wp:docPr id="13" name="Picture 13"/>
-            <wp:cNvGraphicFramePr>
-              <a:graphicFrameLocks xmlns:a="http://schemas.openxmlformats.org/drawingml/2006/main" noChangeAspect="1"/>
-            </wp:cNvGraphicFramePr>
-            <a:graphic xmlns:a="http://schemas.openxmlformats.org/drawingml/2006/main">
-              <a:graphicData uri="http://schemas.openxmlformats.org/drawingml/2006/picture">
-                <pic:pic xmlns:pic="http://schemas.openxmlformats.org/drawingml/2006/picture">
-                  <pic:nvPicPr>
-                    <pic:cNvPr id="13" name="math12.png"/>
-                    <pic:cNvPicPr/>
-                  </pic:nvPicPr>
-                  <pic:blipFill>
-                    <a:blip r:embed="rId10">
-                      <a:extLst>
-                        <a:ext uri="{28A0092B-C50C-407E-A947-70E740481C1C}">
-                          <a14:useLocalDpi xmlns:a14="http://schemas.microsoft.com/office/drawing/2010/main" val="0"/>
-                        </a:ext>
-                      </a:extLst>
-                    </a:blip>
-                    <a:stretch>
-                      <a:fillRect/>
-                    </a:stretch>
-                  </pic:blipFill>
-                  <pic:spPr>
-                    <a:xfrm>
-                      <a:off x="0" y="0"/>
-                      <a:ext cx="1935648" cy="2773920"/>
+                      <a:ext cx="1638442" cy="2644369"/>
                     </a:xfrm>
                     <a:prstGeom prst="rect">
                       <a:avLst/>
@@ -2795,7 +2909,7 @@
                     <pic:cNvPicPr/>
                   </pic:nvPicPr>
                   <pic:blipFill>
-                    <a:blip r:embed="rId11">
+                    <a:blip r:embed="rId8">
                       <a:extLst>
                         <a:ext uri="{28A0092B-C50C-407E-A947-70E740481C1C}">
                           <a14:useLocalDpi xmlns:a14="http://schemas.microsoft.com/office/drawing/2010/main" val="0"/>
@@ -2859,14 +2973,23 @@
         </w:rPr>
         <w:t>here</w:t>
       </w:r>
+      <w:r>
+        <w:rPr>
+          <w:color w:val="FFFFFF" w:themeColor="background1"/>
+          <w:sz w:val="32"/>
+          <w:szCs w:val="32"/>
+        </w:rPr>
+        <w:t>s</w:t>
+      </w:r>
+      <w:r>
+        <w:rPr>
+          <w:i/>
+          <w:sz w:val="32"/>
+          <w:szCs w:val="32"/>
+        </w:rPr>
+        <w:t>Re</w:t>
+      </w:r>
       <w:proofErr w:type="gramEnd"/>
-      <w:r>
-        <w:rPr>
-          <w:sz w:val="32"/>
-          <w:szCs w:val="32"/>
-        </w:rPr>
-        <w:t xml:space="preserve"> Re</w:t>
-      </w:r>
       <w:r>
         <w:rPr>
           <w:sz w:val="32"/>
@@ -2905,7 +3028,6 @@
           <w:sz w:val="32"/>
           <w:szCs w:val="32"/>
         </w:rPr>
-        <w:lastRenderedPageBreak/>
         <w:t xml:space="preserve"> </w:t>
       </w:r>
       <w:proofErr w:type="gramStart"/>
@@ -3016,25 +3138,15 @@
           <w:szCs w:val="32"/>
         </w:rPr>
       </w:pPr>
-      <w:proofErr w:type="spellStart"/>
-      <w:proofErr w:type="gramStart"/>
-      <w:r>
-        <w:rPr>
-          <w:color w:val="FFFFFF" w:themeColor="background1"/>
-          <w:sz w:val="32"/>
-          <w:szCs w:val="32"/>
-        </w:rPr>
-        <w:t>s</w:t>
-      </w:r>
-      <w:r>
-        <w:rPr>
-          <w:sz w:val="32"/>
-          <w:szCs w:val="32"/>
-        </w:rPr>
+      <w:r>
+        <w:rPr>
+          <w:i/>
+          <w:sz w:val="32"/>
+          <w:szCs w:val="32"/>
+        </w:rPr>
+        <w:lastRenderedPageBreak/>
         <w:t>τ</w:t>
       </w:r>
-      <w:proofErr w:type="spellEnd"/>
-      <w:proofErr w:type="gramEnd"/>
       <w:r>
         <w:rPr>
           <w:sz w:val="32"/>
@@ -3076,14 +3188,7 @@
       </w:pPr>
       <w:r>
         <w:rPr>
-          <w:sz w:val="32"/>
-          <w:szCs w:val="32"/>
-        </w:rPr>
-        <w:t xml:space="preserve"> </w:t>
-      </w:r>
-      <w:proofErr w:type="spellStart"/>
-      <w:r>
-        <w:rPr>
+          <w:i/>
           <w:sz w:val="32"/>
           <w:szCs w:val="32"/>
         </w:rPr>
@@ -3091,19 +3196,27 @@
       </w:r>
       <w:r>
         <w:rPr>
+          <w:i/>
           <w:sz w:val="32"/>
           <w:szCs w:val="32"/>
           <w:vertAlign w:val="subscript"/>
         </w:rPr>
         <w:t>cyl</w:t>
       </w:r>
-      <w:proofErr w:type="spellEnd"/>
-      <w:r>
-        <w:rPr>
-          <w:sz w:val="32"/>
-          <w:szCs w:val="32"/>
-        </w:rPr>
-        <w:t xml:space="preserve">* = </w:t>
+      <w:r>
+        <w:rPr>
+          <w:i/>
+          <w:sz w:val="32"/>
+          <w:szCs w:val="32"/>
+        </w:rPr>
+        <w:t>*</w:t>
+      </w:r>
+      <w:r>
+        <w:rPr>
+          <w:sz w:val="32"/>
+          <w:szCs w:val="32"/>
+        </w:rPr>
+        <w:t xml:space="preserve"> = </w:t>
       </w:r>
       <w:r>
         <w:rPr>
@@ -3130,16 +3243,10 @@
           <w:szCs w:val="32"/>
         </w:rPr>
       </w:pPr>
-      <w:r>
-        <w:rPr>
-          <w:sz w:val="32"/>
-          <w:szCs w:val="32"/>
-        </w:rPr>
-        <w:t xml:space="preserve"> </w:t>
-      </w:r>
       <w:proofErr w:type="gramStart"/>
       <w:r>
         <w:rPr>
+          <w:i/>
           <w:sz w:val="32"/>
           <w:szCs w:val="32"/>
         </w:rPr>
@@ -3148,6 +3255,7 @@
       <w:proofErr w:type="gramEnd"/>
       <w:r>
         <w:rPr>
+          <w:i/>
           <w:sz w:val="32"/>
           <w:szCs w:val="32"/>
           <w:vertAlign w:val="superscript"/>
@@ -3186,17 +3294,10 @@
           <w:szCs w:val="32"/>
         </w:rPr>
       </w:pPr>
-      <w:r>
-        <w:rPr>
-          <w:sz w:val="32"/>
-          <w:szCs w:val="32"/>
-        </w:rPr>
-        <w:t xml:space="preserve"> </w:t>
-      </w:r>
-      <w:proofErr w:type="spellStart"/>
       <w:proofErr w:type="gramStart"/>
       <w:r>
         <w:rPr>
+          <w:i/>
           <w:sz w:val="32"/>
           <w:szCs w:val="32"/>
         </w:rPr>
@@ -3204,16 +3305,17 @@
       </w:r>
       <w:r>
         <w:rPr>
+          <w:i/>
           <w:sz w:val="32"/>
           <w:szCs w:val="32"/>
           <w:vertAlign w:val="subscript"/>
         </w:rPr>
         <w:t>x</w:t>
       </w:r>
-      <w:proofErr w:type="spellEnd"/>
       <w:proofErr w:type="gramEnd"/>
       <w:r>
         <w:rPr>
+          <w:i/>
           <w:sz w:val="32"/>
           <w:szCs w:val="32"/>
           <w:vertAlign w:val="superscript"/>
@@ -3226,11 +3328,19 @@
           <w:szCs w:val="32"/>
           <w:vertAlign w:val="subscript"/>
         </w:rPr>
-        <w:t xml:space="preserve"> , </w:t>
-      </w:r>
-      <w:proofErr w:type="spellStart"/>
-      <w:r>
-        <w:rPr>
+        <w:t xml:space="preserve"> ,</w:t>
+      </w:r>
+      <w:r>
+        <w:rPr>
+          <w:color w:val="FFFFFF" w:themeColor="background1"/>
+          <w:sz w:val="32"/>
+          <w:szCs w:val="32"/>
+        </w:rPr>
+        <w:t>s</w:t>
+      </w:r>
+      <w:r>
+        <w:rPr>
+          <w:i/>
           <w:sz w:val="32"/>
           <w:szCs w:val="32"/>
         </w:rPr>
@@ -3238,15 +3348,16 @@
       </w:r>
       <w:r>
         <w:rPr>
+          <w:i/>
           <w:sz w:val="32"/>
           <w:szCs w:val="32"/>
           <w:vertAlign w:val="subscript"/>
         </w:rPr>
         <w:t>y</w:t>
       </w:r>
-      <w:proofErr w:type="spellEnd"/>
-      <w:r>
-        <w:rPr>
+      <w:r>
+        <w:rPr>
+          <w:i/>
           <w:sz w:val="32"/>
           <w:szCs w:val="32"/>
           <w:vertAlign w:val="superscript"/>
@@ -3286,16 +3397,10 @@
           <w:szCs w:val="32"/>
         </w:rPr>
       </w:pPr>
-      <w:r>
-        <w:rPr>
-          <w:sz w:val="32"/>
-          <w:szCs w:val="32"/>
-        </w:rPr>
-        <w:t xml:space="preserve"> </w:t>
-      </w:r>
       <w:proofErr w:type="gramStart"/>
       <w:r>
         <w:rPr>
+          <w:i/>
           <w:sz w:val="32"/>
           <w:szCs w:val="32"/>
         </w:rPr>
@@ -3304,13 +3409,38 @@
       <w:proofErr w:type="gramEnd"/>
       <w:r>
         <w:rPr>
-          <w:sz w:val="32"/>
-          <w:szCs w:val="32"/>
-        </w:rPr>
-        <w:t>* , y</w:t>
-      </w:r>
-      <w:r>
-        <w:rPr>
+          <w:i/>
+          <w:sz w:val="32"/>
+          <w:szCs w:val="32"/>
+        </w:rPr>
+        <w:t>*</w:t>
+      </w:r>
+      <w:r>
+        <w:rPr>
+          <w:sz w:val="32"/>
+          <w:szCs w:val="32"/>
+        </w:rPr>
+        <w:t xml:space="preserve"> ,</w:t>
+      </w:r>
+      <w:r>
+        <w:rPr>
+          <w:color w:val="FFFFFF" w:themeColor="background1"/>
+          <w:sz w:val="32"/>
+          <w:szCs w:val="32"/>
+        </w:rPr>
+        <w:t>s</w:t>
+      </w:r>
+      <w:r>
+        <w:rPr>
+          <w:i/>
+          <w:sz w:val="32"/>
+          <w:szCs w:val="32"/>
+        </w:rPr>
+        <w:t>y</w:t>
+      </w:r>
+      <w:r>
+        <w:rPr>
+          <w:i/>
           <w:sz w:val="32"/>
           <w:szCs w:val="32"/>
           <w:vertAlign w:val="superscript"/>
@@ -3322,14 +3452,53 @@
           <w:sz w:val="32"/>
           <w:szCs w:val="32"/>
         </w:rPr>
-        <w:t xml:space="preserve"> =  dimensionless x</w:t>
-      </w:r>
-      <w:r>
-        <w:rPr>
-          <w:sz w:val="32"/>
-          <w:szCs w:val="32"/>
-        </w:rPr>
-        <w:t>- and y-</w:t>
+        <w:t xml:space="preserve"> =  dimensionless</w:t>
+      </w:r>
+      <w:r>
+        <w:rPr>
+          <w:color w:val="FFFFFF" w:themeColor="background1"/>
+          <w:sz w:val="32"/>
+          <w:szCs w:val="32"/>
+        </w:rPr>
+        <w:t>s</w:t>
+      </w:r>
+      <w:r>
+        <w:rPr>
+          <w:i/>
+          <w:sz w:val="32"/>
+          <w:szCs w:val="32"/>
+        </w:rPr>
+        <w:t>x</w:t>
+      </w:r>
+      <w:r>
+        <w:rPr>
+          <w:sz w:val="32"/>
+          <w:szCs w:val="32"/>
+        </w:rPr>
+        <w:t>- and</w:t>
+      </w:r>
+      <w:r>
+        <w:rPr>
+          <w:color w:val="FFFFFF" w:themeColor="background1"/>
+          <w:sz w:val="32"/>
+          <w:szCs w:val="32"/>
+        </w:rPr>
+        <w:t>s</w:t>
+      </w:r>
+      <w:r>
+        <w:rPr>
+          <w:i/>
+          <w:sz w:val="32"/>
+          <w:szCs w:val="32"/>
+        </w:rPr>
+        <w:t>y</w:t>
+      </w:r>
+      <w:r>
+        <w:rPr>
+          <w:sz w:val="32"/>
+          <w:szCs w:val="32"/>
+        </w:rPr>
+        <w:t>-</w:t>
       </w:r>
       <w:r>
         <w:rPr>
@@ -3459,7 +3628,7 @@
           <w:szCs w:val="32"/>
         </w:rPr>
       </w:pPr>
-      <w:hyperlink r:id="rId12" w:history="1">
+      <w:hyperlink r:id="rId9" w:history="1">
         <w:r>
           <w:rPr>
             <w:rStyle w:val="Hyperlink"/>
@@ -3477,7 +3646,7 @@
           <w:szCs w:val="32"/>
         </w:rPr>
       </w:pPr>
-      <w:hyperlink r:id="rId13" w:history="1">
+      <w:hyperlink r:id="rId10" w:history="1">
         <w:r>
           <w:rPr>
             <w:rStyle w:val="Hyperlink"/>
@@ -3495,7 +3664,7 @@
           <w:szCs w:val="32"/>
         </w:rPr>
       </w:pPr>
-      <w:hyperlink r:id="rId14" w:history="1">
+      <w:hyperlink r:id="rId11" w:history="1">
         <w:r>
           <w:rPr>
             <w:rStyle w:val="Hyperlink"/>
@@ -3509,16 +3678,34 @@
     <w:p>
       <w:pPr>
         <w:rPr>
+          <w:sz w:val="56"/>
+          <w:szCs w:val="56"/>
+        </w:rPr>
+      </w:pPr>
+      <w:bookmarkStart w:id="0" w:name="_GoBack"/>
+      <w:bookmarkEnd w:id="0"/>
+      <w:r>
+        <w:rPr>
           <w:sz w:val="72"/>
           <w:szCs w:val="72"/>
         </w:rPr>
-      </w:pPr>
+        <w:t>__</w:t>
+      </w:r>
+      <w:proofErr w:type="spellStart"/>
       <w:r>
         <w:rPr>
           <w:sz w:val="72"/>
           <w:szCs w:val="72"/>
         </w:rPr>
-        <w:t>……………………………………………………………………………………………………….</w:t>
+        <w:t>hr</w:t>
+      </w:r>
+      <w:proofErr w:type="spellEnd"/>
+      <w:r>
+        <w:rPr>
+          <w:sz w:val="72"/>
+          <w:szCs w:val="72"/>
+        </w:rPr>
+        <w:t>__</w:t>
       </w:r>
     </w:p>
     <w:p>
@@ -3946,7 +4133,6 @@
   <w:style w:type="character" w:default="1" w:styleId="DefaultParagraphFont">
     <w:name w:val="Default Paragraph Font"/>
     <w:uiPriority w:val="1"/>
-    <w:semiHidden/>
     <w:unhideWhenUsed/>
   </w:style>
   <w:style w:type="table" w:default="1" w:styleId="TableNormal">

--- a/files/Setting.docx
+++ b/files/Setting.docx
@@ -5,33 +5,25 @@
     <w:p>
       <w:pPr>
         <w:rPr>
+          <w:sz w:val="72"/>
+          <w:szCs w:val="72"/>
+        </w:rPr>
+      </w:pPr>
+      <w:r>
+        <w:rPr>
+          <w:sz w:val="72"/>
+          <w:szCs w:val="72"/>
+        </w:rPr>
+        <w:t>__hr__</w:t>
+      </w:r>
+    </w:p>
+    <w:p>
+      <w:pPr>
+        <w:rPr>
           <w:sz w:val="56"/>
           <w:szCs w:val="56"/>
         </w:rPr>
       </w:pPr>
-      <w:r>
-        <w:rPr>
-          <w:sz w:val="72"/>
-          <w:szCs w:val="72"/>
-        </w:rPr>
-        <w:t>__</w:t>
-      </w:r>
-      <w:proofErr w:type="spellStart"/>
-      <w:r>
-        <w:rPr>
-          <w:sz w:val="72"/>
-          <w:szCs w:val="72"/>
-        </w:rPr>
-        <w:t>hr</w:t>
-      </w:r>
-      <w:proofErr w:type="spellEnd"/>
-      <w:r>
-        <w:rPr>
-          <w:sz w:val="72"/>
-          <w:szCs w:val="72"/>
-        </w:rPr>
-        <w:t>__</w:t>
-      </w:r>
     </w:p>
     <w:p>
       <w:pPr>
@@ -211,7 +203,15 @@
           <w:sz w:val="32"/>
           <w:szCs w:val="32"/>
         </w:rPr>
-        <w:t xml:space="preserve"> This three-dimensionality persists up to ratios of the cylinder length to the cylinder diameter </w:t>
+        <w:t xml:space="preserve"> This three-dimensionality </w:t>
+      </w:r>
+      <w:r>
+        <w:rPr>
+          <w:sz w:val="32"/>
+          <w:szCs w:val="32"/>
+        </w:rPr>
+        <w:lastRenderedPageBreak/>
+        <w:t xml:space="preserve">persists up to ratios of the cylinder length to the cylinder diameter </w:t>
       </w:r>
       <w:r>
         <w:rPr>
@@ -242,12 +242,13 @@
           <w:szCs w:val="32"/>
         </w:rPr>
       </w:pPr>
-      <w:r>
-        <w:rPr>
-          <w:sz w:val="32"/>
-          <w:szCs w:val="32"/>
-        </w:rPr>
-        <w:lastRenderedPageBreak/>
+      <w:bookmarkStart w:id="0" w:name="_GoBack"/>
+      <w:bookmarkEnd w:id="0"/>
+      <w:r>
+        <w:rPr>
+          <w:sz w:val="32"/>
+          <w:szCs w:val="32"/>
+        </w:rPr>
         <w:t>But three-dimensional computations are much more complex, and consume significantly more computational resources and are beyond the scope of what is practical for a website like ours.</w:t>
       </w:r>
       <w:r>
@@ -375,10 +376,10 @@
           <w:szCs w:val="32"/>
         </w:rPr>
         <w:drawing>
-          <wp:inline distT="0" distB="0" distL="0" distR="0" wp14:anchorId="65992EC0" wp14:editId="40A362B4">
-            <wp:extent cx="6113643" cy="2687782"/>
-            <wp:effectExtent l="0" t="0" r="1905" b="0"/>
-            <wp:docPr id="6" name="Picture 6"/>
+          <wp:inline distT="0" distB="0" distL="0" distR="0">
+            <wp:extent cx="5730737" cy="2674852"/>
+            <wp:effectExtent l="0" t="0" r="3810" b="0"/>
+            <wp:docPr id="3" name="Picture 3"/>
             <wp:cNvGraphicFramePr>
               <a:graphicFrameLocks xmlns:a="http://schemas.openxmlformats.org/drawingml/2006/main" noChangeAspect="1"/>
             </wp:cNvGraphicFramePr>
@@ -386,7 +387,7 @@
               <a:graphicData uri="http://schemas.openxmlformats.org/drawingml/2006/picture">
                 <pic:pic xmlns:pic="http://schemas.openxmlformats.org/drawingml/2006/picture">
                   <pic:nvPicPr>
-                    <pic:cNvPr id="5" name="math.png"/>
+                    <pic:cNvPr id="3" name="math16.png"/>
                     <pic:cNvPicPr/>
                   </pic:nvPicPr>
                   <pic:blipFill>
@@ -404,7 +405,7 @@
                   <pic:spPr>
                     <a:xfrm>
                       <a:off x="0" y="0"/>
-                      <a:ext cx="6127081" cy="2693690"/>
+                      <a:ext cx="5730737" cy="2674852"/>
                     </a:xfrm>
                     <a:prstGeom prst="rect">
                       <a:avLst/>
@@ -490,15 +491,65 @@
           <w:sz w:val="32"/>
           <w:szCs w:val="32"/>
         </w:rPr>
+        <w:t xml:space="preserve"> is</w:t>
+      </w:r>
+      <w:r>
+        <w:rPr>
+          <w:color w:val="FFFFFF" w:themeColor="background1"/>
+          <w:sz w:val="32"/>
+          <w:szCs w:val="32"/>
+        </w:rPr>
+        <w:t>s</w:t>
+      </w:r>
+      <w:r>
+        <w:rPr>
+          <w:i/>
+          <w:sz w:val="32"/>
+          <w:szCs w:val="32"/>
+        </w:rPr>
+        <w:t>ρ</w:t>
+      </w:r>
+      <w:r>
+        <w:rPr>
+          <w:sz w:val="32"/>
+          <w:szCs w:val="32"/>
+        </w:rPr>
         <w:t xml:space="preserve"> </w:t>
       </w:r>
-      <w:proofErr w:type="spellStart"/>
-      <w:r>
-        <w:rPr>
-          <w:sz w:val="32"/>
-          <w:szCs w:val="32"/>
-        </w:rPr>
-        <w:t>is</w:t>
+      <w:r>
+        <w:rPr>
+          <w:sz w:val="32"/>
+          <w:szCs w:val="32"/>
+        </w:rPr>
+        <w:t>and</w:t>
+      </w:r>
+      <w:r>
+        <w:rPr>
+          <w:sz w:val="32"/>
+          <w:szCs w:val="32"/>
+        </w:rPr>
+        <w:t xml:space="preserve"> </w:t>
+      </w:r>
+      <w:r>
+        <w:rPr>
+          <w:sz w:val="32"/>
+          <w:szCs w:val="32"/>
+        </w:rPr>
+        <w:t xml:space="preserve">the </w:t>
+      </w:r>
+      <w:r>
+        <w:rPr>
+          <w:sz w:val="32"/>
+          <w:szCs w:val="32"/>
+        </w:rPr>
+        <w:t>viscosity</w:t>
+      </w:r>
+      <w:r>
+        <w:rPr>
+          <w:sz w:val="32"/>
+          <w:szCs w:val="32"/>
+        </w:rPr>
+        <w:t xml:space="preserve"> is</w:t>
       </w:r>
       <w:r>
         <w:rPr>
@@ -514,9 +565,16 @@
           <w:sz w:val="32"/>
           <w:szCs w:val="32"/>
         </w:rPr>
-        <w:t>ρ</w:t>
-      </w:r>
-      <w:proofErr w:type="spellEnd"/>
+        <w:t>μ</w:t>
+      </w:r>
+      <w:r>
+        <w:rPr>
+          <w:i/>
+          <w:sz w:val="32"/>
+          <w:szCs w:val="32"/>
+        </w:rPr>
+        <w:t>.</w:t>
+      </w:r>
       <w:r>
         <w:rPr>
           <w:sz w:val="32"/>
@@ -529,46 +587,175 @@
           <w:sz w:val="32"/>
           <w:szCs w:val="32"/>
         </w:rPr>
+        <w:t>Here</w:t>
+      </w:r>
+      <w:r>
+        <w:rPr>
+          <w:color w:val="FFFFFF" w:themeColor="background1"/>
+          <w:sz w:val="32"/>
+          <w:szCs w:val="32"/>
+        </w:rPr>
+        <w:t>s</w:t>
+      </w:r>
+      <w:r>
+        <w:rPr>
+          <w:i/>
+          <w:sz w:val="32"/>
+          <w:szCs w:val="32"/>
+        </w:rPr>
+        <w:t>t</w:t>
+      </w:r>
+      <w:proofErr w:type="gramStart"/>
+      <w:r>
+        <w:rPr>
+          <w:sz w:val="32"/>
+          <w:szCs w:val="32"/>
+        </w:rPr>
+        <w:t>,</w:t>
+      </w:r>
+      <w:r>
+        <w:rPr>
+          <w:color w:val="FFFFFF" w:themeColor="background1"/>
+          <w:sz w:val="32"/>
+          <w:szCs w:val="32"/>
+        </w:rPr>
+        <w:t>s</w:t>
+      </w:r>
+      <w:r>
+        <w:rPr>
+          <w:i/>
+          <w:sz w:val="32"/>
+          <w:szCs w:val="32"/>
+        </w:rPr>
+        <w:t>x</w:t>
+      </w:r>
+      <w:proofErr w:type="gramEnd"/>
+      <w:r>
+        <w:rPr>
+          <w:sz w:val="32"/>
+          <w:szCs w:val="32"/>
+        </w:rPr>
+        <w:t>, and</w:t>
+      </w:r>
+      <w:r>
+        <w:rPr>
+          <w:color w:val="FFFFFF" w:themeColor="background1"/>
+          <w:sz w:val="32"/>
+          <w:szCs w:val="32"/>
+        </w:rPr>
+        <w:t>s</w:t>
+      </w:r>
+      <w:r>
+        <w:rPr>
+          <w:i/>
+          <w:sz w:val="32"/>
+          <w:szCs w:val="32"/>
+        </w:rPr>
+        <w:t>y</w:t>
+      </w:r>
+      <w:r>
+        <w:rPr>
+          <w:sz w:val="32"/>
+          <w:szCs w:val="32"/>
+        </w:rPr>
+        <w:t xml:space="preserve">  are the time and the</w:t>
+      </w:r>
+      <w:r>
+        <w:rPr>
+          <w:color w:val="FFFFFF" w:themeColor="background1"/>
+          <w:sz w:val="32"/>
+          <w:szCs w:val="32"/>
+        </w:rPr>
+        <w:t>s</w:t>
+      </w:r>
+      <w:r>
+        <w:rPr>
+          <w:i/>
+          <w:sz w:val="32"/>
+          <w:szCs w:val="32"/>
+        </w:rPr>
+        <w:t>x</w:t>
+      </w:r>
+      <w:r>
+        <w:rPr>
+          <w:i/>
+          <w:sz w:val="32"/>
+          <w:szCs w:val="32"/>
+        </w:rPr>
+        <w:t>-</w:t>
+      </w:r>
+      <w:r>
+        <w:rPr>
+          <w:sz w:val="32"/>
+          <w:szCs w:val="32"/>
+        </w:rPr>
+        <w:t xml:space="preserve"> and</w:t>
+      </w:r>
+      <w:r>
+        <w:rPr>
+          <w:color w:val="FFFFFF" w:themeColor="background1"/>
+          <w:sz w:val="32"/>
+          <w:szCs w:val="32"/>
+        </w:rPr>
+        <w:t>s</w:t>
+      </w:r>
+      <w:r>
+        <w:rPr>
+          <w:i/>
+          <w:sz w:val="32"/>
+          <w:szCs w:val="32"/>
+        </w:rPr>
+        <w:t>y-</w:t>
+      </w:r>
+      <w:r>
+        <w:rPr>
+          <w:sz w:val="32"/>
+          <w:szCs w:val="32"/>
+        </w:rPr>
+        <w:t>coordinates,</w:t>
+      </w:r>
+      <w:r>
+        <w:rPr>
+          <w:color w:val="FFFFFF" w:themeColor="background1"/>
+          <w:sz w:val="32"/>
+          <w:szCs w:val="32"/>
+        </w:rPr>
+        <w:t>s</w:t>
+      </w:r>
+      <w:r>
+        <w:rPr>
+          <w:i/>
+          <w:sz w:val="32"/>
+          <w:szCs w:val="32"/>
+        </w:rPr>
+        <w:t>v</w:t>
+      </w:r>
+      <w:r>
+        <w:rPr>
+          <w:i/>
+          <w:sz w:val="32"/>
+          <w:szCs w:val="32"/>
+          <w:vertAlign w:val="subscript"/>
+        </w:rPr>
+        <w:t>x</w:t>
+      </w:r>
+      <w:r>
+        <w:rPr>
+          <w:color w:val="FFFFFF" w:themeColor="background1"/>
+          <w:sz w:val="32"/>
+          <w:szCs w:val="32"/>
+        </w:rPr>
+        <w:t>s</w:t>
+      </w:r>
+      <w:r>
+        <w:rPr>
+          <w:sz w:val="32"/>
+          <w:szCs w:val="32"/>
+        </w:rPr>
         <w:t>and</w:t>
       </w:r>
       <w:r>
         <w:rPr>
-          <w:sz w:val="32"/>
-          <w:szCs w:val="32"/>
-        </w:rPr>
-        <w:t xml:space="preserve"> </w:t>
-      </w:r>
-      <w:r>
-        <w:rPr>
-          <w:sz w:val="32"/>
-          <w:szCs w:val="32"/>
-        </w:rPr>
-        <w:t xml:space="preserve">the </w:t>
-      </w:r>
-      <w:r>
-        <w:rPr>
-          <w:sz w:val="32"/>
-          <w:szCs w:val="32"/>
-        </w:rPr>
-        <w:t>viscosity</w:t>
-      </w:r>
-      <w:r>
-        <w:rPr>
-          <w:sz w:val="32"/>
-          <w:szCs w:val="32"/>
-        </w:rPr>
-        <w:t xml:space="preserve"> </w:t>
-      </w:r>
-      <w:proofErr w:type="spellStart"/>
-      <w:r>
-        <w:rPr>
-          <w:sz w:val="32"/>
-          <w:szCs w:val="32"/>
-        </w:rPr>
-        <w:t>is</w:t>
-      </w:r>
-      <w:r>
-        <w:rPr>
           <w:color w:val="FFFFFF" w:themeColor="background1"/>
           <w:sz w:val="32"/>
           <w:szCs w:val="32"/>
@@ -581,31 +768,16 @@
           <w:sz w:val="32"/>
           <w:szCs w:val="32"/>
         </w:rPr>
-        <w:t>μ</w:t>
-      </w:r>
-      <w:proofErr w:type="spellEnd"/>
-      <w:r>
-        <w:rPr>
-          <w:i/>
-          <w:sz w:val="32"/>
-          <w:szCs w:val="32"/>
-        </w:rPr>
-        <w:t>.</w:t>
-      </w:r>
-      <w:r>
-        <w:rPr>
-          <w:sz w:val="32"/>
-          <w:szCs w:val="32"/>
-        </w:rPr>
-        <w:t xml:space="preserve"> </w:t>
-      </w:r>
-      <w:proofErr w:type="spellStart"/>
-      <w:r>
-        <w:rPr>
-          <w:sz w:val="32"/>
-          <w:szCs w:val="32"/>
-        </w:rPr>
-        <w:t>Here</w:t>
+        <w:t>v</w:t>
+      </w:r>
+      <w:r>
+        <w:rPr>
+          <w:i/>
+          <w:sz w:val="32"/>
+          <w:szCs w:val="32"/>
+          <w:vertAlign w:val="subscript"/>
+        </w:rPr>
+        <w:t>y</w:t>
       </w:r>
       <w:r>
         <w:rPr>
@@ -617,19 +789,10 @@
       </w:r>
       <w:r>
         <w:rPr>
-          <w:i/>
-          <w:sz w:val="32"/>
-          <w:szCs w:val="32"/>
-        </w:rPr>
-        <w:t>t</w:t>
-      </w:r>
-      <w:proofErr w:type="gramStart"/>
-      <w:r>
-        <w:rPr>
-          <w:sz w:val="32"/>
-          <w:szCs w:val="32"/>
-        </w:rPr>
-        <w:t>,</w:t>
+          <w:sz w:val="32"/>
+          <w:szCs w:val="32"/>
+        </w:rPr>
+        <w:t>are the</w:t>
       </w:r>
       <w:r>
         <w:rPr>
@@ -647,14 +810,12 @@
         </w:rPr>
         <w:t>x</w:t>
       </w:r>
-      <w:proofErr w:type="spellEnd"/>
-      <w:proofErr w:type="gramEnd"/>
-      <w:r>
-        <w:rPr>
-          <w:sz w:val="32"/>
-          <w:szCs w:val="32"/>
-        </w:rPr>
-        <w:t>, and</w:t>
+      <w:r>
+        <w:rPr>
+          <w:sz w:val="32"/>
+          <w:szCs w:val="32"/>
+        </w:rPr>
+        <w:t>- and</w:t>
       </w:r>
       <w:r>
         <w:rPr>
@@ -677,15 +838,7 @@
           <w:sz w:val="32"/>
           <w:szCs w:val="32"/>
         </w:rPr>
-        <w:t xml:space="preserve">  are the time and </w:t>
-      </w:r>
-      <w:proofErr w:type="spellStart"/>
-      <w:r>
-        <w:rPr>
-          <w:sz w:val="32"/>
-          <w:szCs w:val="32"/>
-        </w:rPr>
-        <w:t>the</w:t>
+        <w:t>-components of the velocity vector, and</w:t>
       </w:r>
       <w:r>
         <w:rPr>
@@ -701,215 +854,22 @@
           <w:sz w:val="32"/>
           <w:szCs w:val="32"/>
         </w:rPr>
-        <w:t>x</w:t>
-      </w:r>
-      <w:proofErr w:type="spellEnd"/>
-      <w:r>
-        <w:rPr>
-          <w:i/>
-          <w:sz w:val="32"/>
-          <w:szCs w:val="32"/>
-        </w:rPr>
-        <w:t>-</w:t>
-      </w:r>
-      <w:r>
-        <w:rPr>
-          <w:sz w:val="32"/>
-          <w:szCs w:val="32"/>
-        </w:rPr>
-        <w:t xml:space="preserve"> and</w:t>
-      </w:r>
-      <w:r>
-        <w:rPr>
-          <w:color w:val="FFFFFF" w:themeColor="background1"/>
-          <w:sz w:val="32"/>
-          <w:szCs w:val="32"/>
-        </w:rPr>
-        <w:t>s</w:t>
-      </w:r>
-      <w:r>
-        <w:rPr>
-          <w:i/>
-          <w:sz w:val="32"/>
-          <w:szCs w:val="32"/>
-        </w:rPr>
-        <w:t>y-</w:t>
-      </w:r>
-      <w:proofErr w:type="spellStart"/>
-      <w:r>
-        <w:rPr>
-          <w:sz w:val="32"/>
-          <w:szCs w:val="32"/>
-        </w:rPr>
-        <w:t>coordinates,</w:t>
-      </w:r>
-      <w:r>
-        <w:rPr>
-          <w:color w:val="FFFFFF" w:themeColor="background1"/>
-          <w:sz w:val="32"/>
-          <w:szCs w:val="32"/>
-        </w:rPr>
-        <w:t>s</w:t>
-      </w:r>
-      <w:r>
-        <w:rPr>
-          <w:i/>
-          <w:sz w:val="32"/>
-          <w:szCs w:val="32"/>
-        </w:rPr>
-        <w:t>v</w:t>
-      </w:r>
-      <w:r>
-        <w:rPr>
-          <w:i/>
-          <w:sz w:val="32"/>
-          <w:szCs w:val="32"/>
-          <w:vertAlign w:val="subscript"/>
-        </w:rPr>
-        <w:t>x</w:t>
-      </w:r>
-      <w:proofErr w:type="spellEnd"/>
-      <w:r>
-        <w:rPr>
-          <w:sz w:val="32"/>
-          <w:szCs w:val="32"/>
-        </w:rPr>
-        <w:t xml:space="preserve"> </w:t>
-      </w:r>
-      <w:proofErr w:type="spellStart"/>
-      <w:r>
-        <w:rPr>
-          <w:sz w:val="32"/>
-          <w:szCs w:val="32"/>
-        </w:rPr>
-        <w:t>and</w:t>
-      </w:r>
-      <w:r>
-        <w:rPr>
-          <w:color w:val="FFFFFF" w:themeColor="background1"/>
-          <w:sz w:val="32"/>
-          <w:szCs w:val="32"/>
-        </w:rPr>
-        <w:t>s</w:t>
-      </w:r>
-      <w:r>
-        <w:rPr>
-          <w:i/>
-          <w:sz w:val="32"/>
-          <w:szCs w:val="32"/>
-        </w:rPr>
-        <w:t>v</w:t>
-      </w:r>
-      <w:r>
-        <w:rPr>
-          <w:i/>
-          <w:sz w:val="32"/>
-          <w:szCs w:val="32"/>
-          <w:vertAlign w:val="subscript"/>
-        </w:rPr>
-        <w:t>y</w:t>
-      </w:r>
-      <w:proofErr w:type="spellEnd"/>
-      <w:r>
-        <w:rPr>
-          <w:sz w:val="32"/>
-          <w:szCs w:val="32"/>
-        </w:rPr>
-        <w:t xml:space="preserve"> </w:t>
-      </w:r>
-      <w:r>
-        <w:rPr>
-          <w:sz w:val="32"/>
-          <w:szCs w:val="32"/>
-        </w:rPr>
-        <w:t xml:space="preserve">are </w:t>
-      </w:r>
-      <w:proofErr w:type="spellStart"/>
-      <w:r>
-        <w:rPr>
-          <w:sz w:val="32"/>
-          <w:szCs w:val="32"/>
-        </w:rPr>
-        <w:t>the</w:t>
-      </w:r>
-      <w:r>
-        <w:rPr>
-          <w:color w:val="FFFFFF" w:themeColor="background1"/>
-          <w:sz w:val="32"/>
-          <w:szCs w:val="32"/>
-        </w:rPr>
-        <w:t>s</w:t>
-      </w:r>
-      <w:r>
-        <w:rPr>
-          <w:i/>
-          <w:sz w:val="32"/>
-          <w:szCs w:val="32"/>
-        </w:rPr>
-        <w:t>x</w:t>
-      </w:r>
-      <w:proofErr w:type="spellEnd"/>
-      <w:r>
-        <w:rPr>
-          <w:sz w:val="32"/>
-          <w:szCs w:val="32"/>
-        </w:rPr>
-        <w:t>- and</w:t>
-      </w:r>
-      <w:r>
-        <w:rPr>
-          <w:color w:val="FFFFFF" w:themeColor="background1"/>
-          <w:sz w:val="32"/>
-          <w:szCs w:val="32"/>
-        </w:rPr>
-        <w:t>s</w:t>
-      </w:r>
-      <w:r>
-        <w:rPr>
-          <w:i/>
-          <w:sz w:val="32"/>
-          <w:szCs w:val="32"/>
-        </w:rPr>
-        <w:t>y</w:t>
-      </w:r>
-      <w:r>
-        <w:rPr>
-          <w:sz w:val="32"/>
-          <w:szCs w:val="32"/>
-        </w:rPr>
-        <w:t xml:space="preserve">-components of the velocity vector, </w:t>
-      </w:r>
-      <w:proofErr w:type="spellStart"/>
-      <w:r>
-        <w:rPr>
-          <w:sz w:val="32"/>
-          <w:szCs w:val="32"/>
-        </w:rPr>
-        <w:t>and</w:t>
-      </w:r>
-      <w:r>
-        <w:rPr>
-          <w:color w:val="FFFFFF" w:themeColor="background1"/>
-          <w:sz w:val="32"/>
-          <w:szCs w:val="32"/>
-        </w:rPr>
-        <w:t>s</w:t>
-      </w:r>
-      <w:r>
-        <w:rPr>
-          <w:i/>
-          <w:sz w:val="32"/>
-          <w:szCs w:val="32"/>
-        </w:rPr>
         <w:t>p</w:t>
       </w:r>
-      <w:proofErr w:type="spellEnd"/>
-      <w:r>
-        <w:rPr>
-          <w:sz w:val="32"/>
-          <w:szCs w:val="32"/>
-        </w:rPr>
-        <w:t xml:space="preserve"> is the pressure. The first two equations are versions of Newton’</w:t>
+      <w:r>
+        <w:rPr>
+          <w:sz w:val="32"/>
+          <w:szCs w:val="32"/>
+        </w:rPr>
+        <w:t xml:space="preserve"> is the pressure. The first two </w:t>
+      </w:r>
+      <w:r>
+        <w:rPr>
+          <w:sz w:val="32"/>
+          <w:szCs w:val="32"/>
+        </w:rPr>
+        <w:lastRenderedPageBreak/>
+        <w:t>equations are versions of Newton’</w:t>
       </w:r>
       <w:r>
         <w:rPr>
@@ -1352,7 +1312,6 @@
           <w:szCs w:val="32"/>
         </w:rPr>
       </w:pPr>
-      <w:proofErr w:type="spellStart"/>
       <w:r>
         <w:rPr>
           <w:i/>
@@ -1372,7 +1331,6 @@
         </w:rPr>
         <w:t>cyl</w:t>
       </w:r>
-      <w:proofErr w:type="spellEnd"/>
       <w:r>
         <w:rPr>
           <w:color w:val="000000" w:themeColor="text1"/>
@@ -1904,6 +1862,7 @@
           <w:sz w:val="32"/>
           <w:szCs w:val="32"/>
         </w:rPr>
+        <w:lastRenderedPageBreak/>
         <w:t>space</w:t>
       </w:r>
       <w:proofErr w:type="gramEnd"/>
@@ -1921,7 +1880,6 @@
           <w:sz w:val="32"/>
           <w:szCs w:val="32"/>
         </w:rPr>
-        <w:lastRenderedPageBreak/>
         <w:t>and</w:t>
       </w:r>
       <w:proofErr w:type="gramEnd"/>
@@ -2001,7 +1959,6 @@
         </w:rPr>
         <w:t>(</w:t>
       </w:r>
-      <w:proofErr w:type="spellStart"/>
       <w:proofErr w:type="gramEnd"/>
       <w:r>
         <w:rPr>
@@ -2009,16 +1966,7 @@
           <w:sz w:val="32"/>
           <w:szCs w:val="32"/>
         </w:rPr>
-        <w:t>x,y,t</w:t>
-      </w:r>
-      <w:proofErr w:type="spellEnd"/>
-      <w:r>
-        <w:rPr>
-          <w:i/>
-          <w:sz w:val="32"/>
-          <w:szCs w:val="32"/>
-        </w:rPr>
-        <w:t>) ,</w:t>
+        <w:t>x,y,t) ,</w:t>
       </w:r>
       <w:r>
         <w:rPr>
@@ -2051,26 +1999,209 @@
           <w:sz w:val="32"/>
           <w:szCs w:val="32"/>
         </w:rPr>
+        <w:t>(x,y,t)</w:t>
+      </w:r>
+      <w:r>
+        <w:rPr>
+          <w:sz w:val="32"/>
+          <w:szCs w:val="32"/>
+        </w:rPr>
+        <w:t xml:space="preserve"> - The</w:t>
+      </w:r>
+      <w:r>
+        <w:rPr>
+          <w:color w:val="FFFFFF" w:themeColor="background1"/>
+          <w:sz w:val="32"/>
+          <w:szCs w:val="32"/>
+        </w:rPr>
+        <w:t>s</w:t>
+      </w:r>
+      <w:r>
+        <w:rPr>
+          <w:i/>
+          <w:sz w:val="32"/>
+          <w:szCs w:val="32"/>
+        </w:rPr>
+        <w:t>x</w:t>
+      </w:r>
+      <w:r>
+        <w:rPr>
+          <w:sz w:val="32"/>
+          <w:szCs w:val="32"/>
+        </w:rPr>
+        <w:t>- and</w:t>
+      </w:r>
+      <w:r>
+        <w:rPr>
+          <w:color w:val="FFFFFF" w:themeColor="background1"/>
+          <w:sz w:val="32"/>
+          <w:szCs w:val="32"/>
+        </w:rPr>
+        <w:t>s</w:t>
+      </w:r>
+      <w:r>
+        <w:rPr>
+          <w:i/>
+          <w:sz w:val="32"/>
+          <w:szCs w:val="32"/>
+        </w:rPr>
+        <w:t>y</w:t>
+      </w:r>
+      <w:r>
+        <w:rPr>
+          <w:sz w:val="32"/>
+          <w:szCs w:val="32"/>
+        </w:rPr>
+        <w:t>- components of the fluid velocity,</w:t>
+      </w:r>
+      <w:r>
+        <w:rPr>
+          <w:sz w:val="32"/>
+          <w:szCs w:val="32"/>
+        </w:rPr>
+        <w:t xml:space="preserve"> </w:t>
+      </w:r>
+      <w:r>
+        <w:rPr>
+          <w:sz w:val="32"/>
+          <w:szCs w:val="32"/>
+        </w:rPr>
+        <w:t xml:space="preserve">with dimensions of length / time  </w:t>
+      </w:r>
+    </w:p>
+    <w:p>
+      <w:pPr>
+        <w:ind w:left="1260" w:hanging="1260"/>
+        <w:rPr>
+          <w:sz w:val="32"/>
+          <w:szCs w:val="32"/>
+        </w:rPr>
+      </w:pPr>
+      <w:r>
+        <w:rPr>
+          <w:sz w:val="32"/>
+          <w:szCs w:val="32"/>
+        </w:rPr>
+        <w:t xml:space="preserve"> </w:t>
+      </w:r>
+      <w:proofErr w:type="gramStart"/>
+      <w:r>
+        <w:rPr>
+          <w:i/>
+          <w:sz w:val="32"/>
+          <w:szCs w:val="32"/>
+        </w:rPr>
+        <w:t>p</w:t>
+      </w:r>
+      <w:r>
+        <w:rPr>
+          <w:i/>
+          <w:sz w:val="32"/>
+          <w:szCs w:val="32"/>
+        </w:rPr>
         <w:t>(</w:t>
       </w:r>
-      <w:proofErr w:type="spellStart"/>
-      <w:r>
-        <w:rPr>
-          <w:i/>
-          <w:sz w:val="32"/>
-          <w:szCs w:val="32"/>
-        </w:rPr>
-        <w:t>x,y,t</w:t>
-      </w:r>
-      <w:proofErr w:type="spellEnd"/>
-      <w:r>
-        <w:rPr>
-          <w:i/>
+      <w:proofErr w:type="gramEnd"/>
+      <w:r>
+        <w:rPr>
+          <w:i/>
+          <w:sz w:val="32"/>
+          <w:szCs w:val="32"/>
+        </w:rPr>
+        <w:t>x,y,t)</w:t>
+      </w:r>
+      <w:r>
+        <w:rPr>
+          <w:sz w:val="32"/>
+          <w:szCs w:val="32"/>
+        </w:rPr>
+        <w:t xml:space="preserve"> - Pre</w:t>
+      </w:r>
+      <w:r>
+        <w:rPr>
+          <w:sz w:val="32"/>
+          <w:szCs w:val="32"/>
+        </w:rPr>
+        <w:t xml:space="preserve">ssure in the fluid, with dimensions of mass / (length </w:t>
+      </w:r>
+      <w:r>
+        <w:rPr>
+          <w:position w:val="6"/>
+          <w:sz w:val="32"/>
+          <w:szCs w:val="32"/>
+        </w:rPr>
+        <w:t>.</w:t>
+      </w:r>
+      <w:r>
+        <w:rPr>
+          <w:sz w:val="32"/>
+          <w:szCs w:val="32"/>
+        </w:rPr>
+        <w:t xml:space="preserve"> time</w:t>
+      </w:r>
+      <w:r>
+        <w:rPr>
+          <w:sz w:val="32"/>
+          <w:szCs w:val="32"/>
+          <w:vertAlign w:val="superscript"/>
+        </w:rPr>
+        <w:t>2</w:t>
+      </w:r>
+      <w:r>
+        <w:rPr>
           <w:sz w:val="32"/>
           <w:szCs w:val="32"/>
         </w:rPr>
         <w:t>)</w:t>
       </w:r>
+    </w:p>
+    <w:p>
+      <w:pPr>
+        <w:rPr>
+          <w:sz w:val="32"/>
+          <w:szCs w:val="32"/>
+        </w:rPr>
+      </w:pPr>
+      <w:r>
+        <w:rPr>
+          <w:sz w:val="32"/>
+          <w:szCs w:val="32"/>
+        </w:rPr>
+        <w:t xml:space="preserve"> </w:t>
+      </w:r>
+      <w:proofErr w:type="gramStart"/>
+      <w:r>
+        <w:rPr>
+          <w:i/>
+          <w:sz w:val="32"/>
+          <w:szCs w:val="32"/>
+        </w:rPr>
+        <w:t>x</w:t>
+      </w:r>
+      <w:proofErr w:type="gramEnd"/>
+      <w:r>
+        <w:rPr>
+          <w:sz w:val="32"/>
+          <w:szCs w:val="32"/>
+        </w:rPr>
+        <w:t xml:space="preserve"> ,</w:t>
+      </w:r>
+      <w:r>
+        <w:rPr>
+          <w:color w:val="FFFFFF" w:themeColor="background1"/>
+          <w:sz w:val="32"/>
+          <w:szCs w:val="32"/>
+        </w:rPr>
+        <w:t>s</w:t>
+      </w:r>
+      <w:r>
+        <w:rPr>
+          <w:i/>
+          <w:sz w:val="32"/>
+          <w:szCs w:val="32"/>
+        </w:rPr>
+        <w:t>y</w:t>
+      </w:r>
       <w:r>
         <w:rPr>
           <w:sz w:val="32"/>
@@ -2078,13 +2209,353 @@
         </w:rPr>
         <w:t xml:space="preserve"> - </w:t>
       </w:r>
-      <w:proofErr w:type="spellStart"/>
-      <w:r>
-        <w:rPr>
-          <w:sz w:val="32"/>
-          <w:szCs w:val="32"/>
-        </w:rPr>
-        <w:t>The</w:t>
+      <w:r>
+        <w:rPr>
+          <w:sz w:val="32"/>
+          <w:szCs w:val="32"/>
+        </w:rPr>
+        <w:t xml:space="preserve">Cartesian </w:t>
+      </w:r>
+      <w:r>
+        <w:rPr>
+          <w:sz w:val="32"/>
+          <w:szCs w:val="32"/>
+        </w:rPr>
+        <w:t>coordinates, with dimensions of length</w:t>
+      </w:r>
+    </w:p>
+    <w:p>
+      <w:pPr>
+        <w:rPr>
+          <w:sz w:val="32"/>
+          <w:szCs w:val="32"/>
+        </w:rPr>
+      </w:pPr>
+      <w:r>
+        <w:rPr>
+          <w:i/>
+          <w:sz w:val="32"/>
+          <w:szCs w:val="32"/>
+        </w:rPr>
+        <w:t xml:space="preserve"> </w:t>
+      </w:r>
+      <w:r>
+        <w:rPr>
+          <w:i/>
+          <w:sz w:val="32"/>
+          <w:szCs w:val="32"/>
+        </w:rPr>
+        <w:t>t</w:t>
+      </w:r>
+      <w:r>
+        <w:rPr>
+          <w:sz w:val="32"/>
+          <w:szCs w:val="32"/>
+        </w:rPr>
+        <w:t xml:space="preserve"> -</w:t>
+      </w:r>
+      <w:r>
+        <w:rPr>
+          <w:sz w:val="32"/>
+          <w:szCs w:val="32"/>
+        </w:rPr>
+        <w:t xml:space="preserve"> </w:t>
+      </w:r>
+      <w:proofErr w:type="gramStart"/>
+      <w:r>
+        <w:rPr>
+          <w:sz w:val="32"/>
+          <w:szCs w:val="32"/>
+        </w:rPr>
+        <w:t>t</w:t>
+      </w:r>
+      <w:r>
+        <w:rPr>
+          <w:sz w:val="32"/>
+          <w:szCs w:val="32"/>
+        </w:rPr>
+        <w:t>ime</w:t>
+      </w:r>
+      <w:proofErr w:type="gramEnd"/>
+      <w:r>
+        <w:rPr>
+          <w:sz w:val="32"/>
+          <w:szCs w:val="32"/>
+        </w:rPr>
+        <w:t xml:space="preserve">, </w:t>
+      </w:r>
+      <w:r>
+        <w:rPr>
+          <w:sz w:val="32"/>
+          <w:szCs w:val="32"/>
+        </w:rPr>
+        <w:t>with dimensions of</w:t>
+      </w:r>
+      <w:r>
+        <w:rPr>
+          <w:sz w:val="32"/>
+          <w:szCs w:val="32"/>
+        </w:rPr>
+        <w:t xml:space="preserve"> time</w:t>
+      </w:r>
+    </w:p>
+    <w:p>
+      <w:pPr>
+        <w:rPr>
+          <w:sz w:val="32"/>
+          <w:szCs w:val="32"/>
+        </w:rPr>
+      </w:pPr>
+      <w:r>
+        <w:rPr>
+          <w:sz w:val="32"/>
+          <w:szCs w:val="32"/>
+        </w:rPr>
+        <w:t xml:space="preserve"> </w:t>
+      </w:r>
+      <w:r>
+        <w:rPr>
+          <w:i/>
+          <w:sz w:val="32"/>
+          <w:szCs w:val="32"/>
+        </w:rPr>
+        <w:t>Y</w:t>
+      </w:r>
+      <w:r>
+        <w:rPr>
+          <w:i/>
+          <w:sz w:val="32"/>
+          <w:szCs w:val="32"/>
+          <w:vertAlign w:val="subscript"/>
+        </w:rPr>
+        <w:t>cyl</w:t>
+      </w:r>
+      <w:r>
+        <w:rPr>
+          <w:sz w:val="32"/>
+          <w:szCs w:val="32"/>
+        </w:rPr>
+        <w:t xml:space="preserve"> - Vertical displacement of the cylinder, </w:t>
+      </w:r>
+      <w:r>
+        <w:rPr>
+          <w:sz w:val="32"/>
+          <w:szCs w:val="32"/>
+        </w:rPr>
+        <w:t>with dimensions</w:t>
+      </w:r>
+      <w:r>
+        <w:rPr>
+          <w:sz w:val="32"/>
+          <w:szCs w:val="32"/>
+        </w:rPr>
+        <w:t xml:space="preserve"> </w:t>
+      </w:r>
+      <w:r>
+        <w:rPr>
+          <w:sz w:val="32"/>
+          <w:szCs w:val="32"/>
+        </w:rPr>
+        <w:t xml:space="preserve">of </w:t>
+      </w:r>
+      <w:r>
+        <w:rPr>
+          <w:sz w:val="32"/>
+          <w:szCs w:val="32"/>
+        </w:rPr>
+        <w:t>length</w:t>
+      </w:r>
+    </w:p>
+    <w:p>
+      <w:pPr>
+        <w:jc w:val="center"/>
+        <w:rPr>
+          <w:sz w:val="32"/>
+          <w:szCs w:val="32"/>
+        </w:rPr>
+      </w:pPr>
+      <w:proofErr w:type="gramStart"/>
+      <w:r>
+        <w:rPr>
+          <w:color w:val="FFFFFF" w:themeColor="background1"/>
+          <w:sz w:val="32"/>
+          <w:szCs w:val="32"/>
+        </w:rPr>
+        <w:t>space</w:t>
+      </w:r>
+      <w:proofErr w:type="gramEnd"/>
+    </w:p>
+    <w:p>
+      <w:pPr>
+        <w:jc w:val="center"/>
+        <w:rPr>
+          <w:color w:val="FFFFFF" w:themeColor="background1"/>
+          <w:sz w:val="32"/>
+          <w:szCs w:val="32"/>
+        </w:rPr>
+      </w:pPr>
+    </w:p>
+    <w:p>
+      <w:pPr>
+        <w:rPr>
+          <w:sz w:val="32"/>
+          <w:szCs w:val="32"/>
+        </w:rPr>
+      </w:pPr>
+      <w:r>
+        <w:rPr>
+          <w:sz w:val="32"/>
+          <w:szCs w:val="32"/>
+        </w:rPr>
+        <w:t xml:space="preserve">By </w:t>
+      </w:r>
+      <w:r>
+        <w:rPr>
+          <w:sz w:val="32"/>
+          <w:szCs w:val="32"/>
+        </w:rPr>
+        <w:t>the “</w:t>
+      </w:r>
+      <w:r>
+        <w:rPr>
+          <w:sz w:val="32"/>
+          <w:szCs w:val="32"/>
+        </w:rPr>
+        <w:t>Buckingham P</w:t>
+      </w:r>
+      <w:r>
+        <w:rPr>
+          <w:sz w:val="32"/>
+          <w:szCs w:val="32"/>
+        </w:rPr>
+        <w:t>i</w:t>
+      </w:r>
+      <w:r>
+        <w:rPr>
+          <w:sz w:val="32"/>
+          <w:szCs w:val="32"/>
+        </w:rPr>
+        <w:t xml:space="preserve"> Theorem</w:t>
+      </w:r>
+      <w:r>
+        <w:rPr>
+          <w:sz w:val="32"/>
+          <w:szCs w:val="32"/>
+        </w:rPr>
+        <w:t>”</w:t>
+      </w:r>
+      <w:r>
+        <w:rPr>
+          <w:sz w:val="32"/>
+          <w:szCs w:val="32"/>
+        </w:rPr>
+        <w:t xml:space="preserve">, </w:t>
+      </w:r>
+      <w:r>
+        <w:rPr>
+          <w:sz w:val="32"/>
+          <w:szCs w:val="32"/>
+        </w:rPr>
+        <w:t>we select three of our dimensional parameters whose dimensions</w:t>
+      </w:r>
+      <w:r>
+        <w:rPr>
+          <w:sz w:val="32"/>
+          <w:szCs w:val="32"/>
+        </w:rPr>
+        <w:t xml:space="preserve"> “s</w:t>
+      </w:r>
+      <w:r>
+        <w:rPr>
+          <w:sz w:val="32"/>
+          <w:szCs w:val="32"/>
+        </w:rPr>
+        <w:t>pan the space” of the three “fundamental dimensions” (mass, length, and time)</w:t>
+      </w:r>
+      <w:r>
+        <w:rPr>
+          <w:sz w:val="32"/>
+          <w:szCs w:val="32"/>
+        </w:rPr>
+        <w:t>,</w:t>
+      </w:r>
+      <w:r>
+        <w:rPr>
+          <w:sz w:val="32"/>
+          <w:szCs w:val="32"/>
+        </w:rPr>
+        <w:t xml:space="preserve"> </w:t>
+      </w:r>
+      <w:r>
+        <w:rPr>
+          <w:sz w:val="32"/>
+          <w:szCs w:val="32"/>
+        </w:rPr>
+        <w:t>a</w:t>
+      </w:r>
+      <w:r>
+        <w:rPr>
+          <w:sz w:val="32"/>
+          <w:szCs w:val="32"/>
+        </w:rPr>
+        <w:t>nd</w:t>
+      </w:r>
+      <w:r>
+        <w:rPr>
+          <w:sz w:val="32"/>
+          <w:szCs w:val="32"/>
+        </w:rPr>
+        <w:t xml:space="preserve"> </w:t>
+      </w:r>
+      <w:r>
+        <w:rPr>
+          <w:sz w:val="32"/>
+          <w:szCs w:val="32"/>
+        </w:rPr>
+        <w:t xml:space="preserve">use them to </w:t>
+      </w:r>
+      <w:r>
+        <w:rPr>
+          <w:sz w:val="32"/>
+          <w:szCs w:val="32"/>
+        </w:rPr>
+        <w:t>represent the dimens</w:t>
+      </w:r>
+      <w:r>
+        <w:rPr>
+          <w:sz w:val="32"/>
+          <w:szCs w:val="32"/>
+        </w:rPr>
+        <w:t>ional variables</w:t>
+      </w:r>
+      <w:r>
+        <w:rPr>
+          <w:sz w:val="32"/>
+          <w:szCs w:val="32"/>
+        </w:rPr>
+        <w:t>.</w:t>
+      </w:r>
+    </w:p>
+    <w:p>
+      <w:pPr>
+        <w:rPr>
+          <w:sz w:val="32"/>
+          <w:szCs w:val="32"/>
+        </w:rPr>
+      </w:pPr>
+      <w:r>
+        <w:rPr>
+          <w:sz w:val="32"/>
+          <w:szCs w:val="32"/>
+        </w:rPr>
+        <w:t xml:space="preserve">Here, </w:t>
+      </w:r>
+      <w:r>
+        <w:rPr>
+          <w:sz w:val="32"/>
+          <w:szCs w:val="32"/>
+        </w:rPr>
+        <w:t>we select</w:t>
       </w:r>
       <w:r>
         <w:rPr>
@@ -2100,15 +2571,15 @@
           <w:sz w:val="32"/>
           <w:szCs w:val="32"/>
         </w:rPr>
-        <w:t>x</w:t>
-      </w:r>
-      <w:proofErr w:type="spellEnd"/>
-      <w:r>
-        <w:rPr>
-          <w:sz w:val="32"/>
-          <w:szCs w:val="32"/>
-        </w:rPr>
-        <w:t>- and</w:t>
+        <w:t>D</w:t>
+      </w:r>
+      <w:proofErr w:type="gramStart"/>
+      <w:r>
+        <w:rPr>
+          <w:sz w:val="32"/>
+          <w:szCs w:val="32"/>
+        </w:rPr>
+        <w:t>,</w:t>
       </w:r>
       <w:r>
         <w:rPr>
@@ -2124,17 +2595,19 @@
           <w:sz w:val="32"/>
           <w:szCs w:val="32"/>
         </w:rPr>
-        <w:t>y</w:t>
-      </w:r>
-      <w:r>
-        <w:rPr>
-          <w:sz w:val="32"/>
-          <w:szCs w:val="32"/>
-        </w:rPr>
-        <w:t>- components of the fluid velocity,</w:t>
-      </w:r>
-      <w:r>
-        <w:rPr>
+        <w:t>ρ</w:t>
+      </w:r>
+      <w:proofErr w:type="gramEnd"/>
+      <w:r>
+        <w:rPr>
+          <w:sz w:val="32"/>
+          <w:szCs w:val="32"/>
+        </w:rPr>
+        <w:t>,</w:t>
+      </w:r>
+      <w:r>
+        <w:rPr>
+          <w:color w:val="FFFFFF" w:themeColor="background1"/>
           <w:sz w:val="32"/>
           <w:szCs w:val="32"/>
         </w:rPr>
@@ -2145,135 +2618,7 @@
           <w:sz w:val="32"/>
           <w:szCs w:val="32"/>
         </w:rPr>
-        <w:t xml:space="preserve">with dimensions of length / time  </w:t>
-      </w:r>
-    </w:p>
-    <w:p>
-      <w:pPr>
-        <w:ind w:left="1260" w:hanging="1260"/>
-        <w:rPr>
-          <w:sz w:val="32"/>
-          <w:szCs w:val="32"/>
-        </w:rPr>
-      </w:pPr>
-      <w:r>
-        <w:rPr>
-          <w:sz w:val="32"/>
-          <w:szCs w:val="32"/>
-        </w:rPr>
-        <w:t xml:space="preserve"> </w:t>
-      </w:r>
-      <w:proofErr w:type="gramStart"/>
-      <w:r>
-        <w:rPr>
-          <w:i/>
-          <w:sz w:val="32"/>
-          <w:szCs w:val="32"/>
-        </w:rPr>
-        <w:t>p</w:t>
-      </w:r>
-      <w:r>
-        <w:rPr>
-          <w:i/>
-          <w:sz w:val="32"/>
-          <w:szCs w:val="32"/>
-        </w:rPr>
-        <w:t>(</w:t>
-      </w:r>
-      <w:proofErr w:type="spellStart"/>
-      <w:proofErr w:type="gramEnd"/>
-      <w:r>
-        <w:rPr>
-          <w:i/>
-          <w:sz w:val="32"/>
-          <w:szCs w:val="32"/>
-        </w:rPr>
-        <w:t>x,y,t</w:t>
-      </w:r>
-      <w:proofErr w:type="spellEnd"/>
-      <w:r>
-        <w:rPr>
-          <w:i/>
-          <w:sz w:val="32"/>
-          <w:szCs w:val="32"/>
-        </w:rPr>
-        <w:t>)</w:t>
-      </w:r>
-      <w:r>
-        <w:rPr>
-          <w:sz w:val="32"/>
-          <w:szCs w:val="32"/>
-        </w:rPr>
-        <w:t xml:space="preserve"> - Pre</w:t>
-      </w:r>
-      <w:r>
-        <w:rPr>
-          <w:sz w:val="32"/>
-          <w:szCs w:val="32"/>
-        </w:rPr>
-        <w:t xml:space="preserve">ssure in the fluid, with dimensions of mass / (length </w:t>
-      </w:r>
-      <w:r>
-        <w:rPr>
-          <w:position w:val="6"/>
-          <w:sz w:val="32"/>
-          <w:szCs w:val="32"/>
-        </w:rPr>
-        <w:t>.</w:t>
-      </w:r>
-      <w:r>
-        <w:rPr>
-          <w:sz w:val="32"/>
-          <w:szCs w:val="32"/>
-        </w:rPr>
-        <w:t xml:space="preserve"> time</w:t>
-      </w:r>
-      <w:r>
-        <w:rPr>
-          <w:sz w:val="32"/>
-          <w:szCs w:val="32"/>
-          <w:vertAlign w:val="superscript"/>
-        </w:rPr>
-        <w:t>2</w:t>
-      </w:r>
-      <w:r>
-        <w:rPr>
-          <w:sz w:val="32"/>
-          <w:szCs w:val="32"/>
-        </w:rPr>
-        <w:t>)</w:t>
-      </w:r>
-    </w:p>
-    <w:p>
-      <w:pPr>
-        <w:rPr>
-          <w:sz w:val="32"/>
-          <w:szCs w:val="32"/>
-        </w:rPr>
-      </w:pPr>
-      <w:r>
-        <w:rPr>
-          <w:sz w:val="32"/>
-          <w:szCs w:val="32"/>
-        </w:rPr>
-        <w:t xml:space="preserve"> </w:t>
-      </w:r>
-      <w:proofErr w:type="gramStart"/>
-      <w:r>
-        <w:rPr>
-          <w:i/>
-          <w:sz w:val="32"/>
-          <w:szCs w:val="32"/>
-        </w:rPr>
-        <w:t>x</w:t>
-      </w:r>
-      <w:proofErr w:type="gramEnd"/>
-      <w:r>
-        <w:rPr>
-          <w:sz w:val="32"/>
-          <w:szCs w:val="32"/>
-        </w:rPr>
-        <w:t xml:space="preserve"> ,</w:t>
+        <w:t>and</w:t>
       </w:r>
       <w:r>
         <w:rPr>
@@ -2289,449 +2634,8 @@
           <w:sz w:val="32"/>
           <w:szCs w:val="32"/>
         </w:rPr>
-        <w:t>y</w:t>
-      </w:r>
-      <w:r>
-        <w:rPr>
-          <w:sz w:val="32"/>
-          <w:szCs w:val="32"/>
-        </w:rPr>
-        <w:t xml:space="preserve"> - </w:t>
-      </w:r>
-      <w:r>
-        <w:rPr>
-          <w:sz w:val="32"/>
-          <w:szCs w:val="32"/>
-        </w:rPr>
-        <w:t xml:space="preserve">Cartesian </w:t>
-      </w:r>
-      <w:r>
-        <w:rPr>
-          <w:sz w:val="32"/>
-          <w:szCs w:val="32"/>
-        </w:rPr>
-        <w:t>coordinates, with dimensions of length</w:t>
-      </w:r>
-    </w:p>
-    <w:p>
-      <w:pPr>
-        <w:rPr>
-          <w:sz w:val="32"/>
-          <w:szCs w:val="32"/>
-        </w:rPr>
-      </w:pPr>
-      <w:r>
-        <w:rPr>
-          <w:i/>
-          <w:sz w:val="32"/>
-          <w:szCs w:val="32"/>
-        </w:rPr>
-        <w:t xml:space="preserve"> </w:t>
-      </w:r>
-      <w:r>
-        <w:rPr>
-          <w:i/>
-          <w:sz w:val="32"/>
-          <w:szCs w:val="32"/>
-        </w:rPr>
-        <w:t>t</w:t>
-      </w:r>
-      <w:r>
-        <w:rPr>
-          <w:sz w:val="32"/>
-          <w:szCs w:val="32"/>
-        </w:rPr>
-        <w:t xml:space="preserve"> -</w:t>
-      </w:r>
-      <w:r>
-        <w:rPr>
-          <w:sz w:val="32"/>
-          <w:szCs w:val="32"/>
-        </w:rPr>
-        <w:t xml:space="preserve"> </w:t>
-      </w:r>
-      <w:proofErr w:type="gramStart"/>
-      <w:r>
-        <w:rPr>
-          <w:sz w:val="32"/>
-          <w:szCs w:val="32"/>
-        </w:rPr>
-        <w:t>t</w:t>
-      </w:r>
-      <w:r>
-        <w:rPr>
-          <w:sz w:val="32"/>
-          <w:szCs w:val="32"/>
-        </w:rPr>
-        <w:t>ime</w:t>
-      </w:r>
-      <w:proofErr w:type="gramEnd"/>
-      <w:r>
-        <w:rPr>
-          <w:sz w:val="32"/>
-          <w:szCs w:val="32"/>
-        </w:rPr>
-        <w:t xml:space="preserve">, </w:t>
-      </w:r>
-      <w:r>
-        <w:rPr>
-          <w:sz w:val="32"/>
-          <w:szCs w:val="32"/>
-        </w:rPr>
-        <w:t>with dimensions of</w:t>
-      </w:r>
-      <w:r>
-        <w:rPr>
-          <w:sz w:val="32"/>
-          <w:szCs w:val="32"/>
-        </w:rPr>
-        <w:t xml:space="preserve"> time</w:t>
-      </w:r>
-    </w:p>
-    <w:p>
-      <w:pPr>
-        <w:rPr>
-          <w:sz w:val="32"/>
-          <w:szCs w:val="32"/>
-        </w:rPr>
-      </w:pPr>
-      <w:r>
-        <w:rPr>
-          <w:sz w:val="32"/>
-          <w:szCs w:val="32"/>
-        </w:rPr>
-        <w:t xml:space="preserve"> </w:t>
-      </w:r>
-      <w:r>
-        <w:rPr>
-          <w:i/>
-          <w:sz w:val="32"/>
-          <w:szCs w:val="32"/>
-        </w:rPr>
-        <w:t>Y</w:t>
-      </w:r>
-      <w:r>
-        <w:rPr>
-          <w:i/>
-          <w:sz w:val="32"/>
-          <w:szCs w:val="32"/>
-          <w:vertAlign w:val="subscript"/>
-        </w:rPr>
-        <w:t>cyl</w:t>
-      </w:r>
-      <w:r>
-        <w:rPr>
-          <w:sz w:val="32"/>
-          <w:szCs w:val="32"/>
-        </w:rPr>
-        <w:t xml:space="preserve"> - Vertical displacement of the cylinder, </w:t>
-      </w:r>
-      <w:r>
-        <w:rPr>
-          <w:sz w:val="32"/>
-          <w:szCs w:val="32"/>
-        </w:rPr>
-        <w:t>with dimensions</w:t>
-      </w:r>
-      <w:r>
-        <w:rPr>
-          <w:sz w:val="32"/>
-          <w:szCs w:val="32"/>
-        </w:rPr>
-        <w:t xml:space="preserve"> </w:t>
-      </w:r>
-      <w:r>
-        <w:rPr>
-          <w:sz w:val="32"/>
-          <w:szCs w:val="32"/>
-        </w:rPr>
-        <w:t xml:space="preserve">of </w:t>
-      </w:r>
-      <w:r>
-        <w:rPr>
-          <w:sz w:val="32"/>
-          <w:szCs w:val="32"/>
-        </w:rPr>
-        <w:t>length</w:t>
-      </w:r>
-    </w:p>
-    <w:p>
-      <w:pPr>
-        <w:rPr>
-          <w:sz w:val="32"/>
-          <w:szCs w:val="32"/>
-        </w:rPr>
-      </w:pPr>
-      <w:r>
-        <w:rPr>
-          <w:sz w:val="32"/>
-          <w:szCs w:val="32"/>
-        </w:rPr>
-        <w:t xml:space="preserve"> </w:t>
-      </w:r>
-    </w:p>
-    <w:p>
-      <w:pPr>
-        <w:jc w:val="center"/>
-        <w:rPr>
-          <w:color w:val="FFFFFF" w:themeColor="background1"/>
-          <w:sz w:val="32"/>
-          <w:szCs w:val="32"/>
-        </w:rPr>
-      </w:pPr>
-    </w:p>
-    <w:p>
-      <w:pPr>
-        <w:rPr>
-          <w:sz w:val="32"/>
-          <w:szCs w:val="32"/>
-        </w:rPr>
-      </w:pPr>
-      <w:r>
-        <w:rPr>
-          <w:sz w:val="32"/>
-          <w:szCs w:val="32"/>
-        </w:rPr>
-        <w:t xml:space="preserve">By </w:t>
-      </w:r>
-      <w:r>
-        <w:rPr>
-          <w:sz w:val="32"/>
-          <w:szCs w:val="32"/>
-        </w:rPr>
-        <w:t>the “</w:t>
-      </w:r>
-      <w:r>
-        <w:rPr>
-          <w:sz w:val="32"/>
-          <w:szCs w:val="32"/>
-        </w:rPr>
-        <w:t>Buckingham P</w:t>
-      </w:r>
-      <w:r>
-        <w:rPr>
-          <w:sz w:val="32"/>
-          <w:szCs w:val="32"/>
-        </w:rPr>
-        <w:t>i</w:t>
-      </w:r>
-      <w:r>
-        <w:rPr>
-          <w:sz w:val="32"/>
-          <w:szCs w:val="32"/>
-        </w:rPr>
-        <w:t xml:space="preserve"> Theorem</w:t>
-      </w:r>
-      <w:r>
-        <w:rPr>
-          <w:sz w:val="32"/>
-          <w:szCs w:val="32"/>
-        </w:rPr>
-        <w:t>”</w:t>
-      </w:r>
-      <w:r>
-        <w:rPr>
-          <w:sz w:val="32"/>
-          <w:szCs w:val="32"/>
-        </w:rPr>
-        <w:t xml:space="preserve">, </w:t>
-      </w:r>
-      <w:r>
-        <w:rPr>
-          <w:sz w:val="32"/>
-          <w:szCs w:val="32"/>
-        </w:rPr>
-        <w:t>we select three of our dimensional parameters whose dimensions</w:t>
-      </w:r>
-      <w:r>
-        <w:rPr>
-          <w:sz w:val="32"/>
-          <w:szCs w:val="32"/>
-        </w:rPr>
-        <w:t xml:space="preserve"> “s</w:t>
-      </w:r>
-      <w:r>
-        <w:rPr>
-          <w:sz w:val="32"/>
-          <w:szCs w:val="32"/>
-        </w:rPr>
-        <w:t>pan the space” of the three “fundamental dimensions” (mass, length, and time)</w:t>
-      </w:r>
-      <w:r>
-        <w:rPr>
-          <w:sz w:val="32"/>
-          <w:szCs w:val="32"/>
-        </w:rPr>
-        <w:t>,</w:t>
-      </w:r>
-      <w:r>
-        <w:rPr>
-          <w:sz w:val="32"/>
-          <w:szCs w:val="32"/>
-        </w:rPr>
-        <w:t xml:space="preserve"> </w:t>
-      </w:r>
-      <w:r>
-        <w:rPr>
-          <w:sz w:val="32"/>
-          <w:szCs w:val="32"/>
-        </w:rPr>
-        <w:t>a</w:t>
-      </w:r>
-      <w:r>
-        <w:rPr>
-          <w:sz w:val="32"/>
-          <w:szCs w:val="32"/>
-        </w:rPr>
-        <w:t>nd</w:t>
-      </w:r>
-      <w:r>
-        <w:rPr>
-          <w:sz w:val="32"/>
-          <w:szCs w:val="32"/>
-        </w:rPr>
-        <w:t xml:space="preserve"> </w:t>
-      </w:r>
-      <w:r>
-        <w:rPr>
-          <w:sz w:val="32"/>
-          <w:szCs w:val="32"/>
-        </w:rPr>
-        <w:t xml:space="preserve">use them to </w:t>
-      </w:r>
-      <w:r>
-        <w:rPr>
-          <w:sz w:val="32"/>
-          <w:szCs w:val="32"/>
-        </w:rPr>
-        <w:t>represent the dimens</w:t>
-      </w:r>
-      <w:r>
-        <w:rPr>
-          <w:sz w:val="32"/>
-          <w:szCs w:val="32"/>
-        </w:rPr>
-        <w:t>ional variables</w:t>
-      </w:r>
-      <w:r>
-        <w:rPr>
-          <w:sz w:val="32"/>
-          <w:szCs w:val="32"/>
-        </w:rPr>
-        <w:t>.</w:t>
-      </w:r>
-    </w:p>
-    <w:p>
-      <w:pPr>
-        <w:rPr>
-          <w:sz w:val="32"/>
-          <w:szCs w:val="32"/>
-        </w:rPr>
-      </w:pPr>
-      <w:r>
-        <w:rPr>
-          <w:sz w:val="32"/>
-          <w:szCs w:val="32"/>
-        </w:rPr>
-        <w:t xml:space="preserve">Here, </w:t>
-      </w:r>
-      <w:r>
-        <w:rPr>
-          <w:sz w:val="32"/>
-          <w:szCs w:val="32"/>
-        </w:rPr>
-        <w:t xml:space="preserve">we </w:t>
-      </w:r>
-      <w:proofErr w:type="spellStart"/>
-      <w:r>
-        <w:rPr>
-          <w:sz w:val="32"/>
-          <w:szCs w:val="32"/>
-        </w:rPr>
-        <w:t>select</w:t>
-      </w:r>
-      <w:r>
-        <w:rPr>
-          <w:color w:val="FFFFFF" w:themeColor="background1"/>
-          <w:sz w:val="32"/>
-          <w:szCs w:val="32"/>
-        </w:rPr>
-        <w:t>s</w:t>
-      </w:r>
-      <w:r>
-        <w:rPr>
-          <w:i/>
-          <w:sz w:val="32"/>
-          <w:szCs w:val="32"/>
-        </w:rPr>
-        <w:t>D</w:t>
-      </w:r>
-      <w:proofErr w:type="gramStart"/>
-      <w:r>
-        <w:rPr>
-          <w:sz w:val="32"/>
-          <w:szCs w:val="32"/>
-        </w:rPr>
-        <w:t>,</w:t>
-      </w:r>
-      <w:r>
-        <w:rPr>
-          <w:color w:val="FFFFFF" w:themeColor="background1"/>
-          <w:sz w:val="32"/>
-          <w:szCs w:val="32"/>
-        </w:rPr>
-        <w:t>s</w:t>
-      </w:r>
-      <w:r>
-        <w:rPr>
-          <w:i/>
-          <w:sz w:val="32"/>
-          <w:szCs w:val="32"/>
-        </w:rPr>
-        <w:t>ρ</w:t>
-      </w:r>
-      <w:proofErr w:type="spellEnd"/>
-      <w:proofErr w:type="gramEnd"/>
-      <w:r>
-        <w:rPr>
-          <w:sz w:val="32"/>
-          <w:szCs w:val="32"/>
-        </w:rPr>
-        <w:t>,</w:t>
-      </w:r>
-      <w:r>
-        <w:rPr>
-          <w:color w:val="FFFFFF" w:themeColor="background1"/>
-          <w:sz w:val="32"/>
-          <w:szCs w:val="32"/>
-        </w:rPr>
-        <w:t xml:space="preserve"> </w:t>
-      </w:r>
-      <w:proofErr w:type="spellStart"/>
-      <w:r>
-        <w:rPr>
-          <w:sz w:val="32"/>
-          <w:szCs w:val="32"/>
-        </w:rPr>
-        <w:t>and</w:t>
-      </w:r>
-      <w:r>
-        <w:rPr>
-          <w:color w:val="FFFFFF" w:themeColor="background1"/>
-          <w:sz w:val="32"/>
-          <w:szCs w:val="32"/>
-        </w:rPr>
-        <w:t>s</w:t>
-      </w:r>
-      <w:r>
-        <w:rPr>
-          <w:i/>
-          <w:sz w:val="32"/>
-          <w:szCs w:val="32"/>
-        </w:rPr>
         <w:t>μ</w:t>
       </w:r>
-      <w:proofErr w:type="spellEnd"/>
       <w:r>
         <w:rPr>
           <w:sz w:val="32"/>
@@ -3546,6 +3450,24 @@
           <w:sz w:val="32"/>
           <w:szCs w:val="32"/>
         </w:rPr>
+        <w:t xml:space="preserve">The importance of this nondimensionalization is that the solution to the flow problem now depends on only three (dimensionless) parameters, instead of six dimensional parameters. Thus, if we determine how the solution depends on the three dimensionless parameters, we will know how it depends on the six dimensional parameters. This reduction in the size of the parameter space greatly reduces the computational effort required to understand the flow. </w:t>
+      </w:r>
+    </w:p>
+    <w:p>
+      <w:pPr>
+        <w:tabs>
+          <w:tab w:val="left" w:pos="1047"/>
+        </w:tabs>
+        <w:rPr>
+          <w:sz w:val="32"/>
+          <w:szCs w:val="32"/>
+        </w:rPr>
+      </w:pPr>
+      <w:r>
+        <w:rPr>
+          <w:sz w:val="32"/>
+          <w:szCs w:val="32"/>
+        </w:rPr>
         <w:t>With these dimensionless</w:t>
       </w:r>
       <w:r>
@@ -3567,7 +3489,23 @@
           <w:sz w:val="32"/>
           <w:szCs w:val="32"/>
         </w:rPr>
-        <w:t>variables, the two-dimensional incompressible Navier-Stokes equa</w:t>
+        <w:t>variables, the two-</w:t>
+      </w:r>
+      <w:proofErr w:type="gramStart"/>
+      <w:r>
+        <w:rPr>
+          <w:sz w:val="32"/>
+          <w:szCs w:val="32"/>
+        </w:rPr>
+        <w:t>dimensional</w:t>
+      </w:r>
+      <w:proofErr w:type="gramEnd"/>
+      <w:r>
+        <w:rPr>
+          <w:sz w:val="32"/>
+          <w:szCs w:val="32"/>
+        </w:rPr>
+        <w:t xml:space="preserve"> incompressible Navier-Stokes equa</w:t>
       </w:r>
       <w:r>
         <w:rPr>
@@ -3678,35 +3616,40 @@
     <w:p>
       <w:pPr>
         <w:rPr>
+          <w:sz w:val="72"/>
+          <w:szCs w:val="72"/>
+        </w:rPr>
+      </w:pPr>
+      <w:r>
+        <w:rPr>
+          <w:sz w:val="72"/>
+          <w:szCs w:val="72"/>
+        </w:rPr>
+        <w:t>__imagesize:original__</w:t>
+      </w:r>
+    </w:p>
+    <w:p>
+      <w:pPr>
+        <w:rPr>
+          <w:sz w:val="72"/>
+          <w:szCs w:val="72"/>
+        </w:rPr>
+      </w:pPr>
+      <w:r>
+        <w:rPr>
+          <w:sz w:val="72"/>
+          <w:szCs w:val="72"/>
+        </w:rPr>
+        <w:t>__hr__</w:t>
+      </w:r>
+    </w:p>
+    <w:p>
+      <w:pPr>
+        <w:rPr>
           <w:sz w:val="56"/>
           <w:szCs w:val="56"/>
         </w:rPr>
       </w:pPr>
-      <w:bookmarkStart w:id="0" w:name="_GoBack"/>
-      <w:bookmarkEnd w:id="0"/>
-      <w:r>
-        <w:rPr>
-          <w:sz w:val="72"/>
-          <w:szCs w:val="72"/>
-        </w:rPr>
-        <w:t>__</w:t>
-      </w:r>
-      <w:proofErr w:type="spellStart"/>
-      <w:r>
-        <w:rPr>
-          <w:sz w:val="72"/>
-          <w:szCs w:val="72"/>
-        </w:rPr>
-        <w:t>hr</w:t>
-      </w:r>
-      <w:proofErr w:type="spellEnd"/>
-      <w:r>
-        <w:rPr>
-          <w:sz w:val="72"/>
-          <w:szCs w:val="72"/>
-        </w:rPr>
-        <w:t>__</w:t>
-      </w:r>
     </w:p>
     <w:p>
       <w:pPr>
@@ -4133,6 +4076,7 @@
   <w:style w:type="character" w:default="1" w:styleId="DefaultParagraphFont">
     <w:name w:val="Default Paragraph Font"/>
     <w:uiPriority w:val="1"/>
+    <w:semiHidden/>
     <w:unhideWhenUsed/>
   </w:style>
   <w:style w:type="table" w:default="1" w:styleId="TableNormal">
